--- a/人工智慧模型-Sinco研發報告.docx
+++ b/人工智慧模型-Sinco研發報告.docx
@@ -148,7 +148,7 @@
     <w:p>
       <w:pPr>
         <w:rPr>
-          <w:rFonts w:ascii="Times New Roman" w:eastAsia="標楷體" w:hAnsi="Times New Roman" w:hint="eastAsia"/>
+          <w:rFonts w:ascii="Times New Roman" w:eastAsia="標楷體" w:hAnsi="Times New Roman"/>
           <w:sz w:val="36"/>
           <w:szCs w:val="36"/>
         </w:rPr>
@@ -304,7 +304,7 @@
       <w:pPr>
         <w:ind w:firstLineChars="200" w:firstLine="720"/>
         <w:rPr>
-          <w:rFonts w:ascii="Times New Roman" w:eastAsia="標楷體" w:hAnsi="Times New Roman" w:hint="eastAsia"/>
+          <w:rFonts w:ascii="Times New Roman" w:eastAsia="標楷體" w:hAnsi="Times New Roman"/>
           <w:sz w:val="36"/>
           <w:szCs w:val="36"/>
         </w:rPr>
@@ -381,6 +381,218 @@
         </w:rPr>
         <w:t>等</w:t>
       </w:r>
+    </w:p>
+    <w:p>
+      <w:pPr>
+        <w:rPr>
+          <w:rFonts w:ascii="Times New Roman" w:eastAsia="標楷體" w:hAnsi="Times New Roman"/>
+          <w:sz w:val="36"/>
+          <w:szCs w:val="36"/>
+        </w:rPr>
+      </w:pPr>
+      <w:r>
+        <w:rPr>
+          <w:rFonts w:ascii="Times New Roman" w:eastAsia="標楷體" w:hAnsi="Times New Roman"/>
+          <w:sz w:val="36"/>
+          <w:szCs w:val="36"/>
+        </w:rPr>
+        <w:lastRenderedPageBreak/>
+        <w:tab/>
+      </w:r>
+      <w:r>
+        <w:rPr>
+          <w:rFonts w:ascii="Times New Roman" w:eastAsia="標楷體" w:hAnsi="Times New Roman" w:hint="eastAsia"/>
+          <w:sz w:val="36"/>
+          <w:szCs w:val="36"/>
+        </w:rPr>
+        <w:t>現階段發現有多項製作錯誤，意旨</w:t>
+      </w:r>
+      <w:r>
+        <w:rPr>
+          <w:rFonts w:ascii="Times New Roman" w:eastAsia="標楷體" w:hAnsi="Times New Roman" w:hint="eastAsia"/>
+          <w:sz w:val="36"/>
+          <w:szCs w:val="36"/>
+        </w:rPr>
+        <w:t>回答問題有多項錯誤，</w:t>
+      </w:r>
+      <w:r>
+        <w:rPr>
+          <w:rFonts w:ascii="Times New Roman" w:eastAsia="標楷體" w:hAnsi="Times New Roman" w:hint="eastAsia"/>
+          <w:sz w:val="36"/>
+          <w:szCs w:val="36"/>
+        </w:rPr>
+        <w:t>回答問題有語病</w:t>
+      </w:r>
+      <w:r>
+        <w:rPr>
+          <w:rFonts w:ascii="Times New Roman" w:eastAsia="標楷體" w:hAnsi="Times New Roman" w:hint="eastAsia"/>
+          <w:sz w:val="36"/>
+          <w:szCs w:val="36"/>
+        </w:rPr>
+        <w:t>、口吃等多項問題，</w:t>
+      </w:r>
+      <w:r>
+        <w:rPr>
+          <w:rFonts w:ascii="Times New Roman" w:eastAsia="標楷體" w:hAnsi="Times New Roman" w:hint="eastAsia"/>
+          <w:sz w:val="36"/>
+          <w:szCs w:val="36"/>
+        </w:rPr>
+        <w:t>也就是所謂的</w:t>
+      </w:r>
+      <w:r>
+        <w:rPr>
+          <w:rFonts w:ascii="Times New Roman" w:eastAsia="標楷體" w:hAnsi="Times New Roman" w:hint="eastAsia"/>
+          <w:sz w:val="36"/>
+          <w:szCs w:val="36"/>
+        </w:rPr>
+        <w:t>過擬合</w:t>
+      </w:r>
+      <w:r>
+        <w:rPr>
+          <w:rFonts w:ascii="Times New Roman" w:eastAsia="標楷體" w:hAnsi="Times New Roman" w:hint="eastAsia"/>
+          <w:sz w:val="36"/>
+          <w:szCs w:val="36"/>
+        </w:rPr>
+        <w:t>(</w:t>
+      </w:r>
+      <w:r>
+        <w:rPr>
+          <w:rFonts w:ascii="Times New Roman" w:eastAsia="標楷體" w:hAnsi="Times New Roman" w:hint="eastAsia"/>
+          <w:sz w:val="36"/>
+          <w:szCs w:val="36"/>
+        </w:rPr>
+        <w:t>俗稱</w:t>
+      </w:r>
+      <w:r>
+        <w:rPr>
+          <w:rFonts w:ascii="Times New Roman" w:eastAsia="標楷體" w:hAnsi="Times New Roman" w:hint="eastAsia"/>
+          <w:sz w:val="36"/>
+          <w:szCs w:val="36"/>
+        </w:rPr>
+        <w:t xml:space="preserve">: </w:t>
+      </w:r>
+      <w:r>
+        <w:rPr>
+          <w:rFonts w:ascii="Times New Roman" w:eastAsia="標楷體" w:hAnsi="Times New Roman" w:hint="eastAsia"/>
+          <w:sz w:val="36"/>
+          <w:szCs w:val="36"/>
+        </w:rPr>
+        <w:t>死記硬背</w:t>
+      </w:r>
+      <w:r>
+        <w:rPr>
+          <w:rFonts w:ascii="Times New Roman" w:eastAsia="標楷體" w:hAnsi="Times New Roman" w:hint="eastAsia"/>
+          <w:sz w:val="36"/>
+          <w:szCs w:val="36"/>
+        </w:rPr>
+        <w:t>)</w:t>
+      </w:r>
+      <w:r>
+        <w:rPr>
+          <w:rFonts w:ascii="Times New Roman" w:eastAsia="標楷體" w:hAnsi="Times New Roman" w:hint="eastAsia"/>
+          <w:sz w:val="36"/>
+          <w:szCs w:val="36"/>
+        </w:rPr>
+        <w:t>目前對於這個方面沒有過多的最佳方式與最佳解答進行處理。</w:t>
+      </w:r>
+    </w:p>
+    <w:p>
+      <w:pPr>
+        <w:rPr>
+          <w:rFonts w:ascii="Times New Roman" w:eastAsia="標楷體" w:hAnsi="Times New Roman"/>
+          <w:sz w:val="36"/>
+          <w:szCs w:val="36"/>
+        </w:rPr>
+      </w:pPr>
+      <w:r>
+        <w:rPr>
+          <w:rFonts w:ascii="Times New Roman" w:eastAsia="標楷體" w:hAnsi="Times New Roman" w:hint="eastAsia"/>
+          <w:sz w:val="36"/>
+          <w:szCs w:val="36"/>
+        </w:rPr>
+        <w:t>在過擬合這個層面來說</w:t>
+      </w:r>
+      <w:r>
+        <w:rPr>
+          <w:rFonts w:ascii="Times New Roman" w:eastAsia="標楷體" w:hAnsi="Times New Roman" w:hint="eastAsia"/>
+          <w:sz w:val="36"/>
+          <w:szCs w:val="36"/>
+        </w:rPr>
+        <w:t>的可以處理的方法是</w:t>
+      </w:r>
+      <w:r>
+        <w:rPr>
+          <w:rFonts w:ascii="Times New Roman" w:eastAsia="標楷體" w:hAnsi="Times New Roman" w:hint="eastAsia"/>
+          <w:sz w:val="36"/>
+          <w:szCs w:val="36"/>
+        </w:rPr>
+        <w:t xml:space="preserve">: </w:t>
+      </w:r>
+      <w:r>
+        <w:rPr>
+          <w:rFonts w:ascii="Times New Roman" w:eastAsia="標楷體" w:hAnsi="Times New Roman" w:hint="eastAsia"/>
+          <w:sz w:val="36"/>
+          <w:szCs w:val="36"/>
+        </w:rPr>
+        <w:t>增加訓練量</w:t>
+      </w:r>
+      <w:r>
+        <w:rPr>
+          <w:rFonts w:ascii="Times New Roman" w:eastAsia="標楷體" w:hAnsi="Times New Roman" w:hint="eastAsia"/>
+          <w:sz w:val="36"/>
+          <w:szCs w:val="36"/>
+        </w:rPr>
+        <w:t>(</w:t>
+      </w:r>
+      <w:r>
+        <w:rPr>
+          <w:rFonts w:ascii="Times New Roman" w:eastAsia="標楷體" w:hAnsi="Times New Roman"/>
+          <w:sz w:val="36"/>
+          <w:szCs w:val="36"/>
+        </w:rPr>
+        <w:t>e</w:t>
+      </w:r>
+      <w:r>
+        <w:rPr>
+          <w:rFonts w:ascii="Times New Roman" w:eastAsia="標楷體" w:hAnsi="Times New Roman" w:hint="eastAsia"/>
+          <w:sz w:val="36"/>
+          <w:szCs w:val="36"/>
+        </w:rPr>
+        <w:t>pochs)</w:t>
+      </w:r>
+      <w:r>
+        <w:rPr>
+          <w:rFonts w:ascii="Times New Roman" w:eastAsia="標楷體" w:hAnsi="Times New Roman" w:hint="eastAsia"/>
+          <w:sz w:val="36"/>
+          <w:szCs w:val="36"/>
+        </w:rPr>
+        <w:t>與</w:t>
+      </w:r>
+      <w:r>
+        <w:rPr>
+          <w:rFonts w:ascii="Times New Roman" w:eastAsia="標楷體" w:hAnsi="Times New Roman" w:hint="eastAsia"/>
+          <w:sz w:val="36"/>
+          <w:szCs w:val="36"/>
+        </w:rPr>
+        <w:t>增加資料集</w:t>
+      </w:r>
+      <w:r>
+        <w:rPr>
+          <w:rFonts w:ascii="Times New Roman" w:eastAsia="標楷體" w:hAnsi="Times New Roman" w:hint="eastAsia"/>
+          <w:sz w:val="36"/>
+          <w:szCs w:val="36"/>
+        </w:rPr>
+        <w:t>(Dataset)</w:t>
+      </w:r>
+    </w:p>
+    <w:p>
+      <w:pPr>
+        <w:rPr>
+          <w:rFonts w:ascii="Times New Roman" w:eastAsia="標楷體" w:hAnsi="Times New Roman" w:hint="eastAsia"/>
+          <w:sz w:val="36"/>
+          <w:szCs w:val="36"/>
+        </w:rPr>
+      </w:pPr>
     </w:p>
     <w:sectPr>
       <w:pgSz w:w="16838" w:h="11906" w:orient="landscape"/>

--- a/人工智慧模型-Sinco研發報告.docx
+++ b/人工智慧模型-Sinco研發報告.docx
@@ -17,23 +17,7 @@
           <w:sz w:val="48"/>
           <w:szCs w:val="48"/>
         </w:rPr>
-        <w:t>人工智慧模型</w:t>
-      </w:r>
-      <w:r>
-        <w:rPr>
-          <w:rFonts w:ascii="Times New Roman" w:eastAsia="標楷體" w:hAnsi="Times New Roman" w:hint="eastAsia"/>
-          <w:sz w:val="48"/>
-          <w:szCs w:val="48"/>
-        </w:rPr>
-        <w:t xml:space="preserve">- Sinco </w:t>
-      </w:r>
-      <w:r>
-        <w:rPr>
-          <w:rFonts w:ascii="Times New Roman" w:eastAsia="標楷體" w:hAnsi="Times New Roman" w:hint="eastAsia"/>
-          <w:sz w:val="48"/>
-          <w:szCs w:val="48"/>
-        </w:rPr>
-        <w:t>研發報告</w:t>
+        <w:t xml:space="preserve">人工智慧模型- Sinco 研發報告</w:t>
       </w:r>
     </w:p>
     <w:p>
@@ -51,23 +35,7 @@
           <w:sz w:val="48"/>
           <w:szCs w:val="48"/>
         </w:rPr>
-        <w:t>製作人</w:t>
-      </w:r>
-      <w:r>
-        <w:rPr>
-          <w:rFonts w:ascii="Times New Roman" w:eastAsia="標楷體" w:hAnsi="Times New Roman" w:hint="eastAsia"/>
-          <w:sz w:val="48"/>
-          <w:szCs w:val="48"/>
-        </w:rPr>
-        <w:t xml:space="preserve">: </w:t>
-      </w:r>
-      <w:r>
-        <w:rPr>
-          <w:rFonts w:ascii="Times New Roman" w:eastAsia="標楷體" w:hAnsi="Times New Roman" w:hint="eastAsia"/>
-          <w:sz w:val="48"/>
-          <w:szCs w:val="48"/>
-        </w:rPr>
-        <w:t>邱致綸</w:t>
+        <w:t xml:space="preserve">製作人: 邱致綸</w:t>
       </w:r>
     </w:p>
     <w:p>
@@ -85,31 +53,7 @@
           <w:sz w:val="48"/>
           <w:szCs w:val="48"/>
         </w:rPr>
-        <w:t>主題</w:t>
-      </w:r>
-      <w:r>
-        <w:rPr>
-          <w:rFonts w:ascii="Times New Roman" w:eastAsia="標楷體" w:hAnsi="Times New Roman" w:hint="eastAsia"/>
-          <w:sz w:val="48"/>
-          <w:szCs w:val="48"/>
-        </w:rPr>
-        <w:t xml:space="preserve">: AI </w:t>
-      </w:r>
-      <w:r>
-        <w:rPr>
-          <w:rFonts w:ascii="Times New Roman" w:eastAsia="標楷體" w:hAnsi="Times New Roman" w:hint="eastAsia"/>
-          <w:sz w:val="48"/>
-          <w:szCs w:val="48"/>
-        </w:rPr>
-        <w:t>人工智慧、模型訓練、</w:t>
-      </w:r>
-      <w:r>
-        <w:rPr>
-          <w:rFonts w:ascii="Times New Roman" w:eastAsia="標楷體" w:hAnsi="Times New Roman" w:hint="eastAsia"/>
-          <w:sz w:val="48"/>
-          <w:szCs w:val="48"/>
-        </w:rPr>
-        <w:t>程式碼</w:t>
+        <w:t xml:space="preserve">主題: AI 人工智慧、模型訓練、程式碼</w:t>
       </w:r>
     </w:p>
     <w:p>
@@ -147,113 +91,620 @@
     </w:p>
     <w:p>
       <w:pPr>
-        <w:rPr>
-          <w:rFonts w:ascii="Times New Roman" w:eastAsia="標楷體" w:hAnsi="Times New Roman"/>
-          <w:sz w:val="36"/>
-          <w:szCs w:val="36"/>
-        </w:rPr>
-      </w:pPr>
+        <w:pStyle w:val="TOC1"/>
+        <w:tabs>
+          <w:tab w:val="right" w:leader="dot" w:pos="13958"/>
+        </w:tabs>
+        <w:rPr>
+          <w:noProof/>
+          <w:sz w:val="36"/>
+          <w:szCs w:val="36"/>
+        </w:rPr>
+      </w:pPr>
+      <w:r>
+        <w:fldChar w:fldCharType="begin"/>
+      </w:r>
+      <w:r>
+        <w:instrText xml:space="preserve"> TOC \o "1-3" \h \z \u </w:instrText>
+      </w:r>
+      <w:r>
+        <w:fldChar w:fldCharType="separate"/>
+      </w:r>
+      <w:hyperlink w:anchor="_TocSinco01" w:history="1">
+        <w:r>
+          <w:rPr>
+            <w:rStyle w:val="Hyperlink"/>
+            <w:rFonts w:ascii="Times New Roman" w:eastAsia="標楷體" w:hAnsi="Times New Roman" w:hint="eastAsia"/>
+            <w:noProof/>
+            <w:sz w:val="36"/>
+            <w:szCs w:val="36"/>
+          </w:rPr>
+          <w:t xml:space="preserve">一、摘要</w:t>
+        </w:r>
+        <w:r>
+          <w:rPr>
+            <w:noProof/>
+            <w:webHidden/>
+            <w:sz w:val="36"/>
+            <w:szCs w:val="36"/>
+          </w:rPr>
+          <w:tab/>
+        </w:r>
+        <w:r>
+          <w:rPr>
+            <w:noProof/>
+            <w:webHidden/>
+            <w:sz w:val="36"/>
+            <w:szCs w:val="36"/>
+          </w:rPr>
+          <w:fldChar w:fldCharType="begin"/>
+        </w:r>
+        <w:r>
+          <w:rPr>
+            <w:noProof/>
+            <w:webHidden/>
+            <w:sz w:val="36"/>
+            <w:szCs w:val="36"/>
+          </w:rPr>
+          <w:instrText xml:space="preserve"> PAGEREF _TocSinco01 \h </w:instrText>
+        </w:r>
+        <w:r>
+          <w:rPr>
+            <w:noProof/>
+            <w:webHidden/>
+            <w:sz w:val="36"/>
+            <w:szCs w:val="36"/>
+          </w:rPr>
+          <w:fldChar w:fldCharType="separate"/>
+        </w:r>
+        <w:r>
+          <w:rPr>
+            <w:noProof/>
+            <w:webHidden/>
+            <w:sz w:val="36"/>
+            <w:szCs w:val="36"/>
+          </w:rPr>
+          <w:t>3</w:t>
+        </w:r>
+        <w:r>
+          <w:rPr>
+            <w:noProof/>
+            <w:webHidden/>
+            <w:sz w:val="36"/>
+            <w:szCs w:val="36"/>
+          </w:rPr>
+          <w:fldChar w:fldCharType="end"/>
+        </w:r>
+      </w:hyperlink>
     </w:p>
     <w:p>
       <w:pPr>
-        <w:pStyle w:val="ListParagraph"/>
-        <w:numPr>
-          <w:ilvl w:val="0"/>
-          <w:numId w:val="2"/>
-        </w:numPr>
-        <w:rPr>
-          <w:rFonts w:ascii="Times New Roman" w:eastAsia="標楷體" w:hAnsi="Times New Roman"/>
-          <w:sz w:val="36"/>
-          <w:szCs w:val="36"/>
-        </w:rPr>
-      </w:pPr>
+        <w:pStyle w:val="TOC1"/>
+        <w:tabs>
+          <w:tab w:val="right" w:leader="dot" w:pos="13958"/>
+        </w:tabs>
+        <w:rPr>
+          <w:noProof/>
+          <w:sz w:val="36"/>
+          <w:szCs w:val="36"/>
+        </w:rPr>
+      </w:pPr>
+      <w:hyperlink w:anchor="_TocSinco02" w:history="1">
+        <w:r>
+          <w:rPr>
+            <w:rStyle w:val="Hyperlink"/>
+            <w:rFonts w:ascii="Times New Roman" w:eastAsia="標楷體" w:hAnsi="Times New Roman" w:hint="eastAsia"/>
+            <w:noProof/>
+            <w:sz w:val="36"/>
+            <w:szCs w:val="36"/>
+          </w:rPr>
+          <w:t xml:space="preserve">二、系統架構</w:t>
+        </w:r>
+        <w:r>
+          <w:rPr>
+            <w:noProof/>
+            <w:webHidden/>
+            <w:sz w:val="36"/>
+            <w:szCs w:val="36"/>
+          </w:rPr>
+          <w:tab/>
+        </w:r>
+        <w:r>
+          <w:rPr>
+            <w:noProof/>
+            <w:webHidden/>
+            <w:sz w:val="36"/>
+            <w:szCs w:val="36"/>
+          </w:rPr>
+          <w:fldChar w:fldCharType="begin"/>
+        </w:r>
+        <w:r>
+          <w:rPr>
+            <w:noProof/>
+            <w:webHidden/>
+            <w:sz w:val="36"/>
+            <w:szCs w:val="36"/>
+          </w:rPr>
+          <w:instrText xml:space="preserve"> PAGEREF _TocSinco02 \h </w:instrText>
+        </w:r>
+        <w:r>
+          <w:rPr>
+            <w:noProof/>
+            <w:webHidden/>
+            <w:sz w:val="36"/>
+            <w:szCs w:val="36"/>
+          </w:rPr>
+          <w:fldChar w:fldCharType="separate"/>
+        </w:r>
+        <w:r>
+          <w:rPr>
+            <w:noProof/>
+            <w:webHidden/>
+            <w:sz w:val="36"/>
+            <w:szCs w:val="36"/>
+          </w:rPr>
+          <w:t>6</w:t>
+        </w:r>
+        <w:r>
+          <w:rPr>
+            <w:noProof/>
+            <w:webHidden/>
+            <w:sz w:val="36"/>
+            <w:szCs w:val="36"/>
+          </w:rPr>
+          <w:fldChar w:fldCharType="end"/>
+        </w:r>
+      </w:hyperlink>
+    </w:p>
+    <w:p>
+      <w:pPr>
+        <w:pStyle w:val="TOC1"/>
+        <w:tabs>
+          <w:tab w:val="right" w:leader="dot" w:pos="13958"/>
+        </w:tabs>
+        <w:rPr>
+          <w:noProof/>
+          <w:sz w:val="36"/>
+          <w:szCs w:val="36"/>
+        </w:rPr>
+      </w:pPr>
+      <w:hyperlink w:anchor="_TocSinco03" w:history="1">
+        <w:r>
+          <w:rPr>
+            <w:rStyle w:val="Hyperlink"/>
+            <w:rFonts w:ascii="Times New Roman" w:eastAsia="標楷體" w:hAnsi="Times New Roman" w:hint="eastAsia"/>
+            <w:noProof/>
+            <w:sz w:val="36"/>
+            <w:szCs w:val="36"/>
+          </w:rPr>
+          <w:t xml:space="preserve">三、資料集</w:t>
+        </w:r>
+        <w:r>
+          <w:rPr>
+            <w:noProof/>
+            <w:webHidden/>
+            <w:sz w:val="36"/>
+            <w:szCs w:val="36"/>
+          </w:rPr>
+          <w:tab/>
+        </w:r>
+        <w:r>
+          <w:rPr>
+            <w:noProof/>
+            <w:webHidden/>
+            <w:sz w:val="36"/>
+            <w:szCs w:val="36"/>
+          </w:rPr>
+          <w:fldChar w:fldCharType="begin"/>
+        </w:r>
+        <w:r>
+          <w:rPr>
+            <w:noProof/>
+            <w:webHidden/>
+            <w:sz w:val="36"/>
+            <w:szCs w:val="36"/>
+          </w:rPr>
+          <w:instrText xml:space="preserve"> PAGEREF _TocSinco03 \h </w:instrText>
+        </w:r>
+        <w:r>
+          <w:rPr>
+            <w:noProof/>
+            <w:webHidden/>
+            <w:sz w:val="36"/>
+            <w:szCs w:val="36"/>
+          </w:rPr>
+          <w:fldChar w:fldCharType="separate"/>
+        </w:r>
+        <w:r>
+          <w:rPr>
+            <w:noProof/>
+            <w:webHidden/>
+            <w:sz w:val="36"/>
+            <w:szCs w:val="36"/>
+          </w:rPr>
+          <w:t>8</w:t>
+        </w:r>
+        <w:r>
+          <w:rPr>
+            <w:noProof/>
+            <w:webHidden/>
+            <w:sz w:val="36"/>
+            <w:szCs w:val="36"/>
+          </w:rPr>
+          <w:fldChar w:fldCharType="end"/>
+        </w:r>
+      </w:hyperlink>
+    </w:p>
+    <w:p>
+      <w:pPr>
+        <w:pStyle w:val="TOC1"/>
+        <w:tabs>
+          <w:tab w:val="right" w:leader="dot" w:pos="13958"/>
+        </w:tabs>
+        <w:rPr>
+          <w:noProof/>
+          <w:sz w:val="36"/>
+          <w:szCs w:val="36"/>
+        </w:rPr>
+      </w:pPr>
+      <w:hyperlink w:anchor="_TocSinco04" w:history="1">
+        <w:r>
+          <w:rPr>
+            <w:rStyle w:val="Hyperlink"/>
+            <w:rFonts w:ascii="Times New Roman" w:eastAsia="標楷體" w:hAnsi="Times New Roman" w:hint="eastAsia"/>
+            <w:noProof/>
+            <w:sz w:val="36"/>
+            <w:szCs w:val="36"/>
+          </w:rPr>
+          <w:t xml:space="preserve">四、理論</w:t>
+        </w:r>
+        <w:r>
+          <w:rPr>
+            <w:noProof/>
+            <w:webHidden/>
+            <w:sz w:val="36"/>
+            <w:szCs w:val="36"/>
+          </w:rPr>
+          <w:tab/>
+        </w:r>
+        <w:r>
+          <w:rPr>
+            <w:noProof/>
+            <w:webHidden/>
+            <w:sz w:val="36"/>
+            <w:szCs w:val="36"/>
+          </w:rPr>
+          <w:fldChar w:fldCharType="begin"/>
+        </w:r>
+        <w:r>
+          <w:rPr>
+            <w:noProof/>
+            <w:webHidden/>
+            <w:sz w:val="36"/>
+            <w:szCs w:val="36"/>
+          </w:rPr>
+          <w:instrText xml:space="preserve"> PAGEREF _TocSinco04 \h </w:instrText>
+        </w:r>
+        <w:r>
+          <w:rPr>
+            <w:noProof/>
+            <w:webHidden/>
+            <w:sz w:val="36"/>
+            <w:szCs w:val="36"/>
+          </w:rPr>
+          <w:fldChar w:fldCharType="separate"/>
+        </w:r>
+        <w:r>
+          <w:rPr>
+            <w:noProof/>
+            <w:webHidden/>
+            <w:sz w:val="36"/>
+            <w:szCs w:val="36"/>
+          </w:rPr>
+          <w:t>10</w:t>
+        </w:r>
+        <w:r>
+          <w:rPr>
+            <w:noProof/>
+            <w:webHidden/>
+            <w:sz w:val="36"/>
+            <w:szCs w:val="36"/>
+          </w:rPr>
+          <w:fldChar w:fldCharType="end"/>
+        </w:r>
+      </w:hyperlink>
+    </w:p>
+    <w:p>
+      <w:pPr>
+        <w:pStyle w:val="TOC1"/>
+        <w:tabs>
+          <w:tab w:val="right" w:leader="dot" w:pos="13958"/>
+        </w:tabs>
+        <w:rPr>
+          <w:noProof/>
+          <w:sz w:val="36"/>
+          <w:szCs w:val="36"/>
+        </w:rPr>
+      </w:pPr>
+      <w:hyperlink w:anchor="_TocSinco05" w:history="1">
+        <w:r>
+          <w:rPr>
+            <w:rStyle w:val="Hyperlink"/>
+            <w:rFonts w:ascii="Times New Roman" w:eastAsia="標楷體" w:hAnsi="Times New Roman" w:hint="eastAsia"/>
+            <w:noProof/>
+            <w:sz w:val="36"/>
+            <w:szCs w:val="36"/>
+          </w:rPr>
+          <w:t xml:space="preserve">五、訓練成果</w:t>
+        </w:r>
+        <w:r>
+          <w:rPr>
+            <w:noProof/>
+            <w:webHidden/>
+            <w:sz w:val="36"/>
+            <w:szCs w:val="36"/>
+          </w:rPr>
+          <w:tab/>
+        </w:r>
+        <w:r>
+          <w:rPr>
+            <w:noProof/>
+            <w:webHidden/>
+            <w:sz w:val="36"/>
+            <w:szCs w:val="36"/>
+          </w:rPr>
+          <w:fldChar w:fldCharType="begin"/>
+        </w:r>
+        <w:r>
+          <w:rPr>
+            <w:noProof/>
+            <w:webHidden/>
+            <w:sz w:val="36"/>
+            <w:szCs w:val="36"/>
+          </w:rPr>
+          <w:instrText xml:space="preserve"> PAGEREF _TocSinco05 \h </w:instrText>
+        </w:r>
+        <w:r>
+          <w:rPr>
+            <w:noProof/>
+            <w:webHidden/>
+            <w:sz w:val="36"/>
+            <w:szCs w:val="36"/>
+          </w:rPr>
+          <w:fldChar w:fldCharType="separate"/>
+        </w:r>
+        <w:r>
+          <w:rPr>
+            <w:noProof/>
+            <w:webHidden/>
+            <w:sz w:val="36"/>
+            <w:szCs w:val="36"/>
+          </w:rPr>
+          <w:t>13</w:t>
+        </w:r>
+        <w:r>
+          <w:rPr>
+            <w:noProof/>
+            <w:webHidden/>
+            <w:sz w:val="36"/>
+            <w:szCs w:val="36"/>
+          </w:rPr>
+          <w:fldChar w:fldCharType="end"/>
+        </w:r>
+      </w:hyperlink>
+    </w:p>
+    <w:p>
+      <w:pPr>
+        <w:pStyle w:val="TOC1"/>
+        <w:tabs>
+          <w:tab w:val="right" w:leader="dot" w:pos="13958"/>
+        </w:tabs>
+        <w:rPr>
+          <w:noProof/>
+          <w:sz w:val="36"/>
+          <w:szCs w:val="36"/>
+        </w:rPr>
+      </w:pPr>
+      <w:hyperlink w:anchor="_TocSinco06" w:history="1">
+        <w:r>
+          <w:rPr>
+            <w:rStyle w:val="Hyperlink"/>
+            <w:rFonts w:ascii="Times New Roman" w:eastAsia="標楷體" w:hAnsi="Times New Roman" w:hint="eastAsia"/>
+            <w:noProof/>
+            <w:sz w:val="36"/>
+            <w:szCs w:val="36"/>
+          </w:rPr>
+          <w:t xml:space="preserve">六、問題分析與改進方向</w:t>
+        </w:r>
+        <w:r>
+          <w:rPr>
+            <w:noProof/>
+            <w:webHidden/>
+            <w:sz w:val="36"/>
+            <w:szCs w:val="36"/>
+          </w:rPr>
+          <w:tab/>
+        </w:r>
+        <w:r>
+          <w:rPr>
+            <w:noProof/>
+            <w:webHidden/>
+            <w:sz w:val="36"/>
+            <w:szCs w:val="36"/>
+          </w:rPr>
+          <w:fldChar w:fldCharType="begin"/>
+        </w:r>
+        <w:r>
+          <w:rPr>
+            <w:noProof/>
+            <w:webHidden/>
+            <w:sz w:val="36"/>
+            <w:szCs w:val="36"/>
+          </w:rPr>
+          <w:instrText xml:space="preserve"> PAGEREF _TocSinco06 \h </w:instrText>
+        </w:r>
+        <w:r>
+          <w:rPr>
+            <w:noProof/>
+            <w:webHidden/>
+            <w:sz w:val="36"/>
+            <w:szCs w:val="36"/>
+          </w:rPr>
+          <w:fldChar w:fldCharType="separate"/>
+        </w:r>
+        <w:r>
+          <w:rPr>
+            <w:noProof/>
+            <w:webHidden/>
+            <w:sz w:val="36"/>
+            <w:szCs w:val="36"/>
+          </w:rPr>
+          <w:t>15</w:t>
+        </w:r>
+        <w:r>
+          <w:rPr>
+            <w:noProof/>
+            <w:webHidden/>
+            <w:sz w:val="36"/>
+            <w:szCs w:val="36"/>
+          </w:rPr>
+          <w:fldChar w:fldCharType="end"/>
+        </w:r>
+      </w:hyperlink>
+    </w:p>
+    <w:p>
+      <w:pPr>
+        <w:pStyle w:val="TOC1"/>
+        <w:tabs>
+          <w:tab w:val="right" w:leader="dot" w:pos="13958"/>
+        </w:tabs>
+        <w:rPr>
+          <w:noProof/>
+          <w:sz w:val="36"/>
+          <w:szCs w:val="36"/>
+        </w:rPr>
+      </w:pPr>
+      <w:hyperlink w:anchor="_TocSinco07" w:history="1">
+        <w:r>
+          <w:rPr>
+            <w:rStyle w:val="Hyperlink"/>
+            <w:rFonts w:ascii="Times New Roman" w:eastAsia="標楷體" w:hAnsi="Times New Roman" w:hint="eastAsia"/>
+            <w:noProof/>
+            <w:sz w:val="36"/>
+            <w:szCs w:val="36"/>
+          </w:rPr>
+          <w:t xml:space="preserve">七、結論與未來展望</w:t>
+        </w:r>
+        <w:r>
+          <w:rPr>
+            <w:noProof/>
+            <w:webHidden/>
+            <w:sz w:val="36"/>
+            <w:szCs w:val="36"/>
+          </w:rPr>
+          <w:tab/>
+        </w:r>
+        <w:r>
+          <w:rPr>
+            <w:noProof/>
+            <w:webHidden/>
+            <w:sz w:val="36"/>
+            <w:szCs w:val="36"/>
+          </w:rPr>
+          <w:fldChar w:fldCharType="begin"/>
+        </w:r>
+        <w:r>
+          <w:rPr>
+            <w:noProof/>
+            <w:webHidden/>
+            <w:sz w:val="36"/>
+            <w:szCs w:val="36"/>
+          </w:rPr>
+          <w:instrText xml:space="preserve"> PAGEREF _TocSinco07 \h </w:instrText>
+        </w:r>
+        <w:r>
+          <w:rPr>
+            <w:noProof/>
+            <w:webHidden/>
+            <w:sz w:val="36"/>
+            <w:szCs w:val="36"/>
+          </w:rPr>
+          <w:fldChar w:fldCharType="separate"/>
+        </w:r>
+        <w:r>
+          <w:rPr>
+            <w:noProof/>
+            <w:webHidden/>
+            <w:sz w:val="36"/>
+            <w:szCs w:val="36"/>
+          </w:rPr>
+          <w:t>16</w:t>
+        </w:r>
+        <w:r>
+          <w:rPr>
+            <w:noProof/>
+            <w:webHidden/>
+            <w:sz w:val="36"/>
+            <w:szCs w:val="36"/>
+          </w:rPr>
+          <w:fldChar w:fldCharType="end"/>
+        </w:r>
+      </w:hyperlink>
       <w:r>
-        <w:rPr>
-          <w:rFonts w:ascii="Times New Roman" w:eastAsia="標楷體" w:hAnsi="Times New Roman" w:hint="eastAsia"/>
-          <w:sz w:val="36"/>
-          <w:szCs w:val="36"/>
-        </w:rPr>
-        <w:t>摘要</w:t>
+        <w:fldChar w:fldCharType="end"/>
       </w:r>
     </w:p>
     <w:p>
-      <w:pPr>
-        <w:rPr>
-          <w:rFonts w:ascii="Times New Roman" w:eastAsia="標楷體" w:hAnsi="Times New Roman"/>
-          <w:sz w:val="36"/>
-          <w:szCs w:val="36"/>
-        </w:rPr>
-      </w:pPr>
       <w:r>
-        <w:rPr>
-          <w:rFonts w:ascii="Times New Roman" w:eastAsia="標楷體" w:hAnsi="Times New Roman" w:hint="eastAsia"/>
-          <w:sz w:val="36"/>
-          <w:szCs w:val="36"/>
-        </w:rPr>
-        <w:t>(</w:t>
-      </w:r>
-      <w:r>
-        <w:rPr>
-          <w:rFonts w:ascii="Times New Roman" w:eastAsia="標楷體" w:hAnsi="Times New Roman" w:hint="eastAsia"/>
-          <w:sz w:val="36"/>
-          <w:szCs w:val="36"/>
-        </w:rPr>
-        <w:t>一</w:t>
-      </w:r>
-      <w:r>
-        <w:rPr>
-          <w:rFonts w:ascii="Times New Roman" w:eastAsia="標楷體" w:hAnsi="Times New Roman" w:hint="eastAsia"/>
-          <w:sz w:val="36"/>
-          <w:szCs w:val="36"/>
-        </w:rPr>
-        <w:t>)</w:t>
-      </w:r>
-      <w:r>
-        <w:rPr>
-          <w:rFonts w:ascii="Times New Roman" w:eastAsia="標楷體" w:hAnsi="Times New Roman" w:hint="eastAsia"/>
-          <w:sz w:val="36"/>
-          <w:szCs w:val="36"/>
-        </w:rPr>
-        <w:t>研究動機</w:t>
-      </w:r>
-      <w:r>
-        <w:rPr>
-          <w:rFonts w:ascii="Times New Roman" w:eastAsia="標楷體" w:hAnsi="Times New Roman" w:hint="eastAsia"/>
-          <w:sz w:val="36"/>
-          <w:szCs w:val="36"/>
-        </w:rPr>
-        <w:t>:</w:t>
+        <w:br w:type="page"/>
       </w:r>
     </w:p>
     <w:p>
       <w:pPr>
-        <w:rPr>
-          <w:rFonts w:ascii="Times New Roman" w:eastAsia="標楷體" w:hAnsi="Times New Roman"/>
-          <w:sz w:val="36"/>
-          <w:szCs w:val="36"/>
-        </w:rPr>
-      </w:pPr>
+        <w:keepNext/>
+        <w:outlineLvl w:val="0"/>
+        <w:rPr>
+          <w:rFonts w:ascii="Times New Roman" w:eastAsia="標楷體" w:hAnsi="Times New Roman" w:hint="eastAsia"/>
+          <w:sz w:val="36"/>
+          <w:szCs w:val="36"/>
+        </w:rPr>
+      </w:pPr>
+      <w:bookmarkStart w:id="201" w:name="_TocSinco01"/>
       <w:r>
         <w:rPr>
           <w:rFonts w:ascii="Times New Roman" w:eastAsia="標楷體" w:hAnsi="Times New Roman" w:hint="eastAsia"/>
           <w:sz w:val="36"/>
           <w:szCs w:val="36"/>
         </w:rPr>
-        <w:t>對於現今社會當中，不少人都會接觸並使用人工智慧模型與生活中結合，不論是在不諱的知識背景下，或是在對於沒有熟悉過的領域進行深度討論</w:t>
+        <w:t xml:space="preserve">一、摘要</w:t>
       </w:r>
+      <w:bookmarkEnd w:id="201"/>
+    </w:p>
+    <w:p>
+      <w:pPr>
+        <w:keepNext/>
+        <w:rPr>
+          <w:rFonts w:ascii="Times New Roman" w:eastAsia="標楷體" w:hAnsi="Times New Roman" w:hint="eastAsia"/>
+          <w:sz w:val="36"/>
+          <w:szCs w:val="36"/>
+        </w:rPr>
+      </w:pPr>
       <w:r>
         <w:rPr>
           <w:rFonts w:ascii="Times New Roman" w:eastAsia="標楷體" w:hAnsi="Times New Roman" w:hint="eastAsia"/>
-          <w:sz w:val="36"/>
-          <w:szCs w:val="36"/>
-        </w:rPr>
-        <w:t>，從中去創造出獨一無二的產品出來，因此對於這個部分有了詳細的研究與理論</w:t>
+          <w:b/>
+          <w:bCs/>
+          <w:sz w:val="36"/>
+          <w:szCs w:val="36"/>
+        </w:rPr>
+        <w:t xml:space="preserve">(一)研究動機</w:t>
       </w:r>
     </w:p>
     <w:p>
       <w:pPr>
-        <w:rPr>
-          <w:rFonts w:ascii="Times New Roman" w:eastAsia="標楷體" w:hAnsi="Times New Roman"/>
+        <w:ind w:firstLineChars="200" w:firstLine="720"/>
+        <w:rPr>
+          <w:rFonts w:ascii="Times New Roman" w:eastAsia="標楷體" w:hAnsi="Times New Roman" w:hint="eastAsia"/>
           <w:sz w:val="36"/>
           <w:szCs w:val="36"/>
         </w:rPr>
@@ -264,29 +715,14 @@
           <w:sz w:val="36"/>
           <w:szCs w:val="36"/>
         </w:rPr>
-        <w:t>(</w:t>
-      </w:r>
-      <w:r>
-        <w:rPr>
-          <w:rFonts w:ascii="Times New Roman" w:eastAsia="標楷體" w:hAnsi="Times New Roman" w:hint="eastAsia"/>
-          <w:sz w:val="36"/>
-          <w:szCs w:val="36"/>
-        </w:rPr>
-        <w:t>二</w:t>
-      </w:r>
-      <w:r>
-        <w:rPr>
-          <w:rFonts w:ascii="Times New Roman" w:eastAsia="標楷體" w:hAnsi="Times New Roman" w:hint="eastAsia"/>
-          <w:sz w:val="36"/>
-          <w:szCs w:val="36"/>
-        </w:rPr>
-        <w:t>)</w:t>
+        <w:t xml:space="preserve">對於現今社會當中，不少人都會接觸並使用人工智慧模型與生活中結合，不論是在不同的知識背景下，或是在對於沒有熟悉過的領域進行深度討論，從中去創造出獨一無二的產品出來，因此對於這個部分有了詳細的研究與理論。</w:t>
       </w:r>
     </w:p>
     <w:p>
       <w:pPr>
-        <w:rPr>
-          <w:rFonts w:ascii="Times New Roman" w:eastAsia="標楷體" w:hAnsi="Times New Roman"/>
+        <w:ind w:firstLineChars="200" w:firstLine="720"/>
+        <w:rPr>
+          <w:rFonts w:ascii="Times New Roman" w:eastAsia="標楷體" w:hAnsi="Times New Roman" w:hint="eastAsia"/>
           <w:sz w:val="36"/>
           <w:szCs w:val="36"/>
         </w:rPr>
@@ -297,14 +733,14 @@
           <w:sz w:val="36"/>
           <w:szCs w:val="36"/>
         </w:rPr>
-        <w:t>四、理論</w:t>
+        <w:t xml:space="preserve">然而市面上的AI服務大多需要連網呼叫雲端API，資料會離開自己的電腦，也無法了解模型內部是如何運作的。因此本研究決定不使用任何現成的AI模型或雲端API，從資料整理、模型架構到訓練與介面，全部自己動手實作。</w:t>
       </w:r>
     </w:p>
     <w:p>
       <w:pPr>
-        <w:ind w:firstLineChars="200" w:firstLine="720"/>
-        <w:rPr>
-          <w:rFonts w:ascii="Times New Roman" w:eastAsia="標楷體" w:hAnsi="Times New Roman"/>
+        <w:keepNext/>
+        <w:rPr>
+          <w:rFonts w:ascii="Times New Roman" w:eastAsia="標楷體" w:hAnsi="Times New Roman" w:hint="eastAsia"/>
           <w:sz w:val="36"/>
           <w:szCs w:val="36"/>
         </w:rPr>
@@ -312,194 +748,37 @@
       <w:r>
         <w:rPr>
           <w:rFonts w:ascii="Times New Roman" w:eastAsia="標楷體" w:hAnsi="Times New Roman" w:hint="eastAsia"/>
-          <w:sz w:val="36"/>
-          <w:szCs w:val="36"/>
-        </w:rPr>
-        <w:t>我們熟知對於人工智慧模型當中需要搭配到</w:t>
-      </w:r>
-      <w:r>
-        <w:rPr>
-          <w:rFonts w:ascii="Times New Roman" w:eastAsia="標楷體" w:hAnsi="Times New Roman" w:hint="eastAsia"/>
-          <w:sz w:val="36"/>
-          <w:szCs w:val="36"/>
-        </w:rPr>
-        <w:t>RAG</w:t>
-      </w:r>
-      <w:r>
-        <w:rPr>
-          <w:rFonts w:ascii="Times New Roman" w:eastAsia="標楷體" w:hAnsi="Times New Roman" w:hint="eastAsia"/>
-          <w:sz w:val="36"/>
-          <w:szCs w:val="36"/>
-        </w:rPr>
-        <w:t>、</w:t>
-      </w:r>
-      <w:r>
-        <w:rPr>
-          <w:rFonts w:ascii="Times New Roman" w:eastAsia="標楷體" w:hAnsi="Times New Roman" w:hint="eastAsia"/>
-          <w:sz w:val="36"/>
-          <w:szCs w:val="36"/>
-        </w:rPr>
-        <w:t>OCR</w:t>
-      </w:r>
-      <w:r>
-        <w:rPr>
-          <w:rFonts w:ascii="Times New Roman" w:eastAsia="標楷體" w:hAnsi="Times New Roman" w:hint="eastAsia"/>
-          <w:sz w:val="36"/>
-          <w:szCs w:val="36"/>
-        </w:rPr>
-        <w:t>、</w:t>
-      </w:r>
-      <w:r>
-        <w:rPr>
-          <w:rFonts w:ascii="Times New Roman" w:eastAsia="標楷體" w:hAnsi="Times New Roman" w:hint="eastAsia"/>
-          <w:sz w:val="36"/>
-          <w:szCs w:val="36"/>
-        </w:rPr>
-        <w:t>RNN</w:t>
-      </w:r>
-      <w:r>
-        <w:rPr>
-          <w:rFonts w:ascii="Times New Roman" w:eastAsia="標楷體" w:hAnsi="Times New Roman" w:hint="eastAsia"/>
-          <w:sz w:val="36"/>
-          <w:szCs w:val="36"/>
-        </w:rPr>
-        <w:t>、</w:t>
-      </w:r>
-      <w:r>
-        <w:rPr>
-          <w:rFonts w:ascii="Times New Roman" w:eastAsia="標楷體" w:hAnsi="Times New Roman" w:hint="eastAsia"/>
-          <w:sz w:val="36"/>
-          <w:szCs w:val="36"/>
-        </w:rPr>
-        <w:t>CNN</w:t>
-      </w:r>
-      <w:r>
-        <w:rPr>
-          <w:rFonts w:ascii="Times New Roman" w:eastAsia="標楷體" w:hAnsi="Times New Roman" w:hint="eastAsia"/>
-          <w:sz w:val="36"/>
-          <w:szCs w:val="36"/>
-        </w:rPr>
-        <w:t>等</w:t>
+          <w:b/>
+          <w:bCs/>
+          <w:sz w:val="36"/>
+          <w:szCs w:val="36"/>
+        </w:rPr>
+        <w:t xml:space="preserve">(二)研究目的</w:t>
       </w:r>
     </w:p>
     <w:p>
       <w:pPr>
-        <w:rPr>
-          <w:rFonts w:ascii="Times New Roman" w:eastAsia="標楷體" w:hAnsi="Times New Roman"/>
+        <w:ind w:firstLineChars="200" w:firstLine="720"/>
+        <w:rPr>
+          <w:rFonts w:ascii="Times New Roman" w:eastAsia="標楷體" w:hAnsi="Times New Roman" w:hint="eastAsia"/>
           <w:sz w:val="36"/>
           <w:szCs w:val="36"/>
         </w:rPr>
       </w:pPr>
       <w:r>
         <w:rPr>
-          <w:rFonts w:ascii="Times New Roman" w:eastAsia="標楷體" w:hAnsi="Times New Roman"/>
-          <w:sz w:val="36"/>
-          <w:szCs w:val="36"/>
-        </w:rPr>
-        <w:lastRenderedPageBreak/>
-        <w:tab/>
-      </w:r>
-      <w:r>
-        <w:rPr>
-          <w:rFonts w:ascii="Times New Roman" w:eastAsia="標楷體" w:hAnsi="Times New Roman" w:hint="eastAsia"/>
-          <w:sz w:val="36"/>
-          <w:szCs w:val="36"/>
-        </w:rPr>
-        <w:t>現階段發現有多項製作錯誤，意旨</w:t>
-      </w:r>
-      <w:r>
-        <w:rPr>
-          <w:rFonts w:ascii="Times New Roman" w:eastAsia="標楷體" w:hAnsi="Times New Roman" w:hint="eastAsia"/>
-          <w:sz w:val="36"/>
-          <w:szCs w:val="36"/>
-        </w:rPr>
-        <w:t>回答問題有多項錯誤，</w:t>
-      </w:r>
-      <w:r>
-        <w:rPr>
-          <w:rFonts w:ascii="Times New Roman" w:eastAsia="標楷體" w:hAnsi="Times New Roman" w:hint="eastAsia"/>
-          <w:sz w:val="36"/>
-          <w:szCs w:val="36"/>
-        </w:rPr>
-        <w:t>回答問題有語病</w:t>
-      </w:r>
-      <w:r>
-        <w:rPr>
-          <w:rFonts w:ascii="Times New Roman" w:eastAsia="標楷體" w:hAnsi="Times New Roman" w:hint="eastAsia"/>
-          <w:sz w:val="36"/>
-          <w:szCs w:val="36"/>
-        </w:rPr>
-        <w:t>、口吃等多項問題，</w:t>
-      </w:r>
-      <w:r>
-        <w:rPr>
-          <w:rFonts w:ascii="Times New Roman" w:eastAsia="標楷體" w:hAnsi="Times New Roman" w:hint="eastAsia"/>
-          <w:sz w:val="36"/>
-          <w:szCs w:val="36"/>
-        </w:rPr>
-        <w:t>也就是所謂的</w:t>
-      </w:r>
-      <w:r>
-        <w:rPr>
-          <w:rFonts w:ascii="Times New Roman" w:eastAsia="標楷體" w:hAnsi="Times New Roman" w:hint="eastAsia"/>
-          <w:sz w:val="36"/>
-          <w:szCs w:val="36"/>
-        </w:rPr>
-        <w:t>過擬合</w:t>
-      </w:r>
-      <w:r>
-        <w:rPr>
-          <w:rFonts w:ascii="Times New Roman" w:eastAsia="標楷體" w:hAnsi="Times New Roman" w:hint="eastAsia"/>
-          <w:sz w:val="36"/>
-          <w:szCs w:val="36"/>
-        </w:rPr>
-        <w:t>(</w:t>
-      </w:r>
-      <w:r>
-        <w:rPr>
-          <w:rFonts w:ascii="Times New Roman" w:eastAsia="標楷體" w:hAnsi="Times New Roman" w:hint="eastAsia"/>
-          <w:sz w:val="36"/>
-          <w:szCs w:val="36"/>
-        </w:rPr>
-        <w:t>俗稱</w:t>
-      </w:r>
-      <w:r>
-        <w:rPr>
-          <w:rFonts w:ascii="Times New Roman" w:eastAsia="標楷體" w:hAnsi="Times New Roman" w:hint="eastAsia"/>
-          <w:sz w:val="36"/>
-          <w:szCs w:val="36"/>
-        </w:rPr>
-        <w:t xml:space="preserve">: </w:t>
-      </w:r>
-      <w:r>
-        <w:rPr>
-          <w:rFonts w:ascii="Times New Roman" w:eastAsia="標楷體" w:hAnsi="Times New Roman" w:hint="eastAsia"/>
-          <w:sz w:val="36"/>
-          <w:szCs w:val="36"/>
-        </w:rPr>
-        <w:t>死記硬背</w:t>
-      </w:r>
-      <w:r>
-        <w:rPr>
-          <w:rFonts w:ascii="Times New Roman" w:eastAsia="標楷體" w:hAnsi="Times New Roman" w:hint="eastAsia"/>
-          <w:sz w:val="36"/>
-          <w:szCs w:val="36"/>
-        </w:rPr>
-        <w:t>)</w:t>
-      </w:r>
-      <w:r>
-        <w:rPr>
-          <w:rFonts w:ascii="Times New Roman" w:eastAsia="標楷體" w:hAnsi="Times New Roman" w:hint="eastAsia"/>
-          <w:sz w:val="36"/>
-          <w:szCs w:val="36"/>
-        </w:rPr>
-        <w:t>目前對於這個方面沒有過多的最佳方式與最佳解答進行處理。</w:t>
+          <w:rFonts w:ascii="Times New Roman" w:eastAsia="標楷體" w:hAnsi="Times New Roman" w:hint="eastAsia"/>
+          <w:sz w:val="36"/>
+          <w:szCs w:val="36"/>
+        </w:rPr>
+        <w:t xml:space="preserve">1. 從零設計並訓練一個可以聊天的語言模型「Sinco」，理解語言模型從資料到回答的完整流程。</w:t>
       </w:r>
     </w:p>
     <w:p>
       <w:pPr>
-        <w:rPr>
-          <w:rFonts w:ascii="Times New Roman" w:eastAsia="標楷體" w:hAnsi="Times New Roman"/>
+        <w:ind w:firstLineChars="200" w:firstLine="720"/>
+        <w:rPr>
+          <w:rFonts w:ascii="Times New Roman" w:eastAsia="標楷體" w:hAnsi="Times New Roman" w:hint="eastAsia"/>
           <w:sz w:val="36"/>
           <w:szCs w:val="36"/>
         </w:rPr>
@@ -510,89 +789,5595 @@
           <w:sz w:val="36"/>
           <w:szCs w:val="36"/>
         </w:rPr>
-        <w:t>在過擬合這個層面來說</w:t>
-      </w:r>
-      <w:r>
-        <w:rPr>
-          <w:rFonts w:ascii="Times New Roman" w:eastAsia="標楷體" w:hAnsi="Times New Roman" w:hint="eastAsia"/>
-          <w:sz w:val="36"/>
-          <w:szCs w:val="36"/>
-        </w:rPr>
-        <w:t>的可以處理的方法是</w:t>
-      </w:r>
-      <w:r>
-        <w:rPr>
-          <w:rFonts w:ascii="Times New Roman" w:eastAsia="標楷體" w:hAnsi="Times New Roman" w:hint="eastAsia"/>
-          <w:sz w:val="36"/>
-          <w:szCs w:val="36"/>
-        </w:rPr>
-        <w:t xml:space="preserve">: </w:t>
-      </w:r>
-      <w:r>
-        <w:rPr>
-          <w:rFonts w:ascii="Times New Roman" w:eastAsia="標楷體" w:hAnsi="Times New Roman" w:hint="eastAsia"/>
-          <w:sz w:val="36"/>
-          <w:szCs w:val="36"/>
-        </w:rPr>
-        <w:t>增加訓練量</w:t>
-      </w:r>
-      <w:r>
-        <w:rPr>
-          <w:rFonts w:ascii="Times New Roman" w:eastAsia="標楷體" w:hAnsi="Times New Roman" w:hint="eastAsia"/>
-          <w:sz w:val="36"/>
-          <w:szCs w:val="36"/>
-        </w:rPr>
-        <w:t>(</w:t>
-      </w:r>
-      <w:r>
-        <w:rPr>
-          <w:rFonts w:ascii="Times New Roman" w:eastAsia="標楷體" w:hAnsi="Times New Roman"/>
-          <w:sz w:val="36"/>
-          <w:szCs w:val="36"/>
-        </w:rPr>
-        <w:t>e</w:t>
-      </w:r>
-      <w:r>
-        <w:rPr>
-          <w:rFonts w:ascii="Times New Roman" w:eastAsia="標楷體" w:hAnsi="Times New Roman" w:hint="eastAsia"/>
-          <w:sz w:val="36"/>
-          <w:szCs w:val="36"/>
-        </w:rPr>
-        <w:t>pochs)</w:t>
-      </w:r>
-      <w:r>
-        <w:rPr>
-          <w:rFonts w:ascii="Times New Roman" w:eastAsia="標楷體" w:hAnsi="Times New Roman" w:hint="eastAsia"/>
-          <w:sz w:val="36"/>
-          <w:szCs w:val="36"/>
-        </w:rPr>
-        <w:t>與</w:t>
-      </w:r>
-      <w:r>
-        <w:rPr>
-          <w:rFonts w:ascii="Times New Roman" w:eastAsia="標楷體" w:hAnsi="Times New Roman" w:hint="eastAsia"/>
-          <w:sz w:val="36"/>
-          <w:szCs w:val="36"/>
-        </w:rPr>
-        <w:t>增加資料集</w:t>
-      </w:r>
-      <w:r>
-        <w:rPr>
-          <w:rFonts w:ascii="Times New Roman" w:eastAsia="標楷體" w:hAnsi="Times New Roman" w:hint="eastAsia"/>
-          <w:sz w:val="36"/>
-          <w:szCs w:val="36"/>
-        </w:rPr>
-        <w:t>(Dataset)</w:t>
+        <w:t xml:space="preserve">2. 所有模型都要能在個人電腦的顯示卡（NVIDIA RTX 4060，8GB顯示記憶體）上完成訓練與推論。</w:t>
       </w:r>
     </w:p>
     <w:p>
       <w:pPr>
-        <w:rPr>
-          <w:rFonts w:ascii="Times New Roman" w:eastAsia="標楷體" w:hAnsi="Times New Roman" w:hint="eastAsia"/>
-          <w:sz w:val="36"/>
-          <w:szCs w:val="36"/>
-        </w:rPr>
-      </w:pPr>
+        <w:ind w:firstLineChars="200" w:firstLine="720"/>
+        <w:rPr>
+          <w:rFonts w:ascii="Times New Roman" w:eastAsia="標楷體" w:hAnsi="Times New Roman" w:hint="eastAsia"/>
+          <w:sz w:val="36"/>
+          <w:szCs w:val="36"/>
+        </w:rPr>
+      </w:pPr>
+      <w:r>
+        <w:rPr>
+          <w:rFonts w:ascii="Times New Roman" w:eastAsia="標楷體" w:hAnsi="Times New Roman" w:hint="eastAsia"/>
+          <w:sz w:val="36"/>
+          <w:szCs w:val="36"/>
+        </w:rPr>
+        <w:t xml:space="preserve">3. 除了文字對話之外，延伸到程式碼產生、角色扮演、情緒分析、影像辨識等功能，並整合成桌面程式、終端機程式與網頁三種使用介面。</w:t>
+      </w:r>
+    </w:p>
+    <w:p>
+      <w:pPr>
+        <w:keepNext/>
+        <w:rPr>
+          <w:rFonts w:ascii="Times New Roman" w:eastAsia="標楷體" w:hAnsi="Times New Roman" w:hint="eastAsia"/>
+          <w:sz w:val="36"/>
+          <w:szCs w:val="36"/>
+        </w:rPr>
+      </w:pPr>
+      <w:r>
+        <w:rPr>
+          <w:rFonts w:ascii="Times New Roman" w:eastAsia="標楷體" w:hAnsi="Times New Roman" w:hint="eastAsia"/>
+          <w:b/>
+          <w:bCs/>
+          <w:sz w:val="36"/>
+          <w:szCs w:val="36"/>
+        </w:rPr>
+        <w:t xml:space="preserve">(三)研究成果摘要</w:t>
+      </w:r>
+    </w:p>
+    <w:p>
+      <w:pPr>
+        <w:ind w:firstLineChars="200" w:firstLine="720"/>
+        <w:rPr>
+          <w:rFonts w:ascii="Times New Roman" w:eastAsia="標楷體" w:hAnsi="Times New Roman" w:hint="eastAsia"/>
+          <w:sz w:val="36"/>
+          <w:szCs w:val="36"/>
+        </w:rPr>
+      </w:pPr>
+      <w:r>
+        <w:rPr>
+          <w:rFonts w:ascii="Times New Roman" w:eastAsia="標楷體" w:hAnsi="Times New Roman" w:hint="eastAsia"/>
+          <w:sz w:val="36"/>
+          <w:szCs w:val="36"/>
+        </w:rPr>
+        <w:t xml:space="preserve">1. 完成Sinco一般聊天模型（Transformer，8層、384維、約1,746萬個參數），以及字元級GRU聊天模型與程式碼模型。</w:t>
+      </w:r>
+    </w:p>
+    <w:p>
+      <w:pPr>
+        <w:ind w:firstLineChars="200" w:firstLine="720"/>
+        <w:rPr>
+          <w:rFonts w:ascii="Times New Roman" w:eastAsia="標楷體" w:hAnsi="Times New Roman" w:hint="eastAsia"/>
+          <w:sz w:val="36"/>
+          <w:szCs w:val="36"/>
+        </w:rPr>
+      </w:pPr>
+      <w:r>
+        <w:rPr>
+          <w:rFonts w:ascii="Times New Roman" w:eastAsia="標楷體" w:hAnsi="Times New Roman" w:hint="eastAsia"/>
+          <w:sz w:val="36"/>
+          <w:szCs w:val="36"/>
+        </w:rPr>
+        <w:t xml:space="preserve">2. 完成桌面GUI、終端機CLI、網頁API三種介面，三者共用同一套對話邏輯。</w:t>
+      </w:r>
+    </w:p>
+    <w:p>
+      <w:pPr>
+        <w:ind w:firstLineChars="200" w:firstLine="720"/>
+        <w:rPr>
+          <w:rFonts w:ascii="Times New Roman" w:eastAsia="標楷體" w:hAnsi="Times New Roman" w:hint="eastAsia"/>
+          <w:sz w:val="36"/>
+          <w:szCs w:val="36"/>
+        </w:rPr>
+      </w:pPr>
+      <w:r>
+        <w:rPr>
+          <w:rFonts w:ascii="Times New Roman" w:eastAsia="標楷體" w:hAnsi="Times New Roman" w:hint="eastAsia"/>
+          <w:sz w:val="36"/>
+          <w:szCs w:val="36"/>
+        </w:rPr>
+        <w:t xml:space="preserve">3. 自行訓練的YOLO形狀辨識模型（圓形／正方形／三角形）在驗證集達到mAP50 0.97。</w:t>
+      </w:r>
+    </w:p>
+    <w:p>
+      <w:pPr>
+        <w:ind w:firstLineChars="200" w:firstLine="720"/>
+        <w:rPr>
+          <w:rFonts w:ascii="Times New Roman" w:eastAsia="標楷體" w:hAnsi="Times New Roman" w:hint="eastAsia"/>
+          <w:sz w:val="36"/>
+          <w:szCs w:val="36"/>
+        </w:rPr>
+      </w:pPr>
+      <w:r>
+        <w:rPr>
+          <w:rFonts w:ascii="Times New Roman" w:eastAsia="標楷體" w:hAnsi="Times New Roman" w:hint="eastAsia"/>
+          <w:sz w:val="36"/>
+          <w:szCs w:val="36"/>
+        </w:rPr>
+        <w:t xml:space="preserve">4. 透過訓練紀錄分析，找出目前最主要的問題是「過擬合」：聊天模型的參數量遠大於對話資料量（約670筆），驗證loss在第4~7輪就停止下降。已加入凍結層、標籤平滑、錯字擴增等防過擬合方法，並匯入約2.8萬筆公開對話資料，作為下一版的訓練資料。</w:t>
+      </w:r>
+    </w:p>
+    <w:p>
+      <w:pPr>
+        <w:keepNext/>
+        <w:outlineLvl w:val="0"/>
+        <w:rPr>
+          <w:rFonts w:ascii="Times New Roman" w:eastAsia="標楷體" w:hAnsi="Times New Roman" w:hint="eastAsia"/>
+          <w:sz w:val="36"/>
+          <w:szCs w:val="36"/>
+        </w:rPr>
+      </w:pPr>
+      <w:bookmarkStart w:id="202" w:name="_TocSinco02"/>
+      <w:r>
+        <w:rPr>
+          <w:rFonts w:ascii="Times New Roman" w:eastAsia="標楷體" w:hAnsi="Times New Roman" w:hint="eastAsia"/>
+          <w:sz w:val="36"/>
+          <w:szCs w:val="36"/>
+        </w:rPr>
+        <w:t xml:space="preserve">二、系統架構</w:t>
+      </w:r>
+      <w:bookmarkEnd w:id="202"/>
+    </w:p>
+    <w:p>
+      <w:pPr>
+        <w:keepNext/>
+        <w:rPr>
+          <w:rFonts w:ascii="Times New Roman" w:eastAsia="標楷體" w:hAnsi="Times New Roman" w:hint="eastAsia"/>
+          <w:sz w:val="36"/>
+          <w:szCs w:val="36"/>
+        </w:rPr>
+      </w:pPr>
+      <w:r>
+        <w:rPr>
+          <w:rFonts w:ascii="Times New Roman" w:eastAsia="標楷體" w:hAnsi="Times New Roman" w:hint="eastAsia"/>
+          <w:b/>
+          <w:bCs/>
+          <w:sz w:val="36"/>
+          <w:szCs w:val="36"/>
+        </w:rPr>
+        <w:t xml:space="preserve">(一)整體架構</w:t>
+      </w:r>
+    </w:p>
+    <w:p>
+      <w:pPr>
+        <w:ind w:firstLineChars="200" w:firstLine="720"/>
+        <w:rPr>
+          <w:rFonts w:ascii="Times New Roman" w:eastAsia="標楷體" w:hAnsi="Times New Roman" w:hint="eastAsia"/>
+          <w:sz w:val="36"/>
+          <w:szCs w:val="36"/>
+        </w:rPr>
+      </w:pPr>
+      <w:r>
+        <w:rPr>
+          <w:rFonts w:ascii="Times New Roman" w:eastAsia="標楷體" w:hAnsi="Times New Roman" w:hint="eastAsia"/>
+          <w:sz w:val="36"/>
+          <w:szCs w:val="36"/>
+        </w:rPr>
+        <w:t xml:space="preserve">Sinco的使用介面有三種，但真正負責產生回答的程式只有一份（tranning/chats.py中的smart_reply函式），三種介面都只是把使用者的訊息交給它，再把回答顯示出來。這樣修改模型時只要改一個地方，三個介面就會同時更新。</w:t>
+      </w:r>
+    </w:p>
+    <w:tbl>
+      <w:tblPr>
+        <w:tblStyle w:val="TableGrid"/>
+        <w:tblW w:w="13958" w:type="dxa"/>
+        <w:jc w:val="center"/>
+        <w:tblLayout w:type="fixed"/>
+        <w:tblLook w:val="04A0" w:firstRow="1" w:lastRow="0" w:firstColumn="1" w:lastColumn="0" w:noHBand="0" w:noVBand="1"/>
+      </w:tblPr>
+      <w:tblGrid>
+        <w:gridCol w:w="2200"/>
+        <w:gridCol w:w="3600"/>
+        <w:gridCol w:w="8158"/>
+      </w:tblGrid>
+      <w:tr>
+        <w:trPr>
+          <w:cantSplit/>
+          <w:tblHeader/>
+          <w:jc w:val="center"/>
+        </w:trPr>
+        <w:tc>
+          <w:tcPr>
+            <w:tcW w:w="2200" w:type="dxa"/>
+            <w:shd w:val="clear" w:color="auto" w:fill="D9D9D9"/>
+            <w:vAlign w:val="center"/>
+          </w:tcPr>
+          <w:p>
+            <w:pPr>
+              <w:jc w:val="center"/>
+              <w:rPr>
+                <w:rFonts w:ascii="Times New Roman" w:eastAsia="標楷體" w:hAnsi="Times New Roman" w:hint="eastAsia"/>
+                <w:sz w:val="24"/>
+                <w:szCs w:val="24"/>
+              </w:rPr>
+            </w:pPr>
+            <w:r>
+              <w:rPr>
+                <w:rFonts w:ascii="Times New Roman" w:eastAsia="標楷體" w:hAnsi="Times New Roman" w:hint="eastAsia"/>
+                <w:b/>
+                <w:bCs/>
+                <w:sz w:val="24"/>
+                <w:szCs w:val="24"/>
+              </w:rPr>
+              <w:t xml:space="preserve">介面</w:t>
+            </w:r>
+          </w:p>
+        </w:tc>
+        <w:tc>
+          <w:tcPr>
+            <w:tcW w:w="3600" w:type="dxa"/>
+            <w:shd w:val="clear" w:color="auto" w:fill="D9D9D9"/>
+            <w:vAlign w:val="center"/>
+          </w:tcPr>
+          <w:p>
+            <w:pPr>
+              <w:jc w:val="center"/>
+              <w:rPr>
+                <w:rFonts w:ascii="Times New Roman" w:eastAsia="標楷體" w:hAnsi="Times New Roman" w:hint="eastAsia"/>
+                <w:sz w:val="24"/>
+                <w:szCs w:val="24"/>
+              </w:rPr>
+            </w:pPr>
+            <w:r>
+              <w:rPr>
+                <w:rFonts w:ascii="Times New Roman" w:eastAsia="標楷體" w:hAnsi="Times New Roman" w:hint="eastAsia"/>
+                <w:b/>
+                <w:bCs/>
+                <w:sz w:val="24"/>
+                <w:szCs w:val="24"/>
+              </w:rPr>
+              <w:t xml:space="preserve">程式位置</w:t>
+            </w:r>
+          </w:p>
+        </w:tc>
+        <w:tc>
+          <w:tcPr>
+            <w:tcW w:w="8158" w:type="dxa"/>
+            <w:shd w:val="clear" w:color="auto" w:fill="D9D9D9"/>
+            <w:vAlign w:val="center"/>
+          </w:tcPr>
+          <w:p>
+            <w:pPr>
+              <w:jc w:val="center"/>
+              <w:rPr>
+                <w:rFonts w:ascii="Times New Roman" w:eastAsia="標楷體" w:hAnsi="Times New Roman" w:hint="eastAsia"/>
+                <w:sz w:val="24"/>
+                <w:szCs w:val="24"/>
+              </w:rPr>
+            </w:pPr>
+            <w:r>
+              <w:rPr>
+                <w:rFonts w:ascii="Times New Roman" w:eastAsia="標楷體" w:hAnsi="Times New Roman" w:hint="eastAsia"/>
+                <w:b/>
+                <w:bCs/>
+                <w:sz w:val="24"/>
+                <w:szCs w:val="24"/>
+              </w:rPr>
+              <w:t xml:space="preserve">說明</w:t>
+            </w:r>
+          </w:p>
+        </w:tc>
+      </w:tr>
+      <w:tr>
+        <w:trPr>
+          <w:cantSplit/>
+          <w:jc w:val="center"/>
+        </w:trPr>
+        <w:tc>
+          <w:tcPr>
+            <w:tcW w:w="2200" w:type="dxa"/>
+            <w:vAlign w:val="center"/>
+          </w:tcPr>
+          <w:p>
+            <w:pPr>
+              <w:jc w:val="left"/>
+              <w:rPr>
+                <w:rFonts w:ascii="Times New Roman" w:eastAsia="標楷體" w:hAnsi="Times New Roman" w:hint="eastAsia"/>
+                <w:sz w:val="24"/>
+                <w:szCs w:val="24"/>
+              </w:rPr>
+            </w:pPr>
+            <w:r>
+              <w:rPr>
+                <w:rFonts w:ascii="Times New Roman" w:eastAsia="標楷體" w:hAnsi="Times New Roman" w:hint="eastAsia"/>
+                <w:sz w:val="24"/>
+                <w:szCs w:val="24"/>
+              </w:rPr>
+              <w:t xml:space="preserve">桌面GUI</w:t>
+            </w:r>
+          </w:p>
+        </w:tc>
+        <w:tc>
+          <w:tcPr>
+            <w:tcW w:w="3600" w:type="dxa"/>
+            <w:vAlign w:val="center"/>
+          </w:tcPr>
+          <w:p>
+            <w:pPr>
+              <w:jc w:val="left"/>
+              <w:rPr>
+                <w:rFonts w:ascii="Times New Roman" w:eastAsia="標楷體" w:hAnsi="Times New Roman" w:hint="eastAsia"/>
+                <w:sz w:val="24"/>
+                <w:szCs w:val="24"/>
+              </w:rPr>
+            </w:pPr>
+            <w:r>
+              <w:rPr>
+                <w:rFonts w:ascii="Times New Roman" w:eastAsia="標楷體" w:hAnsi="Times New Roman" w:hint="eastAsia"/>
+                <w:sz w:val="24"/>
+                <w:szCs w:val="24"/>
+              </w:rPr>
+              <w:t xml:space="preserve">lib/main.py</w:t>
+            </w:r>
+          </w:p>
+        </w:tc>
+        <w:tc>
+          <w:tcPr>
+            <w:tcW w:w="8158" w:type="dxa"/>
+            <w:vAlign w:val="center"/>
+          </w:tcPr>
+          <w:p>
+            <w:pPr>
+              <w:jc w:val="left"/>
+              <w:rPr>
+                <w:rFonts w:ascii="Times New Roman" w:eastAsia="標楷體" w:hAnsi="Times New Roman" w:hint="eastAsia"/>
+                <w:sz w:val="24"/>
+                <w:szCs w:val="24"/>
+              </w:rPr>
+            </w:pPr>
+            <w:r>
+              <w:rPr>
+                <w:rFonts w:ascii="Times New Roman" w:eastAsia="標楷體" w:hAnsi="Times New Roman" w:hint="eastAsia"/>
+                <w:sz w:val="24"/>
+                <w:szCs w:val="24"/>
+              </w:rPr>
+              <w:t xml:space="preserve">Tkinter視窗程式，暗色主題；支援 /model、/memory、/init、/character 等斜線指令，以及攝影機、角色等獨立視窗</w:t>
+            </w:r>
+          </w:p>
+        </w:tc>
+      </w:tr>
+      <w:tr>
+        <w:trPr>
+          <w:cantSplit/>
+          <w:jc w:val="center"/>
+        </w:trPr>
+        <w:tc>
+          <w:tcPr>
+            <w:tcW w:w="2200" w:type="dxa"/>
+            <w:vAlign w:val="center"/>
+          </w:tcPr>
+          <w:p>
+            <w:pPr>
+              <w:jc w:val="left"/>
+              <w:rPr>
+                <w:rFonts w:ascii="Times New Roman" w:eastAsia="標楷體" w:hAnsi="Times New Roman" w:hint="eastAsia"/>
+                <w:sz w:val="24"/>
+                <w:szCs w:val="24"/>
+              </w:rPr>
+            </w:pPr>
+            <w:r>
+              <w:rPr>
+                <w:rFonts w:ascii="Times New Roman" w:eastAsia="標楷體" w:hAnsi="Times New Roman" w:hint="eastAsia"/>
+                <w:sz w:val="24"/>
+                <w:szCs w:val="24"/>
+              </w:rPr>
+              <w:t xml:space="preserve">終端機CLI</w:t>
+            </w:r>
+          </w:p>
+        </w:tc>
+        <w:tc>
+          <w:tcPr>
+            <w:tcW w:w="3600" w:type="dxa"/>
+            <w:vAlign w:val="center"/>
+          </w:tcPr>
+          <w:p>
+            <w:pPr>
+              <w:jc w:val="left"/>
+              <w:rPr>
+                <w:rFonts w:ascii="Times New Roman" w:eastAsia="標楷體" w:hAnsi="Times New Roman" w:hint="eastAsia"/>
+                <w:sz w:val="24"/>
+                <w:szCs w:val="24"/>
+              </w:rPr>
+            </w:pPr>
+            <w:r>
+              <w:rPr>
+                <w:rFonts w:ascii="Times New Roman" w:eastAsia="標楷體" w:hAnsi="Times New Roman" w:hint="eastAsia"/>
+                <w:sz w:val="24"/>
+                <w:szCs w:val="24"/>
+              </w:rPr>
+              <w:t xml:space="preserve">lib/components/cli.py</w:t>
+            </w:r>
+          </w:p>
+        </w:tc>
+        <w:tc>
+          <w:tcPr>
+            <w:tcW w:w="8158" w:type="dxa"/>
+            <w:vAlign w:val="center"/>
+          </w:tcPr>
+          <w:p>
+            <w:pPr>
+              <w:jc w:val="left"/>
+              <w:rPr>
+                <w:rFonts w:ascii="Times New Roman" w:eastAsia="標楷體" w:hAnsi="Times New Roman" w:hint="eastAsia"/>
+                <w:sz w:val="24"/>
+                <w:szCs w:val="24"/>
+              </w:rPr>
+            </w:pPr>
+            <w:r>
+              <w:rPr>
+                <w:rFonts w:ascii="Times New Roman" w:eastAsia="標楷體" w:hAnsi="Times New Roman" w:hint="eastAsia"/>
+                <w:sz w:val="24"/>
+                <w:szCs w:val="24"/>
+              </w:rPr>
+              <w:t xml:space="preserve">在命令列中對話，介面有橫幅、斜線指令與「思考中」狀態列</w:t>
+            </w:r>
+          </w:p>
+        </w:tc>
+      </w:tr>
+      <w:tr>
+        <w:trPr>
+          <w:cantSplit/>
+          <w:jc w:val="center"/>
+        </w:trPr>
+        <w:tc>
+          <w:tcPr>
+            <w:tcW w:w="2200" w:type="dxa"/>
+            <w:vAlign w:val="center"/>
+          </w:tcPr>
+          <w:p>
+            <w:pPr>
+              <w:jc w:val="left"/>
+              <w:rPr>
+                <w:rFonts w:ascii="Times New Roman" w:eastAsia="標楷體" w:hAnsi="Times New Roman" w:hint="eastAsia"/>
+                <w:sz w:val="24"/>
+                <w:szCs w:val="24"/>
+              </w:rPr>
+            </w:pPr>
+            <w:r>
+              <w:rPr>
+                <w:rFonts w:ascii="Times New Roman" w:eastAsia="標楷體" w:hAnsi="Times New Roman" w:hint="eastAsia"/>
+                <w:sz w:val="24"/>
+                <w:szCs w:val="24"/>
+              </w:rPr>
+              <w:t xml:space="preserve">網頁API</w:t>
+            </w:r>
+          </w:p>
+        </w:tc>
+        <w:tc>
+          <w:tcPr>
+            <w:tcW w:w="3600" w:type="dxa"/>
+            <w:vAlign w:val="center"/>
+          </w:tcPr>
+          <w:p>
+            <w:pPr>
+              <w:jc w:val="left"/>
+              <w:rPr>
+                <w:rFonts w:ascii="Times New Roman" w:eastAsia="標楷體" w:hAnsi="Times New Roman" w:hint="eastAsia"/>
+                <w:sz w:val="24"/>
+                <w:szCs w:val="24"/>
+              </w:rPr>
+            </w:pPr>
+            <w:r>
+              <w:rPr>
+                <w:rFonts w:ascii="Times New Roman" w:eastAsia="標楷體" w:hAnsi="Times New Roman" w:hint="eastAsia"/>
+                <w:sz w:val="24"/>
+                <w:szCs w:val="24"/>
+              </w:rPr>
+              <w:t xml:space="preserve">web/backend/app.py</w:t>
+            </w:r>
+          </w:p>
+        </w:tc>
+        <w:tc>
+          <w:tcPr>
+            <w:tcW w:w="8158" w:type="dxa"/>
+            <w:vAlign w:val="center"/>
+          </w:tcPr>
+          <w:p>
+            <w:pPr>
+              <w:jc w:val="left"/>
+              <w:rPr>
+                <w:rFonts w:ascii="Times New Roman" w:eastAsia="標楷體" w:hAnsi="Times New Roman" w:hint="eastAsia"/>
+                <w:sz w:val="24"/>
+                <w:szCs w:val="24"/>
+              </w:rPr>
+            </w:pPr>
+            <w:r>
+              <w:rPr>
+                <w:rFonts w:ascii="Times New Roman" w:eastAsia="標楷體" w:hAnsi="Times New Roman" w:hint="eastAsia"/>
+                <w:sz w:val="24"/>
+                <w:szCs w:val="24"/>
+              </w:rPr>
+              <w:t xml:space="preserve">FastAPI後端，/api/chat 提供對話、/api/detect 提供攝影機物件偵測；搭配靜態網頁前端</w:t>
+            </w:r>
+          </w:p>
+        </w:tc>
+      </w:tr>
+    </w:tbl>
+    <w:p>
+      <w:pPr>
+        <w:rPr>
+          <w:rFonts w:ascii="Times New Roman" w:eastAsia="標楷體" w:hAnsi="Times New Roman" w:hint="eastAsia"/>
+          <w:sz w:val="24"/>
+          <w:szCs w:val="24"/>
+        </w:rPr>
+      </w:pPr>
+    </w:p>
+    <w:p>
+      <w:pPr>
+        <w:keepNext/>
+        <w:rPr>
+          <w:rFonts w:ascii="Times New Roman" w:eastAsia="標楷體" w:hAnsi="Times New Roman" w:hint="eastAsia"/>
+          <w:sz w:val="36"/>
+          <w:szCs w:val="36"/>
+        </w:rPr>
+      </w:pPr>
+      <w:r>
+        <w:rPr>
+          <w:rFonts w:ascii="Times New Roman" w:eastAsia="標楷體" w:hAnsi="Times New Roman" w:hint="eastAsia"/>
+          <w:b/>
+          <w:bCs/>
+          <w:sz w:val="36"/>
+          <w:szCs w:val="36"/>
+        </w:rPr>
+        <w:t xml:space="preserve">(二)對話處理流程</w:t>
+      </w:r>
+    </w:p>
+    <w:p>
+      <w:pPr>
+        <w:ind w:firstLineChars="200" w:firstLine="720"/>
+        <w:rPr>
+          <w:rFonts w:ascii="Times New Roman" w:eastAsia="標楷體" w:hAnsi="Times New Roman" w:hint="eastAsia"/>
+          <w:sz w:val="36"/>
+          <w:szCs w:val="36"/>
+        </w:rPr>
+      </w:pPr>
+      <w:r>
+        <w:rPr>
+          <w:rFonts w:ascii="Times New Roman" w:eastAsia="標楷體" w:hAnsi="Times New Roman" w:hint="eastAsia"/>
+          <w:sz w:val="36"/>
+          <w:szCs w:val="36"/>
+        </w:rPr>
+        <w:t xml:space="preserve">使用者送出訊息後，smart_reply會依訊息內容決定交給誰處理：</w:t>
+      </w:r>
+    </w:p>
+    <w:p>
+      <w:pPr>
+        <w:jc w:val="center"/>
+        <w:rPr>
+          <w:rFonts w:ascii="Times New Roman" w:eastAsia="標楷體" w:hAnsi="Times New Roman" w:hint="eastAsia"/>
+          <w:sz w:val="36"/>
+          <w:szCs w:val="36"/>
+        </w:rPr>
+      </w:pPr>
+      <w:r>
+        <w:rPr>
+          <w:rFonts w:ascii="Times New Roman" w:eastAsia="標楷體" w:hAnsi="Times New Roman" w:hint="eastAsia"/>
+          <w:sz w:val="36"/>
+          <w:szCs w:val="36"/>
+        </w:rPr>
+        <w:t xml:space="preserve">使用者訊息 → (1) 是否為即時資訊（天氣、搜尋）？是 → 查詢公開資料API → (2) 是否為程式碼請求？是 → 程式碼模型 → (3) 其他 → 一般聊天模型 → 回答</w:t>
+      </w:r>
+    </w:p>
+    <w:p>
+      <w:pPr>
+        <w:ind w:firstLineChars="200" w:firstLine="720"/>
+        <w:rPr>
+          <w:rFonts w:ascii="Times New Roman" w:eastAsia="標楷體" w:hAnsi="Times New Roman" w:hint="eastAsia"/>
+          <w:sz w:val="36"/>
+          <w:szCs w:val="36"/>
+        </w:rPr>
+      </w:pPr>
+      <w:r>
+        <w:rPr>
+          <w:rFonts w:ascii="Times New Roman" w:eastAsia="標楷體" w:hAnsi="Times New Roman" w:hint="eastAsia"/>
+          <w:sz w:val="36"/>
+          <w:szCs w:val="36"/>
+        </w:rPr>
+        <w:t xml:space="preserve">其中天氣與搜尋使用的是公開的資料查詢服務，只回傳資料、不是AI模型。另外可用 /model 指令手動切換模式（auto / sinco / code）。</w:t>
+      </w:r>
+    </w:p>
+    <w:p>
+      <w:pPr>
+        <w:keepNext/>
+        <w:rPr>
+          <w:rFonts w:ascii="Times New Roman" w:eastAsia="標楷體" w:hAnsi="Times New Roman" w:hint="eastAsia"/>
+          <w:sz w:val="36"/>
+          <w:szCs w:val="36"/>
+        </w:rPr>
+      </w:pPr>
+      <w:r>
+        <w:rPr>
+          <w:rFonts w:ascii="Times New Roman" w:eastAsia="標楷體" w:hAnsi="Times New Roman" w:hint="eastAsia"/>
+          <w:b/>
+          <w:bCs/>
+          <w:sz w:val="36"/>
+          <w:szCs w:val="36"/>
+        </w:rPr>
+        <w:t xml:space="preserve">(三)功能模組</w:t>
+      </w:r>
+    </w:p>
+    <w:tbl>
+      <w:tblPr>
+        <w:tblStyle w:val="TableGrid"/>
+        <w:tblW w:w="13958" w:type="dxa"/>
+        <w:jc w:val="center"/>
+        <w:tblLayout w:type="fixed"/>
+        <w:tblLook w:val="04A0" w:firstRow="1" w:lastRow="0" w:firstColumn="1" w:lastColumn="0" w:noHBand="0" w:noVBand="1"/>
+      </w:tblPr>
+      <w:tblGrid>
+        <w:gridCol w:w="2400"/>
+        <w:gridCol w:w="5200"/>
+        <w:gridCol w:w="6358"/>
+      </w:tblGrid>
+      <w:tr>
+        <w:trPr>
+          <w:cantSplit/>
+          <w:tblHeader/>
+          <w:jc w:val="center"/>
+        </w:trPr>
+        <w:tc>
+          <w:tcPr>
+            <w:tcW w:w="2400" w:type="dxa"/>
+            <w:shd w:val="clear" w:color="auto" w:fill="D9D9D9"/>
+            <w:vAlign w:val="center"/>
+          </w:tcPr>
+          <w:p>
+            <w:pPr>
+              <w:jc w:val="center"/>
+              <w:rPr>
+                <w:rFonts w:ascii="Times New Roman" w:eastAsia="標楷體" w:hAnsi="Times New Roman" w:hint="eastAsia"/>
+                <w:sz w:val="24"/>
+                <w:szCs w:val="24"/>
+              </w:rPr>
+            </w:pPr>
+            <w:r>
+              <w:rPr>
+                <w:rFonts w:ascii="Times New Roman" w:eastAsia="標楷體" w:hAnsi="Times New Roman" w:hint="eastAsia"/>
+                <w:b/>
+                <w:bCs/>
+                <w:sz w:val="24"/>
+                <w:szCs w:val="24"/>
+              </w:rPr>
+              <w:t xml:space="preserve">模組</w:t>
+            </w:r>
+          </w:p>
+        </w:tc>
+        <w:tc>
+          <w:tcPr>
+            <w:tcW w:w="5200" w:type="dxa"/>
+            <w:shd w:val="clear" w:color="auto" w:fill="D9D9D9"/>
+            <w:vAlign w:val="center"/>
+          </w:tcPr>
+          <w:p>
+            <w:pPr>
+              <w:jc w:val="center"/>
+              <w:rPr>
+                <w:rFonts w:ascii="Times New Roman" w:eastAsia="標楷體" w:hAnsi="Times New Roman" w:hint="eastAsia"/>
+                <w:sz w:val="24"/>
+                <w:szCs w:val="24"/>
+              </w:rPr>
+            </w:pPr>
+            <w:r>
+              <w:rPr>
+                <w:rFonts w:ascii="Times New Roman" w:eastAsia="標楷體" w:hAnsi="Times New Roman" w:hint="eastAsia"/>
+                <w:b/>
+                <w:bCs/>
+                <w:sz w:val="24"/>
+                <w:szCs w:val="24"/>
+              </w:rPr>
+              <w:t xml:space="preserve">使用的模型／方法</w:t>
+            </w:r>
+          </w:p>
+        </w:tc>
+        <w:tc>
+          <w:tcPr>
+            <w:tcW w:w="6358" w:type="dxa"/>
+            <w:shd w:val="clear" w:color="auto" w:fill="D9D9D9"/>
+            <w:vAlign w:val="center"/>
+          </w:tcPr>
+          <w:p>
+            <w:pPr>
+              <w:jc w:val="center"/>
+              <w:rPr>
+                <w:rFonts w:ascii="Times New Roman" w:eastAsia="標楷體" w:hAnsi="Times New Roman" w:hint="eastAsia"/>
+                <w:sz w:val="24"/>
+                <w:szCs w:val="24"/>
+              </w:rPr>
+            </w:pPr>
+            <w:r>
+              <w:rPr>
+                <w:rFonts w:ascii="Times New Roman" w:eastAsia="標楷體" w:hAnsi="Times New Roman" w:hint="eastAsia"/>
+                <w:b/>
+                <w:bCs/>
+                <w:sz w:val="24"/>
+                <w:szCs w:val="24"/>
+              </w:rPr>
+              <w:t xml:space="preserve">用途</w:t>
+            </w:r>
+          </w:p>
+        </w:tc>
+      </w:tr>
+      <w:tr>
+        <w:trPr>
+          <w:cantSplit/>
+          <w:jc w:val="center"/>
+        </w:trPr>
+        <w:tc>
+          <w:tcPr>
+            <w:tcW w:w="2400" w:type="dxa"/>
+            <w:vAlign w:val="center"/>
+          </w:tcPr>
+          <w:p>
+            <w:pPr>
+              <w:jc w:val="left"/>
+              <w:rPr>
+                <w:rFonts w:ascii="Times New Roman" w:eastAsia="標楷體" w:hAnsi="Times New Roman" w:hint="eastAsia"/>
+                <w:sz w:val="24"/>
+                <w:szCs w:val="24"/>
+              </w:rPr>
+            </w:pPr>
+            <w:r>
+              <w:rPr>
+                <w:rFonts w:ascii="Times New Roman" w:eastAsia="標楷體" w:hAnsi="Times New Roman" w:hint="eastAsia"/>
+                <w:sz w:val="24"/>
+                <w:szCs w:val="24"/>
+              </w:rPr>
+              <w:t xml:space="preserve">一般聊天</w:t>
+            </w:r>
+          </w:p>
+        </w:tc>
+        <w:tc>
+          <w:tcPr>
+            <w:tcW w:w="5200" w:type="dxa"/>
+            <w:vAlign w:val="center"/>
+          </w:tcPr>
+          <w:p>
+            <w:pPr>
+              <w:jc w:val="left"/>
+              <w:rPr>
+                <w:rFonts w:ascii="Times New Roman" w:eastAsia="標楷體" w:hAnsi="Times New Roman" w:hint="eastAsia"/>
+                <w:sz w:val="24"/>
+                <w:szCs w:val="24"/>
+              </w:rPr>
+            </w:pPr>
+            <w:r>
+              <w:rPr>
+                <w:rFonts w:ascii="Times New Roman" w:eastAsia="標楷體" w:hAnsi="Times New Roman" w:hint="eastAsia"/>
+                <w:sz w:val="24"/>
+                <w:szCs w:val="24"/>
+              </w:rPr>
+              <w:t xml:space="preserve">Transformer（8層、384維、6個注意力頭）＋自訓練BPE分詞器</w:t>
+            </w:r>
+          </w:p>
+        </w:tc>
+        <w:tc>
+          <w:tcPr>
+            <w:tcW w:w="6358" w:type="dxa"/>
+            <w:vAlign w:val="center"/>
+          </w:tcPr>
+          <w:p>
+            <w:pPr>
+              <w:jc w:val="left"/>
+              <w:rPr>
+                <w:rFonts w:ascii="Times New Roman" w:eastAsia="標楷體" w:hAnsi="Times New Roman" w:hint="eastAsia"/>
+                <w:sz w:val="24"/>
+                <w:szCs w:val="24"/>
+              </w:rPr>
+            </w:pPr>
+            <w:r>
+              <w:rPr>
+                <w:rFonts w:ascii="Times New Roman" w:eastAsia="標楷體" w:hAnsi="Times New Roman" w:hint="eastAsia"/>
+                <w:sz w:val="24"/>
+                <w:szCs w:val="24"/>
+              </w:rPr>
+              <w:t xml:space="preserve">日常對話，目前的預設對話模型</w:t>
+            </w:r>
+          </w:p>
+        </w:tc>
+      </w:tr>
+      <w:tr>
+        <w:trPr>
+          <w:cantSplit/>
+          <w:jc w:val="center"/>
+        </w:trPr>
+        <w:tc>
+          <w:tcPr>
+            <w:tcW w:w="2400" w:type="dxa"/>
+            <w:vAlign w:val="center"/>
+          </w:tcPr>
+          <w:p>
+            <w:pPr>
+              <w:jc w:val="left"/>
+              <w:rPr>
+                <w:rFonts w:ascii="Times New Roman" w:eastAsia="標楷體" w:hAnsi="Times New Roman" w:hint="eastAsia"/>
+                <w:sz w:val="24"/>
+                <w:szCs w:val="24"/>
+              </w:rPr>
+            </w:pPr>
+            <w:r>
+              <w:rPr>
+                <w:rFonts w:ascii="Times New Roman" w:eastAsia="標楷體" w:hAnsi="Times New Roman" w:hint="eastAsia"/>
+                <w:sz w:val="24"/>
+                <w:szCs w:val="24"/>
+              </w:rPr>
+              <w:t xml:space="preserve">GRU聊天／程式碼</w:t>
+            </w:r>
+          </w:p>
+        </w:tc>
+        <w:tc>
+          <w:tcPr>
+            <w:tcW w:w="5200" w:type="dxa"/>
+            <w:vAlign w:val="center"/>
+          </w:tcPr>
+          <w:p>
+            <w:pPr>
+              <w:jc w:val="left"/>
+              <w:rPr>
+                <w:rFonts w:ascii="Times New Roman" w:eastAsia="標楷體" w:hAnsi="Times New Roman" w:hint="eastAsia"/>
+                <w:sz w:val="24"/>
+                <w:szCs w:val="24"/>
+              </w:rPr>
+            </w:pPr>
+            <w:r>
+              <w:rPr>
+                <w:rFonts w:ascii="Times New Roman" w:eastAsia="標楷體" w:hAnsi="Times New Roman" w:hint="eastAsia"/>
+                <w:sz w:val="24"/>
+                <w:szCs w:val="24"/>
+              </w:rPr>
+              <w:t xml:space="preserve">字元級GRU編碼器＋Luong注意力解碼器（seq2seq）</w:t>
+            </w:r>
+          </w:p>
+        </w:tc>
+        <w:tc>
+          <w:tcPr>
+            <w:tcW w:w="6358" w:type="dxa"/>
+            <w:vAlign w:val="center"/>
+          </w:tcPr>
+          <w:p>
+            <w:pPr>
+              <w:jc w:val="left"/>
+              <w:rPr>
+                <w:rFonts w:ascii="Times New Roman" w:eastAsia="標楷體" w:hAnsi="Times New Roman" w:hint="eastAsia"/>
+                <w:sz w:val="24"/>
+                <w:szCs w:val="24"/>
+              </w:rPr>
+            </w:pPr>
+            <w:r>
+              <w:rPr>
+                <w:rFonts w:ascii="Times New Roman" w:eastAsia="標楷體" w:hAnsi="Times New Roman" w:hint="eastAsia"/>
+                <w:sz w:val="24"/>
+                <w:szCs w:val="24"/>
+              </w:rPr>
+              <w:t xml:space="preserve">早期版本的聊天模型；程式碼片段產生</w:t>
+            </w:r>
+          </w:p>
+        </w:tc>
+      </w:tr>
+      <w:tr>
+        <w:trPr>
+          <w:cantSplit/>
+          <w:jc w:val="center"/>
+        </w:trPr>
+        <w:tc>
+          <w:tcPr>
+            <w:tcW w:w="2400" w:type="dxa"/>
+            <w:vAlign w:val="center"/>
+          </w:tcPr>
+          <w:p>
+            <w:pPr>
+              <w:jc w:val="left"/>
+              <w:rPr>
+                <w:rFonts w:ascii="Times New Roman" w:eastAsia="標楷體" w:hAnsi="Times New Roman" w:hint="eastAsia"/>
+                <w:sz w:val="24"/>
+                <w:szCs w:val="24"/>
+              </w:rPr>
+            </w:pPr>
+            <w:r>
+              <w:rPr>
+                <w:rFonts w:ascii="Times New Roman" w:eastAsia="標楷體" w:hAnsi="Times New Roman" w:hint="eastAsia"/>
+                <w:sz w:val="24"/>
+                <w:szCs w:val="24"/>
+              </w:rPr>
+              <w:t xml:space="preserve">角色扮演</w:t>
+            </w:r>
+          </w:p>
+        </w:tc>
+        <w:tc>
+          <w:tcPr>
+            <w:tcW w:w="5200" w:type="dxa"/>
+            <w:vAlign w:val="center"/>
+          </w:tcPr>
+          <w:p>
+            <w:pPr>
+              <w:jc w:val="left"/>
+              <w:rPr>
+                <w:rFonts w:ascii="Times New Roman" w:eastAsia="標楷體" w:hAnsi="Times New Roman" w:hint="eastAsia"/>
+                <w:sz w:val="24"/>
+                <w:szCs w:val="24"/>
+              </w:rPr>
+            </w:pPr>
+            <w:r>
+              <w:rPr>
+                <w:rFonts w:ascii="Times New Roman" w:eastAsia="標楷體" w:hAnsi="Times New Roman" w:hint="eastAsia"/>
+                <w:sz w:val="24"/>
+                <w:szCs w:val="24"/>
+              </w:rPr>
+              <w:t xml:space="preserve">角色卡範例比對＋依性格挑選與改寫回覆</w:t>
+            </w:r>
+          </w:p>
+        </w:tc>
+        <w:tc>
+          <w:tcPr>
+            <w:tcW w:w="6358" w:type="dxa"/>
+            <w:vAlign w:val="center"/>
+          </w:tcPr>
+          <w:p>
+            <w:pPr>
+              <w:jc w:val="left"/>
+              <w:rPr>
+                <w:rFonts w:ascii="Times New Roman" w:eastAsia="標楷體" w:hAnsi="Times New Roman" w:hint="eastAsia"/>
+                <w:sz w:val="24"/>
+                <w:szCs w:val="24"/>
+              </w:rPr>
+            </w:pPr>
+            <w:r>
+              <w:rPr>
+                <w:rFonts w:ascii="Times New Roman" w:eastAsia="標楷體" w:hAnsi="Times New Roman" w:hint="eastAsia"/>
+                <w:sz w:val="24"/>
+                <w:szCs w:val="24"/>
+              </w:rPr>
+              <w:t xml:space="preserve">/character 指令選擇角色，以角色的語氣回答</w:t>
+            </w:r>
+          </w:p>
+        </w:tc>
+      </w:tr>
+      <w:tr>
+        <w:trPr>
+          <w:cantSplit/>
+          <w:jc w:val="center"/>
+        </w:trPr>
+        <w:tc>
+          <w:tcPr>
+            <w:tcW w:w="2400" w:type="dxa"/>
+            <w:vAlign w:val="center"/>
+          </w:tcPr>
+          <w:p>
+            <w:pPr>
+              <w:jc w:val="left"/>
+              <w:rPr>
+                <w:rFonts w:ascii="Times New Roman" w:eastAsia="標楷體" w:hAnsi="Times New Roman" w:hint="eastAsia"/>
+                <w:sz w:val="24"/>
+                <w:szCs w:val="24"/>
+              </w:rPr>
+            </w:pPr>
+            <w:r>
+              <w:rPr>
+                <w:rFonts w:ascii="Times New Roman" w:eastAsia="標楷體" w:hAnsi="Times New Roman" w:hint="eastAsia"/>
+                <w:sz w:val="24"/>
+                <w:szCs w:val="24"/>
+              </w:rPr>
+              <w:t xml:space="preserve">情緒分析</w:t>
+            </w:r>
+          </w:p>
+        </w:tc>
+        <w:tc>
+          <w:tcPr>
+            <w:tcW w:w="5200" w:type="dxa"/>
+            <w:vAlign w:val="center"/>
+          </w:tcPr>
+          <w:p>
+            <w:pPr>
+              <w:jc w:val="left"/>
+              <w:rPr>
+                <w:rFonts w:ascii="Times New Roman" w:eastAsia="標楷體" w:hAnsi="Times New Roman" w:hint="eastAsia"/>
+                <w:sz w:val="24"/>
+                <w:szCs w:val="24"/>
+              </w:rPr>
+            </w:pPr>
+            <w:r>
+              <w:rPr>
+                <w:rFonts w:ascii="Times New Roman" w:eastAsia="標楷體" w:hAnsi="Times New Roman" w:hint="eastAsia"/>
+                <w:sz w:val="24"/>
+                <w:szCs w:val="24"/>
+              </w:rPr>
+              <w:t xml:space="preserve">GRU迴歸模型（0~5分）</w:t>
+            </w:r>
+          </w:p>
+        </w:tc>
+        <w:tc>
+          <w:tcPr>
+            <w:tcW w:w="6358" w:type="dxa"/>
+            <w:vAlign w:val="center"/>
+          </w:tcPr>
+          <w:p>
+            <w:pPr>
+              <w:jc w:val="left"/>
+              <w:rPr>
+                <w:rFonts w:ascii="Times New Roman" w:eastAsia="標楷體" w:hAnsi="Times New Roman" w:hint="eastAsia"/>
+                <w:sz w:val="24"/>
+                <w:szCs w:val="24"/>
+              </w:rPr>
+            </w:pPr>
+            <w:r>
+              <w:rPr>
+                <w:rFonts w:ascii="Times New Roman" w:eastAsia="標楷體" w:hAnsi="Times New Roman" w:hint="eastAsia"/>
+                <w:sz w:val="24"/>
+                <w:szCs w:val="24"/>
+              </w:rPr>
+              <w:t xml:space="preserve">判斷訊息的情緒分數</w:t>
+            </w:r>
+          </w:p>
+        </w:tc>
+      </w:tr>
+      <w:tr>
+        <w:trPr>
+          <w:cantSplit/>
+          <w:jc w:val="center"/>
+        </w:trPr>
+        <w:tc>
+          <w:tcPr>
+            <w:tcW w:w="2400" w:type="dxa"/>
+            <w:vAlign w:val="center"/>
+          </w:tcPr>
+          <w:p>
+            <w:pPr>
+              <w:jc w:val="left"/>
+              <w:rPr>
+                <w:rFonts w:ascii="Times New Roman" w:eastAsia="標楷體" w:hAnsi="Times New Roman" w:hint="eastAsia"/>
+                <w:sz w:val="24"/>
+                <w:szCs w:val="24"/>
+              </w:rPr>
+            </w:pPr>
+            <w:r>
+              <w:rPr>
+                <w:rFonts w:ascii="Times New Roman" w:eastAsia="標楷體" w:hAnsi="Times New Roman" w:hint="eastAsia"/>
+                <w:sz w:val="24"/>
+                <w:szCs w:val="24"/>
+              </w:rPr>
+              <w:t xml:space="preserve">影像辨識</w:t>
+            </w:r>
+          </w:p>
+        </w:tc>
+        <w:tc>
+          <w:tcPr>
+            <w:tcW w:w="5200" w:type="dxa"/>
+            <w:vAlign w:val="center"/>
+          </w:tcPr>
+          <w:p>
+            <w:pPr>
+              <w:jc w:val="left"/>
+              <w:rPr>
+                <w:rFonts w:ascii="Times New Roman" w:eastAsia="標楷體" w:hAnsi="Times New Roman" w:hint="eastAsia"/>
+                <w:sz w:val="24"/>
+                <w:szCs w:val="24"/>
+              </w:rPr>
+            </w:pPr>
+            <w:r>
+              <w:rPr>
+                <w:rFonts w:ascii="Times New Roman" w:eastAsia="標楷體" w:hAnsi="Times New Roman" w:hint="eastAsia"/>
+                <w:sz w:val="24"/>
+                <w:szCs w:val="24"/>
+              </w:rPr>
+              <w:t xml:space="preserve">YOLO（自訓練形狀模型）、CNN＋MC Dropout分類器</w:t>
+            </w:r>
+          </w:p>
+        </w:tc>
+        <w:tc>
+          <w:tcPr>
+            <w:tcW w:w="6358" w:type="dxa"/>
+            <w:vAlign w:val="center"/>
+          </w:tcPr>
+          <w:p>
+            <w:pPr>
+              <w:jc w:val="left"/>
+              <w:rPr>
+                <w:rFonts w:ascii="Times New Roman" w:eastAsia="標楷體" w:hAnsi="Times New Roman" w:hint="eastAsia"/>
+                <w:sz w:val="24"/>
+                <w:szCs w:val="24"/>
+              </w:rPr>
+            </w:pPr>
+            <w:r>
+              <w:rPr>
+                <w:rFonts w:ascii="Times New Roman" w:eastAsia="標楷體" w:hAnsi="Times New Roman" w:hint="eastAsia"/>
+                <w:sz w:val="24"/>
+                <w:szCs w:val="24"/>
+              </w:rPr>
+              <w:t xml:space="preserve">即時攝影機辨識圓形／正方形／三角形；圖片分類</w:t>
+            </w:r>
+          </w:p>
+        </w:tc>
+      </w:tr>
+      <w:tr>
+        <w:trPr>
+          <w:cantSplit/>
+          <w:jc w:val="center"/>
+        </w:trPr>
+        <w:tc>
+          <w:tcPr>
+            <w:tcW w:w="2400" w:type="dxa"/>
+            <w:vAlign w:val="center"/>
+          </w:tcPr>
+          <w:p>
+            <w:pPr>
+              <w:jc w:val="left"/>
+              <w:rPr>
+                <w:rFonts w:ascii="Times New Roman" w:eastAsia="標楷體" w:hAnsi="Times New Roman" w:hint="eastAsia"/>
+                <w:sz w:val="24"/>
+                <w:szCs w:val="24"/>
+              </w:rPr>
+            </w:pPr>
+            <w:r>
+              <w:rPr>
+                <w:rFonts w:ascii="Times New Roman" w:eastAsia="標楷體" w:hAnsi="Times New Roman" w:hint="eastAsia"/>
+                <w:sz w:val="24"/>
+                <w:szCs w:val="24"/>
+              </w:rPr>
+              <w:t xml:space="preserve">影像特徵分析</w:t>
+            </w:r>
+          </w:p>
+        </w:tc>
+        <w:tc>
+          <w:tcPr>
+            <w:tcW w:w="5200" w:type="dxa"/>
+            <w:vAlign w:val="center"/>
+          </w:tcPr>
+          <w:p>
+            <w:pPr>
+              <w:jc w:val="left"/>
+              <w:rPr>
+                <w:rFonts w:ascii="Times New Roman" w:eastAsia="標楷體" w:hAnsi="Times New Roman" w:hint="eastAsia"/>
+                <w:sz w:val="24"/>
+                <w:szCs w:val="24"/>
+              </w:rPr>
+            </w:pPr>
+            <w:r>
+              <w:rPr>
+                <w:rFonts w:ascii="Times New Roman" w:eastAsia="標楷體" w:hAnsi="Times New Roman" w:hint="eastAsia"/>
+                <w:sz w:val="24"/>
+                <w:szCs w:val="24"/>
+              </w:rPr>
+              <w:t xml:space="preserve">OpenCV灰階、k-means分層、輪廓分析</w:t>
+            </w:r>
+          </w:p>
+        </w:tc>
+        <w:tc>
+          <w:tcPr>
+            <w:tcW w:w="6358" w:type="dxa"/>
+            <w:vAlign w:val="center"/>
+          </w:tcPr>
+          <w:p>
+            <w:pPr>
+              <w:jc w:val="left"/>
+              <w:rPr>
+                <w:rFonts w:ascii="Times New Roman" w:eastAsia="標楷體" w:hAnsi="Times New Roman" w:hint="eastAsia"/>
+                <w:sz w:val="24"/>
+                <w:szCs w:val="24"/>
+              </w:rPr>
+            </w:pPr>
+            <w:r>
+              <w:rPr>
+                <w:rFonts w:ascii="Times New Roman" w:eastAsia="標楷體" w:hAnsi="Times New Roman" w:hint="eastAsia"/>
+                <w:sz w:val="24"/>
+                <w:szCs w:val="24"/>
+              </w:rPr>
+              <w:t xml:space="preserve">圖片轉灰階後找出區域特徵、依特徵上色並輸出文字報告</w:t>
+            </w:r>
+          </w:p>
+        </w:tc>
+      </w:tr>
+      <w:tr>
+        <w:trPr>
+          <w:cantSplit/>
+          <w:jc w:val="center"/>
+        </w:trPr>
+        <w:tc>
+          <w:tcPr>
+            <w:tcW w:w="2400" w:type="dxa"/>
+            <w:vAlign w:val="center"/>
+          </w:tcPr>
+          <w:p>
+            <w:pPr>
+              <w:jc w:val="left"/>
+              <w:rPr>
+                <w:rFonts w:ascii="Times New Roman" w:eastAsia="標楷體" w:hAnsi="Times New Roman" w:hint="eastAsia"/>
+                <w:sz w:val="24"/>
+                <w:szCs w:val="24"/>
+              </w:rPr>
+            </w:pPr>
+            <w:r>
+              <w:rPr>
+                <w:rFonts w:ascii="Times New Roman" w:eastAsia="標楷體" w:hAnsi="Times New Roman" w:hint="eastAsia"/>
+                <w:sz w:val="24"/>
+                <w:szCs w:val="24"/>
+              </w:rPr>
+              <w:t xml:space="preserve">生成圖片</w:t>
+            </w:r>
+          </w:p>
+        </w:tc>
+        <w:tc>
+          <w:tcPr>
+            <w:tcW w:w="5200" w:type="dxa"/>
+            <w:vAlign w:val="center"/>
+          </w:tcPr>
+          <w:p>
+            <w:pPr>
+              <w:jc w:val="left"/>
+              <w:rPr>
+                <w:rFonts w:ascii="Times New Roman" w:eastAsia="標楷體" w:hAnsi="Times New Roman" w:hint="eastAsia"/>
+                <w:sz w:val="24"/>
+                <w:szCs w:val="24"/>
+              </w:rPr>
+            </w:pPr>
+            <w:r>
+              <w:rPr>
+                <w:rFonts w:ascii="Times New Roman" w:eastAsia="標楷體" w:hAnsi="Times New Roman" w:hint="eastAsia"/>
+                <w:sz w:val="24"/>
+                <w:szCs w:val="24"/>
+              </w:rPr>
+              <w:t xml:space="preserve">VAE（變分自編碼器）</w:t>
+            </w:r>
+          </w:p>
+        </w:tc>
+        <w:tc>
+          <w:tcPr>
+            <w:tcW w:w="6358" w:type="dxa"/>
+            <w:vAlign w:val="center"/>
+          </w:tcPr>
+          <w:p>
+            <w:pPr>
+              <w:jc w:val="left"/>
+              <w:rPr>
+                <w:rFonts w:ascii="Times New Roman" w:eastAsia="標楷體" w:hAnsi="Times New Roman" w:hint="eastAsia"/>
+                <w:sz w:val="24"/>
+                <w:szCs w:val="24"/>
+              </w:rPr>
+            </w:pPr>
+            <w:r>
+              <w:rPr>
+                <w:rFonts w:ascii="Times New Roman" w:eastAsia="標楷體" w:hAnsi="Times New Roman" w:hint="eastAsia"/>
+                <w:sz w:val="24"/>
+                <w:szCs w:val="24"/>
+              </w:rPr>
+              <w:t xml:space="preserve">學習圖片風格並產生類似的新圖片（骨架階段）</w:t>
+            </w:r>
+          </w:p>
+        </w:tc>
+      </w:tr>
+    </w:tbl>
+    <w:p>
+      <w:pPr>
+        <w:rPr>
+          <w:rFonts w:ascii="Times New Roman" w:eastAsia="標楷體" w:hAnsi="Times New Roman" w:hint="eastAsia"/>
+          <w:sz w:val="24"/>
+          <w:szCs w:val="24"/>
+        </w:rPr>
+      </w:pPr>
+    </w:p>
+    <w:p>
+      <w:pPr>
+        <w:keepNext/>
+        <w:outlineLvl w:val="0"/>
+        <w:rPr>
+          <w:rFonts w:ascii="Times New Roman" w:eastAsia="標楷體" w:hAnsi="Times New Roman" w:hint="eastAsia"/>
+          <w:sz w:val="36"/>
+          <w:szCs w:val="36"/>
+        </w:rPr>
+      </w:pPr>
+      <w:bookmarkStart w:id="203" w:name="_TocSinco03"/>
+      <w:r>
+        <w:rPr>
+          <w:rFonts w:ascii="Times New Roman" w:eastAsia="標楷體" w:hAnsi="Times New Roman" w:hint="eastAsia"/>
+          <w:sz w:val="36"/>
+          <w:szCs w:val="36"/>
+        </w:rPr>
+        <w:t xml:space="preserve">三、資料集</w:t>
+      </w:r>
+      <w:bookmarkEnd w:id="203"/>
+    </w:p>
+    <w:p>
+      <w:pPr>
+        <w:ind w:firstLineChars="200" w:firstLine="720"/>
+        <w:rPr>
+          <w:rFonts w:ascii="Times New Roman" w:eastAsia="標楷體" w:hAnsi="Times New Roman" w:hint="eastAsia"/>
+          <w:sz w:val="36"/>
+          <w:szCs w:val="36"/>
+        </w:rPr>
+      </w:pPr>
+      <w:r>
+        <w:rPr>
+          <w:rFonts w:ascii="Times New Roman" w:eastAsia="標楷體" w:hAnsi="Times New Roman" w:hint="eastAsia"/>
+          <w:sz w:val="36"/>
+          <w:szCs w:val="36"/>
+        </w:rPr>
+        <w:t xml:space="preserve">本研究所有的訓練資料如下表。對話資料是自己撰寫與整理的；預訓練語料與情緒資料集則來自公開資料，並保留各自的授權檔案。</w:t>
+      </w:r>
+    </w:p>
+    <w:tbl>
+      <w:tblPr>
+        <w:tblStyle w:val="TableGrid"/>
+        <w:tblW w:w="13958" w:type="dxa"/>
+        <w:jc w:val="center"/>
+        <w:tblLayout w:type="fixed"/>
+        <w:tblLook w:val="04A0" w:firstRow="1" w:lastRow="0" w:firstColumn="1" w:lastColumn="0" w:noHBand="0" w:noVBand="1"/>
+      </w:tblPr>
+      <w:tblGrid>
+        <w:gridCol w:w="5200"/>
+        <w:gridCol w:w="3800"/>
+        <w:gridCol w:w="4958"/>
+      </w:tblGrid>
+      <w:tr>
+        <w:trPr>
+          <w:cantSplit/>
+          <w:tblHeader/>
+          <w:jc w:val="center"/>
+        </w:trPr>
+        <w:tc>
+          <w:tcPr>
+            <w:tcW w:w="5200" w:type="dxa"/>
+            <w:shd w:val="clear" w:color="auto" w:fill="D9D9D9"/>
+            <w:vAlign w:val="center"/>
+          </w:tcPr>
+          <w:p>
+            <w:pPr>
+              <w:jc w:val="center"/>
+              <w:rPr>
+                <w:rFonts w:ascii="Times New Roman" w:eastAsia="標楷體" w:hAnsi="Times New Roman" w:hint="eastAsia"/>
+                <w:sz w:val="24"/>
+                <w:szCs w:val="24"/>
+              </w:rPr>
+            </w:pPr>
+            <w:r>
+              <w:rPr>
+                <w:rFonts w:ascii="Times New Roman" w:eastAsia="標楷體" w:hAnsi="Times New Roman" w:hint="eastAsia"/>
+                <w:b/>
+                <w:bCs/>
+                <w:sz w:val="24"/>
+                <w:szCs w:val="24"/>
+              </w:rPr>
+              <w:t xml:space="preserve">資料</w:t>
+            </w:r>
+          </w:p>
+        </w:tc>
+        <w:tc>
+          <w:tcPr>
+            <w:tcW w:w="3800" w:type="dxa"/>
+            <w:shd w:val="clear" w:color="auto" w:fill="D9D9D9"/>
+            <w:vAlign w:val="center"/>
+          </w:tcPr>
+          <w:p>
+            <w:pPr>
+              <w:jc w:val="center"/>
+              <w:rPr>
+                <w:rFonts w:ascii="Times New Roman" w:eastAsia="標楷體" w:hAnsi="Times New Roman" w:hint="eastAsia"/>
+                <w:sz w:val="24"/>
+                <w:szCs w:val="24"/>
+              </w:rPr>
+            </w:pPr>
+            <w:r>
+              <w:rPr>
+                <w:rFonts w:ascii="Times New Roman" w:eastAsia="標楷體" w:hAnsi="Times New Roman" w:hint="eastAsia"/>
+                <w:b/>
+                <w:bCs/>
+                <w:sz w:val="24"/>
+                <w:szCs w:val="24"/>
+              </w:rPr>
+              <w:t xml:space="preserve">數量</w:t>
+            </w:r>
+          </w:p>
+        </w:tc>
+        <w:tc>
+          <w:tcPr>
+            <w:tcW w:w="4958" w:type="dxa"/>
+            <w:shd w:val="clear" w:color="auto" w:fill="D9D9D9"/>
+            <w:vAlign w:val="center"/>
+          </w:tcPr>
+          <w:p>
+            <w:pPr>
+              <w:jc w:val="center"/>
+              <w:rPr>
+                <w:rFonts w:ascii="Times New Roman" w:eastAsia="標楷體" w:hAnsi="Times New Roman" w:hint="eastAsia"/>
+                <w:sz w:val="24"/>
+                <w:szCs w:val="24"/>
+              </w:rPr>
+            </w:pPr>
+            <w:r>
+              <w:rPr>
+                <w:rFonts w:ascii="Times New Roman" w:eastAsia="標楷體" w:hAnsi="Times New Roman" w:hint="eastAsia"/>
+                <w:b/>
+                <w:bCs/>
+                <w:sz w:val="24"/>
+                <w:szCs w:val="24"/>
+              </w:rPr>
+              <w:t xml:space="preserve">用途</w:t>
+            </w:r>
+          </w:p>
+        </w:tc>
+      </w:tr>
+      <w:tr>
+        <w:trPr>
+          <w:cantSplit/>
+          <w:jc w:val="center"/>
+        </w:trPr>
+        <w:tc>
+          <w:tcPr>
+            <w:tcW w:w="5200" w:type="dxa"/>
+            <w:vAlign w:val="center"/>
+          </w:tcPr>
+          <w:p>
+            <w:pPr>
+              <w:jc w:val="left"/>
+              <w:rPr>
+                <w:rFonts w:ascii="Times New Roman" w:eastAsia="標楷體" w:hAnsi="Times New Roman" w:hint="eastAsia"/>
+                <w:sz w:val="24"/>
+                <w:szCs w:val="24"/>
+              </w:rPr>
+            </w:pPr>
+            <w:r>
+              <w:rPr>
+                <w:rFonts w:ascii="Times New Roman" w:eastAsia="標楷體" w:hAnsi="Times New Roman" w:hint="eastAsia"/>
+                <w:sz w:val="24"/>
+                <w:szCs w:val="24"/>
+              </w:rPr>
+              <w:t xml:space="preserve">日常對話 data/pairs.json</w:t>
+            </w:r>
+          </w:p>
+        </w:tc>
+        <w:tc>
+          <w:tcPr>
+            <w:tcW w:w="3800" w:type="dxa"/>
+            <w:vAlign w:val="center"/>
+          </w:tcPr>
+          <w:p>
+            <w:pPr>
+              <w:jc w:val="left"/>
+              <w:rPr>
+                <w:rFonts w:ascii="Times New Roman" w:eastAsia="標楷體" w:hAnsi="Times New Roman" w:hint="eastAsia"/>
+                <w:sz w:val="24"/>
+                <w:szCs w:val="24"/>
+              </w:rPr>
+            </w:pPr>
+            <w:r>
+              <w:rPr>
+                <w:rFonts w:ascii="Times New Roman" w:eastAsia="標楷體" w:hAnsi="Times New Roman" w:hint="eastAsia"/>
+                <w:sz w:val="24"/>
+                <w:szCs w:val="24"/>
+              </w:rPr>
+              <w:t xml:space="preserve">742組問答</w:t>
+            </w:r>
+          </w:p>
+        </w:tc>
+        <w:tc>
+          <w:tcPr>
+            <w:tcW w:w="4958" w:type="dxa"/>
+            <w:vAlign w:val="center"/>
+          </w:tcPr>
+          <w:p>
+            <w:pPr>
+              <w:jc w:val="left"/>
+              <w:rPr>
+                <w:rFonts w:ascii="Times New Roman" w:eastAsia="標楷體" w:hAnsi="Times New Roman" w:hint="eastAsia"/>
+                <w:sz w:val="24"/>
+                <w:szCs w:val="24"/>
+              </w:rPr>
+            </w:pPr>
+            <w:r>
+              <w:rPr>
+                <w:rFonts w:ascii="Times New Roman" w:eastAsia="標楷體" w:hAnsi="Times New Roman" w:hint="eastAsia"/>
+                <w:sz w:val="24"/>
+                <w:szCs w:val="24"/>
+              </w:rPr>
+              <w:t xml:space="preserve">一般聊天模型的微調（finetune）</w:t>
+            </w:r>
+          </w:p>
+        </w:tc>
+      </w:tr>
+      <w:tr>
+        <w:trPr>
+          <w:cantSplit/>
+          <w:jc w:val="center"/>
+        </w:trPr>
+        <w:tc>
+          <w:tcPr>
+            <w:tcW w:w="5200" w:type="dxa"/>
+            <w:vAlign w:val="center"/>
+          </w:tcPr>
+          <w:p>
+            <w:pPr>
+              <w:jc w:val="left"/>
+              <w:rPr>
+                <w:rFonts w:ascii="Times New Roman" w:eastAsia="標楷體" w:hAnsi="Times New Roman" w:hint="eastAsia"/>
+                <w:sz w:val="24"/>
+                <w:szCs w:val="24"/>
+              </w:rPr>
+            </w:pPr>
+            <w:r>
+              <w:rPr>
+                <w:rFonts w:ascii="Times New Roman" w:eastAsia="標楷體" w:hAnsi="Times New Roman" w:hint="eastAsia"/>
+                <w:sz w:val="24"/>
+                <w:szCs w:val="24"/>
+              </w:rPr>
+              <w:t xml:space="preserve">程式碼對話 data/code_pairs.json</w:t>
+            </w:r>
+          </w:p>
+        </w:tc>
+        <w:tc>
+          <w:tcPr>
+            <w:tcW w:w="3800" w:type="dxa"/>
+            <w:vAlign w:val="center"/>
+          </w:tcPr>
+          <w:p>
+            <w:pPr>
+              <w:jc w:val="left"/>
+              <w:rPr>
+                <w:rFonts w:ascii="Times New Roman" w:eastAsia="標楷體" w:hAnsi="Times New Roman" w:hint="eastAsia"/>
+                <w:sz w:val="24"/>
+                <w:szCs w:val="24"/>
+              </w:rPr>
+            </w:pPr>
+            <w:r>
+              <w:rPr>
+                <w:rFonts w:ascii="Times New Roman" w:eastAsia="標楷體" w:hAnsi="Times New Roman" w:hint="eastAsia"/>
+                <w:sz w:val="24"/>
+                <w:szCs w:val="24"/>
+              </w:rPr>
+              <w:t xml:space="preserve">118組</w:t>
+            </w:r>
+          </w:p>
+        </w:tc>
+        <w:tc>
+          <w:tcPr>
+            <w:tcW w:w="4958" w:type="dxa"/>
+            <w:vAlign w:val="center"/>
+          </w:tcPr>
+          <w:p>
+            <w:pPr>
+              <w:jc w:val="left"/>
+              <w:rPr>
+                <w:rFonts w:ascii="Times New Roman" w:eastAsia="標楷體" w:hAnsi="Times New Roman" w:hint="eastAsia"/>
+                <w:sz w:val="24"/>
+                <w:szCs w:val="24"/>
+              </w:rPr>
+            </w:pPr>
+            <w:r>
+              <w:rPr>
+                <w:rFonts w:ascii="Times New Roman" w:eastAsia="標楷體" w:hAnsi="Times New Roman" w:hint="eastAsia"/>
+                <w:sz w:val="24"/>
+                <w:szCs w:val="24"/>
+              </w:rPr>
+              <w:t xml:space="preserve">程式碼模型訓練</w:t>
+            </w:r>
+          </w:p>
+        </w:tc>
+      </w:tr>
+      <w:tr>
+        <w:trPr>
+          <w:cantSplit/>
+          <w:jc w:val="center"/>
+        </w:trPr>
+        <w:tc>
+          <w:tcPr>
+            <w:tcW w:w="5200" w:type="dxa"/>
+            <w:vAlign w:val="center"/>
+          </w:tcPr>
+          <w:p>
+            <w:pPr>
+              <w:jc w:val="left"/>
+              <w:rPr>
+                <w:rFonts w:ascii="Times New Roman" w:eastAsia="標楷體" w:hAnsi="Times New Roman" w:hint="eastAsia"/>
+                <w:sz w:val="24"/>
+                <w:szCs w:val="24"/>
+              </w:rPr>
+            </w:pPr>
+            <w:r>
+              <w:rPr>
+                <w:rFonts w:ascii="Times New Roman" w:eastAsia="標楷體" w:hAnsi="Times New Roman" w:hint="eastAsia"/>
+                <w:sz w:val="24"/>
+                <w:szCs w:val="24"/>
+              </w:rPr>
+              <w:t xml:space="preserve">預訓練語料 data/corpus_pretrain_v2.txt</w:t>
+            </w:r>
+          </w:p>
+        </w:tc>
+        <w:tc>
+          <w:tcPr>
+            <w:tcW w:w="3800" w:type="dxa"/>
+            <w:vAlign w:val="center"/>
+          </w:tcPr>
+          <w:p>
+            <w:pPr>
+              <w:jc w:val="left"/>
+              <w:rPr>
+                <w:rFonts w:ascii="Times New Roman" w:eastAsia="標楷體" w:hAnsi="Times New Roman" w:hint="eastAsia"/>
+                <w:sz w:val="24"/>
+                <w:szCs w:val="24"/>
+              </w:rPr>
+            </w:pPr>
+            <w:r>
+              <w:rPr>
+                <w:rFonts w:ascii="Times New Roman" w:eastAsia="標楷體" w:hAnsi="Times New Roman" w:hint="eastAsia"/>
+                <w:sz w:val="24"/>
+                <w:szCs w:val="24"/>
+              </w:rPr>
+              <w:t xml:space="preserve">約449萬字（約12MB）</w:t>
+            </w:r>
+          </w:p>
+        </w:tc>
+        <w:tc>
+          <w:tcPr>
+            <w:tcW w:w="4958" w:type="dxa"/>
+            <w:vAlign w:val="center"/>
+          </w:tcPr>
+          <w:p>
+            <w:pPr>
+              <w:jc w:val="left"/>
+              <w:rPr>
+                <w:rFonts w:ascii="Times New Roman" w:eastAsia="標楷體" w:hAnsi="Times New Roman" w:hint="eastAsia"/>
+                <w:sz w:val="24"/>
+                <w:szCs w:val="24"/>
+              </w:rPr>
+            </w:pPr>
+            <w:r>
+              <w:rPr>
+                <w:rFonts w:ascii="Times New Roman" w:eastAsia="標楷體" w:hAnsi="Times New Roman" w:hint="eastAsia"/>
+                <w:sz w:val="24"/>
+                <w:szCs w:val="24"/>
+              </w:rPr>
+              <w:t xml:space="preserve">Transformer預訓練：先學會語言的基本規律</w:t>
+            </w:r>
+          </w:p>
+        </w:tc>
+      </w:tr>
+      <w:tr>
+        <w:trPr>
+          <w:cantSplit/>
+          <w:jc w:val="center"/>
+        </w:trPr>
+        <w:tc>
+          <w:tcPr>
+            <w:tcW w:w="5200" w:type="dxa"/>
+            <w:vAlign w:val="center"/>
+          </w:tcPr>
+          <w:p>
+            <w:pPr>
+              <w:jc w:val="left"/>
+              <w:rPr>
+                <w:rFonts w:ascii="Times New Roman" w:eastAsia="標楷體" w:hAnsi="Times New Roman" w:hint="eastAsia"/>
+                <w:sz w:val="24"/>
+                <w:szCs w:val="24"/>
+              </w:rPr>
+            </w:pPr>
+            <w:r>
+              <w:rPr>
+                <w:rFonts w:ascii="Times New Roman" w:eastAsia="標楷體" w:hAnsi="Times New Roman" w:hint="eastAsia"/>
+                <w:sz w:val="24"/>
+                <w:szCs w:val="24"/>
+              </w:rPr>
+              <w:t xml:space="preserve">公開情緒對話資料（ESConv、EmpatheticDialogues、DailyDialog）</w:t>
+            </w:r>
+          </w:p>
+        </w:tc>
+        <w:tc>
+          <w:tcPr>
+            <w:tcW w:w="3800" w:type="dxa"/>
+            <w:vAlign w:val="center"/>
+          </w:tcPr>
+          <w:p>
+            <w:pPr>
+              <w:jc w:val="left"/>
+              <w:rPr>
+                <w:rFonts w:ascii="Times New Roman" w:eastAsia="標楷體" w:hAnsi="Times New Roman" w:hint="eastAsia"/>
+                <w:sz w:val="24"/>
+                <w:szCs w:val="24"/>
+              </w:rPr>
+            </w:pPr>
+            <w:r>
+              <w:rPr>
+                <w:rFonts w:ascii="Times New Roman" w:eastAsia="標楷體" w:hAnsi="Times New Roman" w:hint="eastAsia"/>
+                <w:sz w:val="24"/>
+                <w:szCs w:val="24"/>
+              </w:rPr>
+              <w:t xml:space="preserve">訓練27,934／驗證3,664／測試3,766組</w:t>
+            </w:r>
+          </w:p>
+        </w:tc>
+        <w:tc>
+          <w:tcPr>
+            <w:tcW w:w="4958" w:type="dxa"/>
+            <w:vAlign w:val="center"/>
+          </w:tcPr>
+          <w:p>
+            <w:pPr>
+              <w:jc w:val="left"/>
+              <w:rPr>
+                <w:rFonts w:ascii="Times New Roman" w:eastAsia="標楷體" w:hAnsi="Times New Roman" w:hint="eastAsia"/>
+                <w:sz w:val="24"/>
+                <w:szCs w:val="24"/>
+              </w:rPr>
+            </w:pPr>
+            <w:r>
+              <w:rPr>
+                <w:rFonts w:ascii="Times New Roman" w:eastAsia="標楷體" w:hAnsi="Times New Roman" w:hint="eastAsia"/>
+                <w:sz w:val="24"/>
+                <w:szCs w:val="24"/>
+              </w:rPr>
+              <w:t xml:space="preserve">下一版聊天模型的對話資料（2026/10/08匯入）</w:t>
+            </w:r>
+          </w:p>
+        </w:tc>
+      </w:tr>
+      <w:tr>
+        <w:trPr>
+          <w:cantSplit/>
+          <w:jc w:val="center"/>
+        </w:trPr>
+        <w:tc>
+          <w:tcPr>
+            <w:tcW w:w="5200" w:type="dxa"/>
+            <w:vAlign w:val="center"/>
+          </w:tcPr>
+          <w:p>
+            <w:pPr>
+              <w:jc w:val="left"/>
+              <w:rPr>
+                <w:rFonts w:ascii="Times New Roman" w:eastAsia="標楷體" w:hAnsi="Times New Roman" w:hint="eastAsia"/>
+                <w:sz w:val="24"/>
+                <w:szCs w:val="24"/>
+              </w:rPr>
+            </w:pPr>
+            <w:r>
+              <w:rPr>
+                <w:rFonts w:ascii="Times New Roman" w:eastAsia="標楷體" w:hAnsi="Times New Roman" w:hint="eastAsia"/>
+                <w:sz w:val="24"/>
+                <w:szCs w:val="24"/>
+              </w:rPr>
+              <w:t xml:space="preserve">公開情緒分類資料（CPED、GoEmotions）</w:t>
+            </w:r>
+          </w:p>
+        </w:tc>
+        <w:tc>
+          <w:tcPr>
+            <w:tcW w:w="3800" w:type="dxa"/>
+            <w:vAlign w:val="center"/>
+          </w:tcPr>
+          <w:p>
+            <w:pPr>
+              <w:jc w:val="left"/>
+              <w:rPr>
+                <w:rFonts w:ascii="Times New Roman" w:eastAsia="標楷體" w:hAnsi="Times New Roman" w:hint="eastAsia"/>
+                <w:sz w:val="24"/>
+                <w:szCs w:val="24"/>
+              </w:rPr>
+            </w:pPr>
+            <w:r>
+              <w:rPr>
+                <w:rFonts w:ascii="Times New Roman" w:eastAsia="標楷體" w:hAnsi="Times New Roman" w:hint="eastAsia"/>
+                <w:sz w:val="24"/>
+                <w:szCs w:val="24"/>
+              </w:rPr>
+              <w:t xml:space="preserve">訓練83,964＋43,166筆</w:t>
+            </w:r>
+          </w:p>
+        </w:tc>
+        <w:tc>
+          <w:tcPr>
+            <w:tcW w:w="4958" w:type="dxa"/>
+            <w:vAlign w:val="center"/>
+          </w:tcPr>
+          <w:p>
+            <w:pPr>
+              <w:jc w:val="left"/>
+              <w:rPr>
+                <w:rFonts w:ascii="Times New Roman" w:eastAsia="標楷體" w:hAnsi="Times New Roman" w:hint="eastAsia"/>
+                <w:sz w:val="24"/>
+                <w:szCs w:val="24"/>
+              </w:rPr>
+            </w:pPr>
+            <w:r>
+              <w:rPr>
+                <w:rFonts w:ascii="Times New Roman" w:eastAsia="標楷體" w:hAnsi="Times New Roman" w:hint="eastAsia"/>
+                <w:sz w:val="24"/>
+                <w:szCs w:val="24"/>
+              </w:rPr>
+              <w:t xml:space="preserve">情緒分類模型</w:t>
+            </w:r>
+          </w:p>
+        </w:tc>
+      </w:tr>
+      <w:tr>
+        <w:trPr>
+          <w:cantSplit/>
+          <w:jc w:val="center"/>
+        </w:trPr>
+        <w:tc>
+          <w:tcPr>
+            <w:tcW w:w="5200" w:type="dxa"/>
+            <w:vAlign w:val="center"/>
+          </w:tcPr>
+          <w:p>
+            <w:pPr>
+              <w:jc w:val="left"/>
+              <w:rPr>
+                <w:rFonts w:ascii="Times New Roman" w:eastAsia="標楷體" w:hAnsi="Times New Roman" w:hint="eastAsia"/>
+                <w:sz w:val="24"/>
+                <w:szCs w:val="24"/>
+              </w:rPr>
+            </w:pPr>
+            <w:r>
+              <w:rPr>
+                <w:rFonts w:ascii="Times New Roman" w:eastAsia="標楷體" w:hAnsi="Times New Roman" w:hint="eastAsia"/>
+                <w:sz w:val="24"/>
+                <w:szCs w:val="24"/>
+              </w:rPr>
+              <w:t xml:space="preserve">影像分類資料 data/dataset</w:t>
+            </w:r>
+          </w:p>
+        </w:tc>
+        <w:tc>
+          <w:tcPr>
+            <w:tcW w:w="3800" w:type="dxa"/>
+            <w:vAlign w:val="center"/>
+          </w:tcPr>
+          <w:p>
+            <w:pPr>
+              <w:jc w:val="left"/>
+              <w:rPr>
+                <w:rFonts w:ascii="Times New Roman" w:eastAsia="標楷體" w:hAnsi="Times New Roman" w:hint="eastAsia"/>
+                <w:sz w:val="24"/>
+                <w:szCs w:val="24"/>
+              </w:rPr>
+            </w:pPr>
+            <w:r>
+              <w:rPr>
+                <w:rFonts w:ascii="Times New Roman" w:eastAsia="標楷體" w:hAnsi="Times New Roman" w:hint="eastAsia"/>
+                <w:sz w:val="24"/>
+                <w:szCs w:val="24"/>
+              </w:rPr>
+              <w:t xml:space="preserve">4類共2,400張</w:t>
+            </w:r>
+          </w:p>
+        </w:tc>
+        <w:tc>
+          <w:tcPr>
+            <w:tcW w:w="4958" w:type="dxa"/>
+            <w:vAlign w:val="center"/>
+          </w:tcPr>
+          <w:p>
+            <w:pPr>
+              <w:jc w:val="left"/>
+              <w:rPr>
+                <w:rFonts w:ascii="Times New Roman" w:eastAsia="標楷體" w:hAnsi="Times New Roman" w:hint="eastAsia"/>
+                <w:sz w:val="24"/>
+                <w:szCs w:val="24"/>
+              </w:rPr>
+            </w:pPr>
+            <w:r>
+              <w:rPr>
+                <w:rFonts w:ascii="Times New Roman" w:eastAsia="標楷體" w:hAnsi="Times New Roman" w:hint="eastAsia"/>
+                <w:sz w:val="24"/>
+                <w:szCs w:val="24"/>
+              </w:rPr>
+              <w:t xml:space="preserve">CNN圖片分類器</w:t>
+            </w:r>
+          </w:p>
+        </w:tc>
+      </w:tr>
+      <w:tr>
+        <w:trPr>
+          <w:cantSplit/>
+          <w:jc w:val="center"/>
+        </w:trPr>
+        <w:tc>
+          <w:tcPr>
+            <w:tcW w:w="5200" w:type="dxa"/>
+            <w:vAlign w:val="center"/>
+          </w:tcPr>
+          <w:p>
+            <w:pPr>
+              <w:jc w:val="left"/>
+              <w:rPr>
+                <w:rFonts w:ascii="Times New Roman" w:eastAsia="標楷體" w:hAnsi="Times New Roman" w:hint="eastAsia"/>
+                <w:sz w:val="24"/>
+                <w:szCs w:val="24"/>
+              </w:rPr>
+            </w:pPr>
+            <w:r>
+              <w:rPr>
+                <w:rFonts w:ascii="Times New Roman" w:eastAsia="標楷體" w:hAnsi="Times New Roman" w:hint="eastAsia"/>
+                <w:sz w:val="24"/>
+                <w:szCs w:val="24"/>
+              </w:rPr>
+              <w:t xml:space="preserve">形狀偵測資料 tranning/yolo_data</w:t>
+            </w:r>
+          </w:p>
+        </w:tc>
+        <w:tc>
+          <w:tcPr>
+            <w:tcW w:w="3800" w:type="dxa"/>
+            <w:vAlign w:val="center"/>
+          </w:tcPr>
+          <w:p>
+            <w:pPr>
+              <w:jc w:val="left"/>
+              <w:rPr>
+                <w:rFonts w:ascii="Times New Roman" w:eastAsia="標楷體" w:hAnsi="Times New Roman" w:hint="eastAsia"/>
+                <w:sz w:val="24"/>
+                <w:szCs w:val="24"/>
+              </w:rPr>
+            </w:pPr>
+            <w:r>
+              <w:rPr>
+                <w:rFonts w:ascii="Times New Roman" w:eastAsia="標楷體" w:hAnsi="Times New Roman" w:hint="eastAsia"/>
+                <w:sz w:val="24"/>
+                <w:szCs w:val="24"/>
+              </w:rPr>
+              <w:t xml:space="preserve">圓形／正方形／三角形，200張訓練圖</w:t>
+            </w:r>
+          </w:p>
+        </w:tc>
+        <w:tc>
+          <w:tcPr>
+            <w:tcW w:w="4958" w:type="dxa"/>
+            <w:vAlign w:val="center"/>
+          </w:tcPr>
+          <w:p>
+            <w:pPr>
+              <w:jc w:val="left"/>
+              <w:rPr>
+                <w:rFonts w:ascii="Times New Roman" w:eastAsia="標楷體" w:hAnsi="Times New Roman" w:hint="eastAsia"/>
+                <w:sz w:val="24"/>
+                <w:szCs w:val="24"/>
+              </w:rPr>
+            </w:pPr>
+            <w:r>
+              <w:rPr>
+                <w:rFonts w:ascii="Times New Roman" w:eastAsia="標楷體" w:hAnsi="Times New Roman" w:hint="eastAsia"/>
+                <w:sz w:val="24"/>
+                <w:szCs w:val="24"/>
+              </w:rPr>
+              <w:t xml:space="preserve">YOLO形狀辨識模型</w:t>
+            </w:r>
+          </w:p>
+        </w:tc>
+      </w:tr>
+      <w:tr>
+        <w:trPr>
+          <w:cantSplit/>
+          <w:jc w:val="center"/>
+        </w:trPr>
+        <w:tc>
+          <w:tcPr>
+            <w:tcW w:w="5200" w:type="dxa"/>
+            <w:vAlign w:val="center"/>
+          </w:tcPr>
+          <w:p>
+            <w:pPr>
+              <w:jc w:val="left"/>
+              <w:rPr>
+                <w:rFonts w:ascii="Times New Roman" w:eastAsia="標楷體" w:hAnsi="Times New Roman" w:hint="eastAsia"/>
+                <w:sz w:val="24"/>
+                <w:szCs w:val="24"/>
+              </w:rPr>
+            </w:pPr>
+            <w:r>
+              <w:rPr>
+                <w:rFonts w:ascii="Times New Roman" w:eastAsia="標楷體" w:hAnsi="Times New Roman" w:hint="eastAsia"/>
+                <w:sz w:val="24"/>
+                <w:szCs w:val="24"/>
+              </w:rPr>
+              <w:t xml:space="preserve">角色卡（周柯宇）</w:t>
+            </w:r>
+          </w:p>
+        </w:tc>
+        <w:tc>
+          <w:tcPr>
+            <w:tcW w:w="3800" w:type="dxa"/>
+            <w:vAlign w:val="center"/>
+          </w:tcPr>
+          <w:p>
+            <w:pPr>
+              <w:jc w:val="left"/>
+              <w:rPr>
+                <w:rFonts w:ascii="Times New Roman" w:eastAsia="標楷體" w:hAnsi="Times New Roman" w:hint="eastAsia"/>
+                <w:sz w:val="24"/>
+                <w:szCs w:val="24"/>
+              </w:rPr>
+            </w:pPr>
+            <w:r>
+              <w:rPr>
+                <w:rFonts w:ascii="Times New Roman" w:eastAsia="標楷體" w:hAnsi="Times New Roman" w:hint="eastAsia"/>
+                <w:sz w:val="24"/>
+                <w:szCs w:val="24"/>
+              </w:rPr>
+              <w:t xml:space="preserve">22組範例對話</w:t>
+            </w:r>
+          </w:p>
+        </w:tc>
+        <w:tc>
+          <w:tcPr>
+            <w:tcW w:w="4958" w:type="dxa"/>
+            <w:vAlign w:val="center"/>
+          </w:tcPr>
+          <w:p>
+            <w:pPr>
+              <w:jc w:val="left"/>
+              <w:rPr>
+                <w:rFonts w:ascii="Times New Roman" w:eastAsia="標楷體" w:hAnsi="Times New Roman" w:hint="eastAsia"/>
+                <w:sz w:val="24"/>
+                <w:szCs w:val="24"/>
+              </w:rPr>
+            </w:pPr>
+            <w:r>
+              <w:rPr>
+                <w:rFonts w:ascii="Times New Roman" w:eastAsia="標楷體" w:hAnsi="Times New Roman" w:hint="eastAsia"/>
+                <w:sz w:val="24"/>
+                <w:szCs w:val="24"/>
+              </w:rPr>
+              <w:t xml:space="preserve">角色扮演</w:t>
+            </w:r>
+          </w:p>
+        </w:tc>
+      </w:tr>
+    </w:tbl>
+    <w:p>
+      <w:pPr>
+        <w:rPr>
+          <w:rFonts w:ascii="Times New Roman" w:eastAsia="標楷體" w:hAnsi="Times New Roman" w:hint="eastAsia"/>
+          <w:sz w:val="24"/>
+          <w:szCs w:val="24"/>
+        </w:rPr>
+      </w:pPr>
+    </w:p>
+    <w:p>
+      <w:pPr>
+        <w:ind w:firstLineChars="200" w:firstLine="720"/>
+        <w:rPr>
+          <w:rFonts w:ascii="Times New Roman" w:eastAsia="標楷體" w:hAnsi="Times New Roman" w:hint="eastAsia"/>
+          <w:sz w:val="36"/>
+          <w:szCs w:val="36"/>
+        </w:rPr>
+      </w:pPr>
+      <w:r>
+        <w:rPr>
+          <w:rFonts w:ascii="Times New Roman" w:eastAsia="標楷體" w:hAnsi="Times New Roman" w:hint="eastAsia"/>
+          <w:sz w:val="36"/>
+          <w:szCs w:val="36"/>
+        </w:rPr>
+        <w:t xml:space="preserve">情緒對話資料匯入時已確認訓練、驗證、測試三組之間沒有重複的問句或對話（重疊數為0），避免驗證結果虛高；並檢查過分詞器的未知字比例低於0.01%。</w:t>
+      </w:r>
+    </w:p>
+    <w:p>
+      <w:pPr>
+        <w:keepNext/>
+        <w:outlineLvl w:val="0"/>
+        <w:rPr>
+          <w:rFonts w:ascii="Times New Roman" w:eastAsia="標楷體" w:hAnsi="Times New Roman" w:hint="eastAsia"/>
+          <w:sz w:val="36"/>
+          <w:szCs w:val="36"/>
+        </w:rPr>
+      </w:pPr>
+      <w:bookmarkStart w:id="204" w:name="_TocSinco04"/>
+      <w:r>
+        <w:rPr>
+          <w:rFonts w:ascii="Times New Roman" w:eastAsia="標楷體" w:hAnsi="Times New Roman" w:hint="eastAsia"/>
+          <w:sz w:val="36"/>
+          <w:szCs w:val="36"/>
+        </w:rPr>
+        <w:t xml:space="preserve">四、理論</w:t>
+      </w:r>
+      <w:bookmarkEnd w:id="204"/>
+    </w:p>
+    <w:p>
+      <w:pPr>
+        <w:ind w:firstLineChars="200" w:firstLine="720"/>
+        <w:rPr>
+          <w:rFonts w:ascii="Times New Roman" w:eastAsia="標楷體" w:hAnsi="Times New Roman" w:hint="eastAsia"/>
+          <w:sz w:val="36"/>
+          <w:szCs w:val="36"/>
+        </w:rPr>
+      </w:pPr>
+      <w:r>
+        <w:rPr>
+          <w:rFonts w:ascii="Times New Roman" w:eastAsia="標楷體" w:hAnsi="Times New Roman" w:hint="eastAsia"/>
+          <w:sz w:val="36"/>
+          <w:szCs w:val="36"/>
+        </w:rPr>
+        <w:t xml:space="preserve">我們熟知對於人工智慧模型當中需要搭配到RAG、OCR、RNN、CNN等技術。各項理論的詳細說明與公式整理在另一份文件《人工智慧(AI)模型基礎理論》，本節說明這些理論在Sinco中實際用在哪裡：</w:t>
+      </w:r>
+    </w:p>
+    <w:tbl>
+      <w:tblPr>
+        <w:tblStyle w:val="TableGrid"/>
+        <w:tblW w:w="13958" w:type="dxa"/>
+        <w:jc w:val="center"/>
+        <w:tblLayout w:type="fixed"/>
+        <w:tblLook w:val="04A0" w:firstRow="1" w:lastRow="0" w:firstColumn="1" w:lastColumn="0" w:noHBand="0" w:noVBand="1"/>
+      </w:tblPr>
+      <w:tblGrid>
+        <w:gridCol w:w="4200"/>
+        <w:gridCol w:w="9758"/>
+      </w:tblGrid>
+      <w:tr>
+        <w:trPr>
+          <w:cantSplit/>
+          <w:tblHeader/>
+          <w:jc w:val="center"/>
+        </w:trPr>
+        <w:tc>
+          <w:tcPr>
+            <w:tcW w:w="4200" w:type="dxa"/>
+            <w:shd w:val="clear" w:color="auto" w:fill="D9D9D9"/>
+            <w:vAlign w:val="center"/>
+          </w:tcPr>
+          <w:p>
+            <w:pPr>
+              <w:jc w:val="center"/>
+              <w:rPr>
+                <w:rFonts w:ascii="Times New Roman" w:eastAsia="標楷體" w:hAnsi="Times New Roman" w:hint="eastAsia"/>
+                <w:sz w:val="24"/>
+                <w:szCs w:val="24"/>
+              </w:rPr>
+            </w:pPr>
+            <w:r>
+              <w:rPr>
+                <w:rFonts w:ascii="Times New Roman" w:eastAsia="標楷體" w:hAnsi="Times New Roman" w:hint="eastAsia"/>
+                <w:b/>
+                <w:bCs/>
+                <w:sz w:val="24"/>
+                <w:szCs w:val="24"/>
+              </w:rPr>
+              <w:t xml:space="preserve">理論</w:t>
+            </w:r>
+          </w:p>
+        </w:tc>
+        <w:tc>
+          <w:tcPr>
+            <w:tcW w:w="9758" w:type="dxa"/>
+            <w:shd w:val="clear" w:color="auto" w:fill="D9D9D9"/>
+            <w:vAlign w:val="center"/>
+          </w:tcPr>
+          <w:p>
+            <w:pPr>
+              <w:jc w:val="center"/>
+              <w:rPr>
+                <w:rFonts w:ascii="Times New Roman" w:eastAsia="標楷體" w:hAnsi="Times New Roman" w:hint="eastAsia"/>
+                <w:sz w:val="24"/>
+                <w:szCs w:val="24"/>
+              </w:rPr>
+            </w:pPr>
+            <w:r>
+              <w:rPr>
+                <w:rFonts w:ascii="Times New Roman" w:eastAsia="標楷體" w:hAnsi="Times New Roman" w:hint="eastAsia"/>
+                <w:b/>
+                <w:bCs/>
+                <w:sz w:val="24"/>
+                <w:szCs w:val="24"/>
+              </w:rPr>
+              <w:t xml:space="preserve">在Sinco中的應用</w:t>
+            </w:r>
+          </w:p>
+        </w:tc>
+      </w:tr>
+      <w:tr>
+        <w:trPr>
+          <w:cantSplit/>
+          <w:jc w:val="center"/>
+        </w:trPr>
+        <w:tc>
+          <w:tcPr>
+            <w:tcW w:w="4200" w:type="dxa"/>
+            <w:vAlign w:val="center"/>
+          </w:tcPr>
+          <w:p>
+            <w:pPr>
+              <w:jc w:val="left"/>
+              <w:rPr>
+                <w:rFonts w:ascii="Times New Roman" w:eastAsia="標楷體" w:hAnsi="Times New Roman" w:hint="eastAsia"/>
+                <w:sz w:val="24"/>
+                <w:szCs w:val="24"/>
+              </w:rPr>
+            </w:pPr>
+            <w:r>
+              <w:rPr>
+                <w:rFonts w:ascii="Times New Roman" w:eastAsia="標楷體" w:hAnsi="Times New Roman" w:hint="eastAsia"/>
+                <w:sz w:val="24"/>
+                <w:szCs w:val="24"/>
+              </w:rPr>
+              <w:t xml:space="preserve">Transformer／注意力機制</w:t>
+            </w:r>
+          </w:p>
+        </w:tc>
+        <w:tc>
+          <w:tcPr>
+            <w:tcW w:w="9758" w:type="dxa"/>
+            <w:vAlign w:val="center"/>
+          </w:tcPr>
+          <w:p>
+            <w:pPr>
+              <w:jc w:val="left"/>
+              <w:rPr>
+                <w:rFonts w:ascii="Times New Roman" w:eastAsia="標楷體" w:hAnsi="Times New Roman" w:hint="eastAsia"/>
+                <w:sz w:val="24"/>
+                <w:szCs w:val="24"/>
+              </w:rPr>
+            </w:pPr>
+            <w:r>
+              <w:rPr>
+                <w:rFonts w:ascii="Times New Roman" w:eastAsia="標楷體" w:hAnsi="Times New Roman" w:hint="eastAsia"/>
+                <w:sz w:val="24"/>
+                <w:szCs w:val="24"/>
+              </w:rPr>
+              <w:t xml:space="preserve">一般聊天模型的核心架構，用Q、K、V計算每個字和上下文的關係</w:t>
+            </w:r>
+          </w:p>
+        </w:tc>
+      </w:tr>
+      <w:tr>
+        <w:trPr>
+          <w:cantSplit/>
+          <w:jc w:val="center"/>
+        </w:trPr>
+        <w:tc>
+          <w:tcPr>
+            <w:tcW w:w="4200" w:type="dxa"/>
+            <w:vAlign w:val="center"/>
+          </w:tcPr>
+          <w:p>
+            <w:pPr>
+              <w:jc w:val="left"/>
+              <w:rPr>
+                <w:rFonts w:ascii="Times New Roman" w:eastAsia="標楷體" w:hAnsi="Times New Roman" w:hint="eastAsia"/>
+                <w:sz w:val="24"/>
+                <w:szCs w:val="24"/>
+              </w:rPr>
+            </w:pPr>
+            <w:r>
+              <w:rPr>
+                <w:rFonts w:ascii="Times New Roman" w:eastAsia="標楷體" w:hAnsi="Times New Roman" w:hint="eastAsia"/>
+                <w:sz w:val="24"/>
+                <w:szCs w:val="24"/>
+              </w:rPr>
+              <w:t xml:space="preserve">RNN（GRU）</w:t>
+            </w:r>
+          </w:p>
+        </w:tc>
+        <w:tc>
+          <w:tcPr>
+            <w:tcW w:w="9758" w:type="dxa"/>
+            <w:vAlign w:val="center"/>
+          </w:tcPr>
+          <w:p>
+            <w:pPr>
+              <w:jc w:val="left"/>
+              <w:rPr>
+                <w:rFonts w:ascii="Times New Roman" w:eastAsia="標楷體" w:hAnsi="Times New Roman" w:hint="eastAsia"/>
+                <w:sz w:val="24"/>
+                <w:szCs w:val="24"/>
+              </w:rPr>
+            </w:pPr>
+            <w:r>
+              <w:rPr>
+                <w:rFonts w:ascii="Times New Roman" w:eastAsia="標楷體" w:hAnsi="Times New Roman" w:hint="eastAsia"/>
+                <w:sz w:val="24"/>
+                <w:szCs w:val="24"/>
+              </w:rPr>
+              <w:t xml:space="preserve">字元級聊天模型、程式碼模型、情緒模型</w:t>
+            </w:r>
+          </w:p>
+        </w:tc>
+      </w:tr>
+      <w:tr>
+        <w:trPr>
+          <w:cantSplit/>
+          <w:jc w:val="center"/>
+        </w:trPr>
+        <w:tc>
+          <w:tcPr>
+            <w:tcW w:w="4200" w:type="dxa"/>
+            <w:vAlign w:val="center"/>
+          </w:tcPr>
+          <w:p>
+            <w:pPr>
+              <w:jc w:val="left"/>
+              <w:rPr>
+                <w:rFonts w:ascii="Times New Roman" w:eastAsia="標楷體" w:hAnsi="Times New Roman" w:hint="eastAsia"/>
+                <w:sz w:val="24"/>
+                <w:szCs w:val="24"/>
+              </w:rPr>
+            </w:pPr>
+            <w:r>
+              <w:rPr>
+                <w:rFonts w:ascii="Times New Roman" w:eastAsia="標楷體" w:hAnsi="Times New Roman" w:hint="eastAsia"/>
+                <w:sz w:val="24"/>
+                <w:szCs w:val="24"/>
+              </w:rPr>
+              <w:t xml:space="preserve">CNN／捲積層／池化層</w:t>
+            </w:r>
+          </w:p>
+        </w:tc>
+        <w:tc>
+          <w:tcPr>
+            <w:tcW w:w="9758" w:type="dxa"/>
+            <w:vAlign w:val="center"/>
+          </w:tcPr>
+          <w:p>
+            <w:pPr>
+              <w:jc w:val="left"/>
+              <w:rPr>
+                <w:rFonts w:ascii="Times New Roman" w:eastAsia="標楷體" w:hAnsi="Times New Roman" w:hint="eastAsia"/>
+                <w:sz w:val="24"/>
+                <w:szCs w:val="24"/>
+              </w:rPr>
+            </w:pPr>
+            <w:r>
+              <w:rPr>
+                <w:rFonts w:ascii="Times New Roman" w:eastAsia="標楷體" w:hAnsi="Times New Roman" w:hint="eastAsia"/>
+                <w:sz w:val="24"/>
+                <w:szCs w:val="24"/>
+              </w:rPr>
+              <w:t xml:space="preserve">圖片分類器；YOLO物件偵測的骨幹網路</w:t>
+            </w:r>
+          </w:p>
+        </w:tc>
+      </w:tr>
+      <w:tr>
+        <w:trPr>
+          <w:cantSplit/>
+          <w:jc w:val="center"/>
+        </w:trPr>
+        <w:tc>
+          <w:tcPr>
+            <w:tcW w:w="4200" w:type="dxa"/>
+            <w:vAlign w:val="center"/>
+          </w:tcPr>
+          <w:p>
+            <w:pPr>
+              <w:jc w:val="left"/>
+              <w:rPr>
+                <w:rFonts w:ascii="Times New Roman" w:eastAsia="標楷體" w:hAnsi="Times New Roman" w:hint="eastAsia"/>
+                <w:sz w:val="24"/>
+                <w:szCs w:val="24"/>
+              </w:rPr>
+            </w:pPr>
+            <w:r>
+              <w:rPr>
+                <w:rFonts w:ascii="Times New Roman" w:eastAsia="標楷體" w:hAnsi="Times New Roman" w:hint="eastAsia"/>
+                <w:sz w:val="24"/>
+                <w:szCs w:val="24"/>
+              </w:rPr>
+              <w:t xml:space="preserve">激活函數</w:t>
+            </w:r>
+          </w:p>
+        </w:tc>
+        <w:tc>
+          <w:tcPr>
+            <w:tcW w:w="9758" w:type="dxa"/>
+            <w:vAlign w:val="center"/>
+          </w:tcPr>
+          <w:p>
+            <w:pPr>
+              <w:jc w:val="left"/>
+              <w:rPr>
+                <w:rFonts w:ascii="Times New Roman" w:eastAsia="標楷體" w:hAnsi="Times New Roman" w:hint="eastAsia"/>
+                <w:sz w:val="24"/>
+                <w:szCs w:val="24"/>
+              </w:rPr>
+            </w:pPr>
+            <w:r>
+              <w:rPr>
+                <w:rFonts w:ascii="Times New Roman" w:eastAsia="標楷體" w:hAnsi="Times New Roman" w:hint="eastAsia"/>
+                <w:sz w:val="24"/>
+                <w:szCs w:val="24"/>
+              </w:rPr>
+              <w:t xml:space="preserve">Transformer使用GELU、GRU使用Sigmoid與Tanh、輸出層使用Softmax</w:t>
+            </w:r>
+          </w:p>
+        </w:tc>
+      </w:tr>
+      <w:tr>
+        <w:trPr>
+          <w:cantSplit/>
+          <w:jc w:val="center"/>
+        </w:trPr>
+        <w:tc>
+          <w:tcPr>
+            <w:tcW w:w="4200" w:type="dxa"/>
+            <w:vAlign w:val="center"/>
+          </w:tcPr>
+          <w:p>
+            <w:pPr>
+              <w:jc w:val="left"/>
+              <w:rPr>
+                <w:rFonts w:ascii="Times New Roman" w:eastAsia="標楷體" w:hAnsi="Times New Roman" w:hint="eastAsia"/>
+                <w:sz w:val="24"/>
+                <w:szCs w:val="24"/>
+              </w:rPr>
+            </w:pPr>
+            <w:r>
+              <w:rPr>
+                <w:rFonts w:ascii="Times New Roman" w:eastAsia="標楷體" w:hAnsi="Times New Roman" w:hint="eastAsia"/>
+                <w:sz w:val="24"/>
+                <w:szCs w:val="24"/>
+              </w:rPr>
+              <w:t xml:space="preserve">交叉熵損失</w:t>
+            </w:r>
+          </w:p>
+        </w:tc>
+        <w:tc>
+          <w:tcPr>
+            <w:tcW w:w="9758" w:type="dxa"/>
+            <w:vAlign w:val="center"/>
+          </w:tcPr>
+          <w:p>
+            <w:pPr>
+              <w:jc w:val="left"/>
+              <w:rPr>
+                <w:rFonts w:ascii="Times New Roman" w:eastAsia="標楷體" w:hAnsi="Times New Roman" w:hint="eastAsia"/>
+                <w:sz w:val="24"/>
+                <w:szCs w:val="24"/>
+              </w:rPr>
+            </w:pPr>
+            <w:r>
+              <w:rPr>
+                <w:rFonts w:ascii="Times New Roman" w:eastAsia="標楷體" w:hAnsi="Times New Roman" w:hint="eastAsia"/>
+                <w:sz w:val="24"/>
+                <w:szCs w:val="24"/>
+              </w:rPr>
+              <w:t xml:space="preserve">所有分類與文字產生模型的訓練目標</w:t>
+            </w:r>
+          </w:p>
+        </w:tc>
+      </w:tr>
+      <w:tr>
+        <w:trPr>
+          <w:cantSplit/>
+          <w:jc w:val="center"/>
+        </w:trPr>
+        <w:tc>
+          <w:tcPr>
+            <w:tcW w:w="4200" w:type="dxa"/>
+            <w:vAlign w:val="center"/>
+          </w:tcPr>
+          <w:p>
+            <w:pPr>
+              <w:jc w:val="left"/>
+              <w:rPr>
+                <w:rFonts w:ascii="Times New Roman" w:eastAsia="標楷體" w:hAnsi="Times New Roman" w:hint="eastAsia"/>
+                <w:sz w:val="24"/>
+                <w:szCs w:val="24"/>
+              </w:rPr>
+            </w:pPr>
+            <w:r>
+              <w:rPr>
+                <w:rFonts w:ascii="Times New Roman" w:eastAsia="標楷體" w:hAnsi="Times New Roman" w:hint="eastAsia"/>
+                <w:sz w:val="24"/>
+                <w:szCs w:val="24"/>
+              </w:rPr>
+              <w:t xml:space="preserve">梯度下降／反向傳遞</w:t>
+            </w:r>
+          </w:p>
+        </w:tc>
+        <w:tc>
+          <w:tcPr>
+            <w:tcW w:w="9758" w:type="dxa"/>
+            <w:vAlign w:val="center"/>
+          </w:tcPr>
+          <w:p>
+            <w:pPr>
+              <w:jc w:val="left"/>
+              <w:rPr>
+                <w:rFonts w:ascii="Times New Roman" w:eastAsia="標楷體" w:hAnsi="Times New Roman" w:hint="eastAsia"/>
+                <w:sz w:val="24"/>
+                <w:szCs w:val="24"/>
+              </w:rPr>
+            </w:pPr>
+            <w:r>
+              <w:rPr>
+                <w:rFonts w:ascii="Times New Roman" w:eastAsia="標楷體" w:hAnsi="Times New Roman" w:hint="eastAsia"/>
+                <w:sz w:val="24"/>
+                <w:szCs w:val="24"/>
+              </w:rPr>
+              <w:t xml:space="preserve">所有模型的權重更新方式（主要使用AdamW最佳化器）</w:t>
+            </w:r>
+          </w:p>
+        </w:tc>
+      </w:tr>
+      <w:tr>
+        <w:trPr>
+          <w:cantSplit/>
+          <w:jc w:val="center"/>
+        </w:trPr>
+        <w:tc>
+          <w:tcPr>
+            <w:tcW w:w="4200" w:type="dxa"/>
+            <w:vAlign w:val="center"/>
+          </w:tcPr>
+          <w:p>
+            <w:pPr>
+              <w:jc w:val="left"/>
+              <w:rPr>
+                <w:rFonts w:ascii="Times New Roman" w:eastAsia="標楷體" w:hAnsi="Times New Roman" w:hint="eastAsia"/>
+                <w:sz w:val="24"/>
+                <w:szCs w:val="24"/>
+              </w:rPr>
+            </w:pPr>
+            <w:r>
+              <w:rPr>
+                <w:rFonts w:ascii="Times New Roman" w:eastAsia="標楷體" w:hAnsi="Times New Roman" w:hint="eastAsia"/>
+                <w:sz w:val="24"/>
+                <w:szCs w:val="24"/>
+              </w:rPr>
+              <w:t xml:space="preserve">過擬合與欠擬合</w:t>
+            </w:r>
+          </w:p>
+        </w:tc>
+        <w:tc>
+          <w:tcPr>
+            <w:tcW w:w="9758" w:type="dxa"/>
+            <w:vAlign w:val="center"/>
+          </w:tcPr>
+          <w:p>
+            <w:pPr>
+              <w:jc w:val="left"/>
+              <w:rPr>
+                <w:rFonts w:ascii="Times New Roman" w:eastAsia="標楷體" w:hAnsi="Times New Roman" w:hint="eastAsia"/>
+                <w:sz w:val="24"/>
+                <w:szCs w:val="24"/>
+              </w:rPr>
+            </w:pPr>
+            <w:r>
+              <w:rPr>
+                <w:rFonts w:ascii="Times New Roman" w:eastAsia="標楷體" w:hAnsi="Times New Roman" w:hint="eastAsia"/>
+                <w:sz w:val="24"/>
+                <w:szCs w:val="24"/>
+              </w:rPr>
+              <w:t xml:space="preserve">每支訓練程式都會切出驗證集，並以提早停止（Early Stopping）保存驗證loss最低的模型</w:t>
+            </w:r>
+          </w:p>
+        </w:tc>
+      </w:tr>
+      <w:tr>
+        <w:trPr>
+          <w:cantSplit/>
+          <w:jc w:val="center"/>
+        </w:trPr>
+        <w:tc>
+          <w:tcPr>
+            <w:tcW w:w="4200" w:type="dxa"/>
+            <w:vAlign w:val="center"/>
+          </w:tcPr>
+          <w:p>
+            <w:pPr>
+              <w:jc w:val="left"/>
+              <w:rPr>
+                <w:rFonts w:ascii="Times New Roman" w:eastAsia="標楷體" w:hAnsi="Times New Roman" w:hint="eastAsia"/>
+                <w:sz w:val="24"/>
+                <w:szCs w:val="24"/>
+              </w:rPr>
+            </w:pPr>
+            <w:r>
+              <w:rPr>
+                <w:rFonts w:ascii="Times New Roman" w:eastAsia="標楷體" w:hAnsi="Times New Roman" w:hint="eastAsia"/>
+                <w:sz w:val="24"/>
+                <w:szCs w:val="24"/>
+              </w:rPr>
+              <w:t xml:space="preserve">灰階／二值化</w:t>
+            </w:r>
+          </w:p>
+        </w:tc>
+        <w:tc>
+          <w:tcPr>
+            <w:tcW w:w="9758" w:type="dxa"/>
+            <w:vAlign w:val="center"/>
+          </w:tcPr>
+          <w:p>
+            <w:pPr>
+              <w:jc w:val="left"/>
+              <w:rPr>
+                <w:rFonts w:ascii="Times New Roman" w:eastAsia="標楷體" w:hAnsi="Times New Roman" w:hint="eastAsia"/>
+                <w:sz w:val="24"/>
+                <w:szCs w:val="24"/>
+              </w:rPr>
+            </w:pPr>
+            <w:r>
+              <w:rPr>
+                <w:rFonts w:ascii="Times New Roman" w:eastAsia="標楷體" w:hAnsi="Times New Roman" w:hint="eastAsia"/>
+                <w:sz w:val="24"/>
+                <w:szCs w:val="24"/>
+              </w:rPr>
+              <w:t xml:space="preserve">影像特徵分析、形狀辨識的前處理</w:t>
+            </w:r>
+          </w:p>
+        </w:tc>
+      </w:tr>
+      <w:tr>
+        <w:trPr>
+          <w:cantSplit/>
+          <w:jc w:val="center"/>
+        </w:trPr>
+        <w:tc>
+          <w:tcPr>
+            <w:tcW w:w="4200" w:type="dxa"/>
+            <w:vAlign w:val="center"/>
+          </w:tcPr>
+          <w:p>
+            <w:pPr>
+              <w:jc w:val="left"/>
+              <w:rPr>
+                <w:rFonts w:ascii="Times New Roman" w:eastAsia="標楷體" w:hAnsi="Times New Roman" w:hint="eastAsia"/>
+                <w:sz w:val="24"/>
+                <w:szCs w:val="24"/>
+              </w:rPr>
+            </w:pPr>
+            <w:r>
+              <w:rPr>
+                <w:rFonts w:ascii="Times New Roman" w:eastAsia="標楷體" w:hAnsi="Times New Roman" w:hint="eastAsia"/>
+                <w:sz w:val="24"/>
+                <w:szCs w:val="24"/>
+              </w:rPr>
+              <w:t xml:space="preserve">RAG</w:t>
+            </w:r>
+          </w:p>
+        </w:tc>
+        <w:tc>
+          <w:tcPr>
+            <w:tcW w:w="9758" w:type="dxa"/>
+            <w:vAlign w:val="center"/>
+          </w:tcPr>
+          <w:p>
+            <w:pPr>
+              <w:jc w:val="left"/>
+              <w:rPr>
+                <w:rFonts w:ascii="Times New Roman" w:eastAsia="標楷體" w:hAnsi="Times New Roman" w:hint="eastAsia"/>
+                <w:sz w:val="24"/>
+                <w:szCs w:val="24"/>
+              </w:rPr>
+            </w:pPr>
+            <w:r>
+              <w:rPr>
+                <w:rFonts w:ascii="Times New Roman" w:eastAsia="標楷體" w:hAnsi="Times New Roman" w:hint="eastAsia"/>
+                <w:sz w:val="24"/>
+                <w:szCs w:val="24"/>
+              </w:rPr>
+              <w:t xml:space="preserve">lib/RAG 中的檢索增強生成實驗</w:t>
+            </w:r>
+          </w:p>
+        </w:tc>
+      </w:tr>
+    </w:tbl>
+    <w:p>
+      <w:pPr>
+        <w:rPr>
+          <w:rFonts w:ascii="Times New Roman" w:eastAsia="標楷體" w:hAnsi="Times New Roman" w:hint="eastAsia"/>
+          <w:sz w:val="24"/>
+          <w:szCs w:val="24"/>
+        </w:rPr>
+      </w:pPr>
+    </w:p>
+    <w:p>
+      <w:pPr>
+        <w:keepNext/>
+        <w:rPr>
+          <w:rFonts w:ascii="Times New Roman" w:eastAsia="標楷體" w:hAnsi="Times New Roman" w:hint="eastAsia"/>
+          <w:sz w:val="36"/>
+          <w:szCs w:val="36"/>
+        </w:rPr>
+      </w:pPr>
+      <w:r>
+        <w:rPr>
+          <w:rFonts w:ascii="Times New Roman" w:eastAsia="標楷體" w:hAnsi="Times New Roman" w:hint="eastAsia"/>
+          <w:b/>
+          <w:bCs/>
+          <w:sz w:val="36"/>
+          <w:szCs w:val="36"/>
+        </w:rPr>
+        <w:t xml:space="preserve">(一)目前遇到的問題</w:t>
+      </w:r>
+    </w:p>
+    <w:p>
+      <w:pPr>
+        <w:ind w:firstLineChars="200" w:firstLine="720"/>
+        <w:rPr>
+          <w:rFonts w:ascii="Times New Roman" w:eastAsia="標楷體" w:hAnsi="Times New Roman" w:hint="eastAsia"/>
+          <w:sz w:val="36"/>
+          <w:szCs w:val="36"/>
+        </w:rPr>
+      </w:pPr>
+      <w:r>
+        <w:rPr>
+          <w:rFonts w:ascii="Times New Roman" w:eastAsia="標楷體" w:hAnsi="Times New Roman" w:hint="eastAsia"/>
+          <w:sz w:val="36"/>
+          <w:szCs w:val="36"/>
+        </w:rPr>
+        <w:t xml:space="preserve">現階段發現模型回答問題有多項錯誤，例如答非所問、回答有語病，或同一個字詞重複出現（口吃）。經過分析訓練紀錄，原因可以分成兩類：</w:t>
+      </w:r>
+    </w:p>
+    <w:p>
+      <w:pPr>
+        <w:ind w:firstLineChars="200" w:firstLine="720"/>
+        <w:rPr>
+          <w:rFonts w:ascii="Times New Roman" w:eastAsia="標楷體" w:hAnsi="Times New Roman" w:hint="eastAsia"/>
+          <w:sz w:val="36"/>
+          <w:szCs w:val="36"/>
+        </w:rPr>
+      </w:pPr>
+      <w:r>
+        <w:rPr>
+          <w:rFonts w:ascii="Times New Roman" w:eastAsia="標楷體" w:hAnsi="Times New Roman" w:hint="eastAsia"/>
+          <w:sz w:val="36"/>
+          <w:szCs w:val="36"/>
+        </w:rPr>
+        <w:t xml:space="preserve">1. </w:t>
+      </w:r>
+      <w:r>
+        <w:rPr>
+          <w:rFonts w:ascii="Times New Roman" w:eastAsia="標楷體" w:hAnsi="Times New Roman" w:hint="eastAsia"/>
+          <w:b/>
+          <w:bCs/>
+          <w:sz w:val="36"/>
+          <w:szCs w:val="36"/>
+        </w:rPr>
+        <w:t xml:space="preserve">過擬合（俗稱：死記硬背）</w:t>
+      </w:r>
+      <w:r>
+        <w:rPr>
+          <w:rFonts w:ascii="Times New Roman" w:eastAsia="標楷體" w:hAnsi="Times New Roman" w:hint="eastAsia"/>
+          <w:sz w:val="36"/>
+          <w:szCs w:val="36"/>
+        </w:rPr>
+        <w:t xml:space="preserve">：一般聊天模型約有1,746萬個參數，但微調用的對話只有約670筆。訓練紀錄顯示，訓練loss從5.20一路降到1.11，驗證loss卻在第7輪降到3.85之後就停止下降，代表模型把訓練資料背起來，遇到沒看過的句子就答不好。答非所問主要來自這個原因。</w:t>
+      </w:r>
+    </w:p>
+    <w:p>
+      <w:pPr>
+        <w:ind w:firstLineChars="200" w:firstLine="720"/>
+        <w:rPr>
+          <w:rFonts w:ascii="Times New Roman" w:eastAsia="標楷體" w:hAnsi="Times New Roman" w:hint="eastAsia"/>
+          <w:sz w:val="36"/>
+          <w:szCs w:val="36"/>
+        </w:rPr>
+      </w:pPr>
+      <w:r>
+        <w:rPr>
+          <w:rFonts w:ascii="Times New Roman" w:eastAsia="標楷體" w:hAnsi="Times New Roman" w:hint="eastAsia"/>
+          <w:sz w:val="36"/>
+          <w:szCs w:val="36"/>
+        </w:rPr>
+        <w:t xml:space="preserve">2. </w:t>
+      </w:r>
+      <w:r>
+        <w:rPr>
+          <w:rFonts w:ascii="Times New Roman" w:eastAsia="標楷體" w:hAnsi="Times New Roman" w:hint="eastAsia"/>
+          <w:b/>
+          <w:bCs/>
+          <w:sz w:val="36"/>
+          <w:szCs w:val="36"/>
+        </w:rPr>
+        <w:t xml:space="preserve">資料不足與產生方式</w:t>
+      </w:r>
+      <w:r>
+        <w:rPr>
+          <w:rFonts w:ascii="Times New Roman" w:eastAsia="標楷體" w:hAnsi="Times New Roman" w:hint="eastAsia"/>
+          <w:sz w:val="36"/>
+          <w:szCs w:val="36"/>
+        </w:rPr>
+        <w:t xml:space="preserve">：語病和重複字（口吃）比較常是資料量不夠、模型對下一個字沒有把握時，產生文字的過程一直選到同一個字所造成，屬於「學得不夠」而不是「背太多」，需要更多資料，並調整產生文字時的取樣方式。</w:t>
+      </w:r>
+    </w:p>
+    <w:p>
+      <w:pPr>
+        <w:keepNext/>
+        <w:rPr>
+          <w:rFonts w:ascii="Times New Roman" w:eastAsia="標楷體" w:hAnsi="Times New Roman" w:hint="eastAsia"/>
+          <w:sz w:val="36"/>
+          <w:szCs w:val="36"/>
+        </w:rPr>
+      </w:pPr>
+      <w:r>
+        <w:rPr>
+          <w:rFonts w:ascii="Times New Roman" w:eastAsia="標楷體" w:hAnsi="Times New Roman" w:hint="eastAsia"/>
+          <w:b/>
+          <w:bCs/>
+          <w:sz w:val="36"/>
+          <w:szCs w:val="36"/>
+        </w:rPr>
+        <w:t xml:space="preserve">(二)處理方法</w:t>
+      </w:r>
+    </w:p>
+    <w:p>
+      <w:pPr>
+        <w:ind w:firstLineChars="200" w:firstLine="720"/>
+        <w:rPr>
+          <w:rFonts w:ascii="Times New Roman" w:eastAsia="標楷體" w:hAnsi="Times New Roman" w:hint="eastAsia"/>
+          <w:sz w:val="36"/>
+          <w:szCs w:val="36"/>
+        </w:rPr>
+      </w:pPr>
+      <w:r>
+        <w:rPr>
+          <w:rFonts w:ascii="Times New Roman" w:eastAsia="標楷體" w:hAnsi="Times New Roman" w:hint="eastAsia"/>
+          <w:sz w:val="36"/>
+          <w:szCs w:val="36"/>
+        </w:rPr>
+        <w:t xml:space="preserve">在過擬合這個層面來說，可以處理的方法是增加資料集（Dataset）、讓模型不要只靠背誦；要注意的是</w:t>
+      </w:r>
+      <w:r>
+        <w:rPr>
+          <w:rFonts w:ascii="Times New Roman" w:eastAsia="標楷體" w:hAnsi="Times New Roman" w:hint="eastAsia"/>
+          <w:b/>
+          <w:bCs/>
+          <w:sz w:val="36"/>
+          <w:szCs w:val="36"/>
+        </w:rPr>
+        <w:t xml:space="preserve">增加訓練量（epochs）反而會讓過擬合更嚴重</w:t>
+      </w:r>
+      <w:r>
+        <w:rPr>
+          <w:rFonts w:ascii="Times New Roman" w:eastAsia="標楷體" w:hAnsi="Times New Roman" w:hint="eastAsia"/>
+          <w:sz w:val="36"/>
+          <w:szCs w:val="36"/>
+        </w:rPr>
+        <w:t xml:space="preserve">，應該搭配提早停止，在驗證loss最低時就停止訓練。本研究已實作的方法：</w:t>
+      </w:r>
+    </w:p>
+    <w:tbl>
+      <w:tblPr>
+        <w:tblStyle w:val="TableGrid"/>
+        <w:tblW w:w="13958" w:type="dxa"/>
+        <w:jc w:val="center"/>
+        <w:tblLayout w:type="fixed"/>
+        <w:tblLook w:val="04A0" w:firstRow="1" w:lastRow="0" w:firstColumn="1" w:lastColumn="0" w:noHBand="0" w:noVBand="1"/>
+      </w:tblPr>
+      <w:tblGrid>
+        <w:gridCol w:w="3000"/>
+        <w:gridCol w:w="6000"/>
+        <w:gridCol w:w="4958"/>
+      </w:tblGrid>
+      <w:tr>
+        <w:trPr>
+          <w:cantSplit/>
+          <w:tblHeader/>
+          <w:jc w:val="center"/>
+        </w:trPr>
+        <w:tc>
+          <w:tcPr>
+            <w:tcW w:w="3000" w:type="dxa"/>
+            <w:shd w:val="clear" w:color="auto" w:fill="D9D9D9"/>
+            <w:vAlign w:val="center"/>
+          </w:tcPr>
+          <w:p>
+            <w:pPr>
+              <w:jc w:val="center"/>
+              <w:rPr>
+                <w:rFonts w:ascii="Times New Roman" w:eastAsia="標楷體" w:hAnsi="Times New Roman" w:hint="eastAsia"/>
+                <w:sz w:val="24"/>
+                <w:szCs w:val="24"/>
+              </w:rPr>
+            </w:pPr>
+            <w:r>
+              <w:rPr>
+                <w:rFonts w:ascii="Times New Roman" w:eastAsia="標楷體" w:hAnsi="Times New Roman" w:hint="eastAsia"/>
+                <w:b/>
+                <w:bCs/>
+                <w:sz w:val="24"/>
+                <w:szCs w:val="24"/>
+              </w:rPr>
+              <w:t xml:space="preserve">方法</w:t>
+            </w:r>
+          </w:p>
+        </w:tc>
+        <w:tc>
+          <w:tcPr>
+            <w:tcW w:w="6000" w:type="dxa"/>
+            <w:shd w:val="clear" w:color="auto" w:fill="D9D9D9"/>
+            <w:vAlign w:val="center"/>
+          </w:tcPr>
+          <w:p>
+            <w:pPr>
+              <w:jc w:val="center"/>
+              <w:rPr>
+                <w:rFonts w:ascii="Times New Roman" w:eastAsia="標楷體" w:hAnsi="Times New Roman" w:hint="eastAsia"/>
+                <w:sz w:val="24"/>
+                <w:szCs w:val="24"/>
+              </w:rPr>
+            </w:pPr>
+            <w:r>
+              <w:rPr>
+                <w:rFonts w:ascii="Times New Roman" w:eastAsia="標楷體" w:hAnsi="Times New Roman" w:hint="eastAsia"/>
+                <w:b/>
+                <w:bCs/>
+                <w:sz w:val="24"/>
+                <w:szCs w:val="24"/>
+              </w:rPr>
+              <w:t xml:space="preserve">做法</w:t>
+            </w:r>
+          </w:p>
+        </w:tc>
+        <w:tc>
+          <w:tcPr>
+            <w:tcW w:w="4958" w:type="dxa"/>
+            <w:shd w:val="clear" w:color="auto" w:fill="D9D9D9"/>
+            <w:vAlign w:val="center"/>
+          </w:tcPr>
+          <w:p>
+            <w:pPr>
+              <w:jc w:val="center"/>
+              <w:rPr>
+                <w:rFonts w:ascii="Times New Roman" w:eastAsia="標楷體" w:hAnsi="Times New Roman" w:hint="eastAsia"/>
+                <w:sz w:val="24"/>
+                <w:szCs w:val="24"/>
+              </w:rPr>
+            </w:pPr>
+            <w:r>
+              <w:rPr>
+                <w:rFonts w:ascii="Times New Roman" w:eastAsia="標楷體" w:hAnsi="Times New Roman" w:hint="eastAsia"/>
+                <w:b/>
+                <w:bCs/>
+                <w:sz w:val="24"/>
+                <w:szCs w:val="24"/>
+              </w:rPr>
+              <w:t xml:space="preserve">目的</w:t>
+            </w:r>
+          </w:p>
+        </w:tc>
+      </w:tr>
+      <w:tr>
+        <w:trPr>
+          <w:cantSplit/>
+          <w:jc w:val="center"/>
+        </w:trPr>
+        <w:tc>
+          <w:tcPr>
+            <w:tcW w:w="3000" w:type="dxa"/>
+            <w:vAlign w:val="center"/>
+          </w:tcPr>
+          <w:p>
+            <w:pPr>
+              <w:jc w:val="left"/>
+              <w:rPr>
+                <w:rFonts w:ascii="Times New Roman" w:eastAsia="標楷體" w:hAnsi="Times New Roman" w:hint="eastAsia"/>
+                <w:sz w:val="24"/>
+                <w:szCs w:val="24"/>
+              </w:rPr>
+            </w:pPr>
+            <w:r>
+              <w:rPr>
+                <w:rFonts w:ascii="Times New Roman" w:eastAsia="標楷體" w:hAnsi="Times New Roman" w:hint="eastAsia"/>
+                <w:sz w:val="24"/>
+                <w:szCs w:val="24"/>
+              </w:rPr>
+              <w:t xml:space="preserve">增加資料</w:t>
+            </w:r>
+          </w:p>
+        </w:tc>
+        <w:tc>
+          <w:tcPr>
+            <w:tcW w:w="6000" w:type="dxa"/>
+            <w:vAlign w:val="center"/>
+          </w:tcPr>
+          <w:p>
+            <w:pPr>
+              <w:jc w:val="left"/>
+              <w:rPr>
+                <w:rFonts w:ascii="Times New Roman" w:eastAsia="標楷體" w:hAnsi="Times New Roman" w:hint="eastAsia"/>
+                <w:sz w:val="24"/>
+                <w:szCs w:val="24"/>
+              </w:rPr>
+            </w:pPr>
+            <w:r>
+              <w:rPr>
+                <w:rFonts w:ascii="Times New Roman" w:eastAsia="標楷體" w:hAnsi="Times New Roman" w:hint="eastAsia"/>
+                <w:sz w:val="24"/>
+                <w:szCs w:val="24"/>
+              </w:rPr>
+              <w:t xml:space="preserve">匯入約2.8萬筆公開對話資料</w:t>
+            </w:r>
+          </w:p>
+        </w:tc>
+        <w:tc>
+          <w:tcPr>
+            <w:tcW w:w="4958" w:type="dxa"/>
+            <w:vAlign w:val="center"/>
+          </w:tcPr>
+          <w:p>
+            <w:pPr>
+              <w:jc w:val="left"/>
+              <w:rPr>
+                <w:rFonts w:ascii="Times New Roman" w:eastAsia="標楷體" w:hAnsi="Times New Roman" w:hint="eastAsia"/>
+                <w:sz w:val="24"/>
+                <w:szCs w:val="24"/>
+              </w:rPr>
+            </w:pPr>
+            <w:r>
+              <w:rPr>
+                <w:rFonts w:ascii="Times New Roman" w:eastAsia="標楷體" w:hAnsi="Times New Roman" w:hint="eastAsia"/>
+                <w:sz w:val="24"/>
+                <w:szCs w:val="24"/>
+              </w:rPr>
+              <w:t xml:space="preserve">讓模型看過更多不同的句子</w:t>
+            </w:r>
+          </w:p>
+        </w:tc>
+      </w:tr>
+      <w:tr>
+        <w:trPr>
+          <w:cantSplit/>
+          <w:jc w:val="center"/>
+        </w:trPr>
+        <w:tc>
+          <w:tcPr>
+            <w:tcW w:w="3000" w:type="dxa"/>
+            <w:vAlign w:val="center"/>
+          </w:tcPr>
+          <w:p>
+            <w:pPr>
+              <w:jc w:val="left"/>
+              <w:rPr>
+                <w:rFonts w:ascii="Times New Roman" w:eastAsia="標楷體" w:hAnsi="Times New Roman" w:hint="eastAsia"/>
+                <w:sz w:val="24"/>
+                <w:szCs w:val="24"/>
+              </w:rPr>
+            </w:pPr>
+            <w:r>
+              <w:rPr>
+                <w:rFonts w:ascii="Times New Roman" w:eastAsia="標楷體" w:hAnsi="Times New Roman" w:hint="eastAsia"/>
+                <w:sz w:val="24"/>
+                <w:szCs w:val="24"/>
+              </w:rPr>
+              <w:t xml:space="preserve">凍結部分層</w:t>
+            </w:r>
+          </w:p>
+        </w:tc>
+        <w:tc>
+          <w:tcPr>
+            <w:tcW w:w="6000" w:type="dxa"/>
+            <w:vAlign w:val="center"/>
+          </w:tcPr>
+          <w:p>
+            <w:pPr>
+              <w:jc w:val="left"/>
+              <w:rPr>
+                <w:rFonts w:ascii="Times New Roman" w:eastAsia="標楷體" w:hAnsi="Times New Roman" w:hint="eastAsia"/>
+                <w:sz w:val="24"/>
+                <w:szCs w:val="24"/>
+              </w:rPr>
+            </w:pPr>
+            <w:r>
+              <w:rPr>
+                <w:rFonts w:ascii="Times New Roman" w:eastAsia="標楷體" w:hAnsi="Times New Roman" w:hint="eastAsia"/>
+                <w:sz w:val="24"/>
+                <w:szCs w:val="24"/>
+              </w:rPr>
+              <w:t xml:space="preserve">凍結詞嵌入與底層4層，只訓練上層</w:t>
+            </w:r>
+          </w:p>
+        </w:tc>
+        <w:tc>
+          <w:tcPr>
+            <w:tcW w:w="4958" w:type="dxa"/>
+            <w:vAlign w:val="center"/>
+          </w:tcPr>
+          <w:p>
+            <w:pPr>
+              <w:jc w:val="left"/>
+              <w:rPr>
+                <w:rFonts w:ascii="Times New Roman" w:eastAsia="標楷體" w:hAnsi="Times New Roman" w:hint="eastAsia"/>
+                <w:sz w:val="24"/>
+                <w:szCs w:val="24"/>
+              </w:rPr>
+            </w:pPr>
+            <w:r>
+              <w:rPr>
+                <w:rFonts w:ascii="Times New Roman" w:eastAsia="標楷體" w:hAnsi="Times New Roman" w:hint="eastAsia"/>
+                <w:sz w:val="24"/>
+                <w:szCs w:val="24"/>
+              </w:rPr>
+              <w:t xml:space="preserve">減少可訓練的參數，降低背誦能力</w:t>
+            </w:r>
+          </w:p>
+        </w:tc>
+      </w:tr>
+      <w:tr>
+        <w:trPr>
+          <w:cantSplit/>
+          <w:jc w:val="center"/>
+        </w:trPr>
+        <w:tc>
+          <w:tcPr>
+            <w:tcW w:w="3000" w:type="dxa"/>
+            <w:vAlign w:val="center"/>
+          </w:tcPr>
+          <w:p>
+            <w:pPr>
+              <w:jc w:val="left"/>
+              <w:rPr>
+                <w:rFonts w:ascii="Times New Roman" w:eastAsia="標楷體" w:hAnsi="Times New Roman" w:hint="eastAsia"/>
+                <w:sz w:val="24"/>
+                <w:szCs w:val="24"/>
+              </w:rPr>
+            </w:pPr>
+            <w:r>
+              <w:rPr>
+                <w:rFonts w:ascii="Times New Roman" w:eastAsia="標楷體" w:hAnsi="Times New Roman" w:hint="eastAsia"/>
+                <w:sz w:val="24"/>
+                <w:szCs w:val="24"/>
+              </w:rPr>
+              <w:t xml:space="preserve">Dropout與權重衰減</w:t>
+            </w:r>
+          </w:p>
+        </w:tc>
+        <w:tc>
+          <w:tcPr>
+            <w:tcW w:w="6000" w:type="dxa"/>
+            <w:vAlign w:val="center"/>
+          </w:tcPr>
+          <w:p>
+            <w:pPr>
+              <w:jc w:val="left"/>
+              <w:rPr>
+                <w:rFonts w:ascii="Times New Roman" w:eastAsia="標楷體" w:hAnsi="Times New Roman" w:hint="eastAsia"/>
+                <w:sz w:val="24"/>
+                <w:szCs w:val="24"/>
+              </w:rPr>
+            </w:pPr>
+            <w:r>
+              <w:rPr>
+                <w:rFonts w:ascii="Times New Roman" w:eastAsia="標楷體" w:hAnsi="Times New Roman" w:hint="eastAsia"/>
+                <w:sz w:val="24"/>
+                <w:szCs w:val="24"/>
+              </w:rPr>
+              <w:t xml:space="preserve">Dropout 0.2、Weight Decay 0.05</w:t>
+            </w:r>
+          </w:p>
+        </w:tc>
+        <w:tc>
+          <w:tcPr>
+            <w:tcW w:w="4958" w:type="dxa"/>
+            <w:vAlign w:val="center"/>
+          </w:tcPr>
+          <w:p>
+            <w:pPr>
+              <w:jc w:val="left"/>
+              <w:rPr>
+                <w:rFonts w:ascii="Times New Roman" w:eastAsia="標楷體" w:hAnsi="Times New Roman" w:hint="eastAsia"/>
+                <w:sz w:val="24"/>
+                <w:szCs w:val="24"/>
+              </w:rPr>
+            </w:pPr>
+            <w:r>
+              <w:rPr>
+                <w:rFonts w:ascii="Times New Roman" w:eastAsia="標楷體" w:hAnsi="Times New Roman" w:hint="eastAsia"/>
+                <w:sz w:val="24"/>
+                <w:szCs w:val="24"/>
+              </w:rPr>
+              <w:t xml:space="preserve">訓練時隨機關掉神經元、限制權重大小</w:t>
+            </w:r>
+          </w:p>
+        </w:tc>
+      </w:tr>
+      <w:tr>
+        <w:trPr>
+          <w:cantSplit/>
+          <w:jc w:val="center"/>
+        </w:trPr>
+        <w:tc>
+          <w:tcPr>
+            <w:tcW w:w="3000" w:type="dxa"/>
+            <w:vAlign w:val="center"/>
+          </w:tcPr>
+          <w:p>
+            <w:pPr>
+              <w:jc w:val="left"/>
+              <w:rPr>
+                <w:rFonts w:ascii="Times New Roman" w:eastAsia="標楷體" w:hAnsi="Times New Roman" w:hint="eastAsia"/>
+                <w:sz w:val="24"/>
+                <w:szCs w:val="24"/>
+              </w:rPr>
+            </w:pPr>
+            <w:r>
+              <w:rPr>
+                <w:rFonts w:ascii="Times New Roman" w:eastAsia="標楷體" w:hAnsi="Times New Roman" w:hint="eastAsia"/>
+                <w:sz w:val="24"/>
+                <w:szCs w:val="24"/>
+              </w:rPr>
+              <w:t xml:space="preserve">標籤平滑</w:t>
+            </w:r>
+          </w:p>
+        </w:tc>
+        <w:tc>
+          <w:tcPr>
+            <w:tcW w:w="6000" w:type="dxa"/>
+            <w:vAlign w:val="center"/>
+          </w:tcPr>
+          <w:p>
+            <w:pPr>
+              <w:jc w:val="left"/>
+              <w:rPr>
+                <w:rFonts w:ascii="Times New Roman" w:eastAsia="標楷體" w:hAnsi="Times New Roman" w:hint="eastAsia"/>
+                <w:sz w:val="24"/>
+                <w:szCs w:val="24"/>
+              </w:rPr>
+            </w:pPr>
+            <w:r>
+              <w:rPr>
+                <w:rFonts w:ascii="Times New Roman" w:eastAsia="標楷體" w:hAnsi="Times New Roman" w:hint="eastAsia"/>
+                <w:sz w:val="24"/>
+                <w:szCs w:val="24"/>
+              </w:rPr>
+              <w:t xml:space="preserve">正確答案的機率不設成100%</w:t>
+            </w:r>
+          </w:p>
+        </w:tc>
+        <w:tc>
+          <w:tcPr>
+            <w:tcW w:w="4958" w:type="dxa"/>
+            <w:vAlign w:val="center"/>
+          </w:tcPr>
+          <w:p>
+            <w:pPr>
+              <w:jc w:val="left"/>
+              <w:rPr>
+                <w:rFonts w:ascii="Times New Roman" w:eastAsia="標楷體" w:hAnsi="Times New Roman" w:hint="eastAsia"/>
+                <w:sz w:val="24"/>
+                <w:szCs w:val="24"/>
+              </w:rPr>
+            </w:pPr>
+            <w:r>
+              <w:rPr>
+                <w:rFonts w:ascii="Times New Roman" w:eastAsia="標楷體" w:hAnsi="Times New Roman" w:hint="eastAsia"/>
+                <w:sz w:val="24"/>
+                <w:szCs w:val="24"/>
+              </w:rPr>
+              <w:t xml:space="preserve">避免模型對答案過度自信</w:t>
+            </w:r>
+          </w:p>
+        </w:tc>
+      </w:tr>
+      <w:tr>
+        <w:trPr>
+          <w:cantSplit/>
+          <w:jc w:val="center"/>
+        </w:trPr>
+        <w:tc>
+          <w:tcPr>
+            <w:tcW w:w="3000" w:type="dxa"/>
+            <w:vAlign w:val="center"/>
+          </w:tcPr>
+          <w:p>
+            <w:pPr>
+              <w:jc w:val="left"/>
+              <w:rPr>
+                <w:rFonts w:ascii="Times New Roman" w:eastAsia="標楷體" w:hAnsi="Times New Roman" w:hint="eastAsia"/>
+                <w:sz w:val="24"/>
+                <w:szCs w:val="24"/>
+              </w:rPr>
+            </w:pPr>
+            <w:r>
+              <w:rPr>
+                <w:rFonts w:ascii="Times New Roman" w:eastAsia="標楷體" w:hAnsi="Times New Roman" w:hint="eastAsia"/>
+                <w:sz w:val="24"/>
+                <w:szCs w:val="24"/>
+              </w:rPr>
+              <w:t xml:space="preserve">錯字擴增</w:t>
+            </w:r>
+          </w:p>
+        </w:tc>
+        <w:tc>
+          <w:tcPr>
+            <w:tcW w:w="6000" w:type="dxa"/>
+            <w:vAlign w:val="center"/>
+          </w:tcPr>
+          <w:p>
+            <w:pPr>
+              <w:jc w:val="left"/>
+              <w:rPr>
+                <w:rFonts w:ascii="Times New Roman" w:eastAsia="標楷體" w:hAnsi="Times New Roman" w:hint="eastAsia"/>
+                <w:sz w:val="24"/>
+                <w:szCs w:val="24"/>
+              </w:rPr>
+            </w:pPr>
+            <w:r>
+              <w:rPr>
+                <w:rFonts w:ascii="Times New Roman" w:eastAsia="標楷體" w:hAnsi="Times New Roman" w:hint="eastAsia"/>
+                <w:sz w:val="24"/>
+                <w:szCs w:val="24"/>
+              </w:rPr>
+              <w:t xml:space="preserve">在訓練問句中隨機加入錯字</w:t>
+            </w:r>
+          </w:p>
+        </w:tc>
+        <w:tc>
+          <w:tcPr>
+            <w:tcW w:w="4958" w:type="dxa"/>
+            <w:vAlign w:val="center"/>
+          </w:tcPr>
+          <w:p>
+            <w:pPr>
+              <w:jc w:val="left"/>
+              <w:rPr>
+                <w:rFonts w:ascii="Times New Roman" w:eastAsia="標楷體" w:hAnsi="Times New Roman" w:hint="eastAsia"/>
+                <w:sz w:val="24"/>
+                <w:szCs w:val="24"/>
+              </w:rPr>
+            </w:pPr>
+            <w:r>
+              <w:rPr>
+                <w:rFonts w:ascii="Times New Roman" w:eastAsia="標楷體" w:hAnsi="Times New Roman" w:hint="eastAsia"/>
+                <w:sz w:val="24"/>
+                <w:szCs w:val="24"/>
+              </w:rPr>
+              <w:t xml:space="preserve">讓模型對打錯字的輸入也能正確回答</w:t>
+            </w:r>
+          </w:p>
+        </w:tc>
+      </w:tr>
+      <w:tr>
+        <w:trPr>
+          <w:cantSplit/>
+          <w:jc w:val="center"/>
+        </w:trPr>
+        <w:tc>
+          <w:tcPr>
+            <w:tcW w:w="3000" w:type="dxa"/>
+            <w:vAlign w:val="center"/>
+          </w:tcPr>
+          <w:p>
+            <w:pPr>
+              <w:jc w:val="left"/>
+              <w:rPr>
+                <w:rFonts w:ascii="Times New Roman" w:eastAsia="標楷體" w:hAnsi="Times New Roman" w:hint="eastAsia"/>
+                <w:sz w:val="24"/>
+                <w:szCs w:val="24"/>
+              </w:rPr>
+            </w:pPr>
+            <w:r>
+              <w:rPr>
+                <w:rFonts w:ascii="Times New Roman" w:eastAsia="標楷體" w:hAnsi="Times New Roman" w:hint="eastAsia"/>
+                <w:sz w:val="24"/>
+                <w:szCs w:val="24"/>
+              </w:rPr>
+              <w:t xml:space="preserve">混入預訓練語料</w:t>
+            </w:r>
+          </w:p>
+        </w:tc>
+        <w:tc>
+          <w:tcPr>
+            <w:tcW w:w="6000" w:type="dxa"/>
+            <w:vAlign w:val="center"/>
+          </w:tcPr>
+          <w:p>
+            <w:pPr>
+              <w:jc w:val="left"/>
+              <w:rPr>
+                <w:rFonts w:ascii="Times New Roman" w:eastAsia="標楷體" w:hAnsi="Times New Roman" w:hint="eastAsia"/>
+                <w:sz w:val="24"/>
+                <w:szCs w:val="24"/>
+              </w:rPr>
+            </w:pPr>
+            <w:r>
+              <w:rPr>
+                <w:rFonts w:ascii="Times New Roman" w:eastAsia="標楷體" w:hAnsi="Times New Roman" w:hint="eastAsia"/>
+                <w:sz w:val="24"/>
+                <w:szCs w:val="24"/>
+              </w:rPr>
+              <w:t xml:space="preserve">微調時同時複習預訓練語料</w:t>
+            </w:r>
+          </w:p>
+        </w:tc>
+        <w:tc>
+          <w:tcPr>
+            <w:tcW w:w="4958" w:type="dxa"/>
+            <w:vAlign w:val="center"/>
+          </w:tcPr>
+          <w:p>
+            <w:pPr>
+              <w:jc w:val="left"/>
+              <w:rPr>
+                <w:rFonts w:ascii="Times New Roman" w:eastAsia="標楷體" w:hAnsi="Times New Roman" w:hint="eastAsia"/>
+                <w:sz w:val="24"/>
+                <w:szCs w:val="24"/>
+              </w:rPr>
+            </w:pPr>
+            <w:r>
+              <w:rPr>
+                <w:rFonts w:ascii="Times New Roman" w:eastAsia="標楷體" w:hAnsi="Times New Roman" w:hint="eastAsia"/>
+                <w:sz w:val="24"/>
+                <w:szCs w:val="24"/>
+              </w:rPr>
+              <w:t xml:space="preserve">避免忘記預訓練學到的語言能力</w:t>
+            </w:r>
+          </w:p>
+        </w:tc>
+      </w:tr>
+      <w:tr>
+        <w:trPr>
+          <w:cantSplit/>
+          <w:jc w:val="center"/>
+        </w:trPr>
+        <w:tc>
+          <w:tcPr>
+            <w:tcW w:w="3000" w:type="dxa"/>
+            <w:vAlign w:val="center"/>
+          </w:tcPr>
+          <w:p>
+            <w:pPr>
+              <w:jc w:val="left"/>
+              <w:rPr>
+                <w:rFonts w:ascii="Times New Roman" w:eastAsia="標楷體" w:hAnsi="Times New Roman" w:hint="eastAsia"/>
+                <w:sz w:val="24"/>
+                <w:szCs w:val="24"/>
+              </w:rPr>
+            </w:pPr>
+            <w:r>
+              <w:rPr>
+                <w:rFonts w:ascii="Times New Roman" w:eastAsia="標楷體" w:hAnsi="Times New Roman" w:hint="eastAsia"/>
+                <w:sz w:val="24"/>
+                <w:szCs w:val="24"/>
+              </w:rPr>
+              <w:t xml:space="preserve">提早停止</w:t>
+            </w:r>
+          </w:p>
+        </w:tc>
+        <w:tc>
+          <w:tcPr>
+            <w:tcW w:w="6000" w:type="dxa"/>
+            <w:vAlign w:val="center"/>
+          </w:tcPr>
+          <w:p>
+            <w:pPr>
+              <w:jc w:val="left"/>
+              <w:rPr>
+                <w:rFonts w:ascii="Times New Roman" w:eastAsia="標楷體" w:hAnsi="Times New Roman" w:hint="eastAsia"/>
+                <w:sz w:val="24"/>
+                <w:szCs w:val="24"/>
+              </w:rPr>
+            </w:pPr>
+            <w:r>
+              <w:rPr>
+                <w:rFonts w:ascii="Times New Roman" w:eastAsia="標楷體" w:hAnsi="Times New Roman" w:hint="eastAsia"/>
+                <w:sz w:val="24"/>
+                <w:szCs w:val="24"/>
+              </w:rPr>
+              <w:t xml:space="preserve">驗證loss連續10輪沒有進步就停止</w:t>
+            </w:r>
+          </w:p>
+        </w:tc>
+        <w:tc>
+          <w:tcPr>
+            <w:tcW w:w="4958" w:type="dxa"/>
+            <w:vAlign w:val="center"/>
+          </w:tcPr>
+          <w:p>
+            <w:pPr>
+              <w:jc w:val="left"/>
+              <w:rPr>
+                <w:rFonts w:ascii="Times New Roman" w:eastAsia="標楷體" w:hAnsi="Times New Roman" w:hint="eastAsia"/>
+                <w:sz w:val="24"/>
+                <w:szCs w:val="24"/>
+              </w:rPr>
+            </w:pPr>
+            <w:r>
+              <w:rPr>
+                <w:rFonts w:ascii="Times New Roman" w:eastAsia="標楷體" w:hAnsi="Times New Roman" w:hint="eastAsia"/>
+                <w:sz w:val="24"/>
+                <w:szCs w:val="24"/>
+              </w:rPr>
+              <w:t xml:space="preserve">保存驗證表現最好的模型</w:t>
+            </w:r>
+          </w:p>
+        </w:tc>
+      </w:tr>
+    </w:tbl>
+    <w:p>
+      <w:pPr>
+        <w:rPr>
+          <w:rFonts w:ascii="Times New Roman" w:eastAsia="標楷體" w:hAnsi="Times New Roman" w:hint="eastAsia"/>
+          <w:sz w:val="24"/>
+          <w:szCs w:val="24"/>
+        </w:rPr>
+      </w:pPr>
+    </w:p>
+    <w:p>
+      <w:pPr>
+        <w:keepNext/>
+        <w:outlineLvl w:val="0"/>
+        <w:rPr>
+          <w:rFonts w:ascii="Times New Roman" w:eastAsia="標楷體" w:hAnsi="Times New Roman" w:hint="eastAsia"/>
+          <w:sz w:val="36"/>
+          <w:szCs w:val="36"/>
+        </w:rPr>
+      </w:pPr>
+      <w:bookmarkStart w:id="205" w:name="_TocSinco05"/>
+      <w:r>
+        <w:rPr>
+          <w:rFonts w:ascii="Times New Roman" w:eastAsia="標楷體" w:hAnsi="Times New Roman" w:hint="eastAsia"/>
+          <w:sz w:val="36"/>
+          <w:szCs w:val="36"/>
+        </w:rPr>
+        <w:t xml:space="preserve">五、訓練成果</w:t>
+      </w:r>
+      <w:bookmarkEnd w:id="205"/>
+    </w:p>
+    <w:p>
+      <w:pPr>
+        <w:ind w:firstLineChars="200" w:firstLine="720"/>
+        <w:rPr>
+          <w:rFonts w:ascii="Times New Roman" w:eastAsia="標楷體" w:hAnsi="Times New Roman" w:hint="eastAsia"/>
+          <w:sz w:val="36"/>
+          <w:szCs w:val="36"/>
+        </w:rPr>
+      </w:pPr>
+      <w:r>
+        <w:rPr>
+          <w:rFonts w:ascii="Times New Roman" w:eastAsia="標楷體" w:hAnsi="Times New Roman" w:hint="eastAsia"/>
+          <w:sz w:val="36"/>
+          <w:szCs w:val="36"/>
+        </w:rPr>
+        <w:t xml:space="preserve">下表整理各模型目前的訓練結果（資料來源：各模型資料夾中的history.json與訓練紀錄，統計至2026/10）。loss越低越好；準確率與mAP越高越好。</w:t>
+      </w:r>
+    </w:p>
+    <w:tbl>
+      <w:tblPr>
+        <w:tblStyle w:val="TableGrid"/>
+        <w:tblW w:w="13958" w:type="dxa"/>
+        <w:jc w:val="center"/>
+        <w:tblLayout w:type="fixed"/>
+        <w:tblLook w:val="04A0" w:firstRow="1" w:lastRow="0" w:firstColumn="1" w:lastColumn="0" w:noHBand="0" w:noVBand="1"/>
+      </w:tblPr>
+      <w:tblGrid>
+        <w:gridCol w:w="2800"/>
+        <w:gridCol w:w="4300"/>
+        <w:gridCol w:w="3600"/>
+        <w:gridCol w:w="3258"/>
+      </w:tblGrid>
+      <w:tr>
+        <w:trPr>
+          <w:cantSplit/>
+          <w:tblHeader/>
+          <w:jc w:val="center"/>
+        </w:trPr>
+        <w:tc>
+          <w:tcPr>
+            <w:tcW w:w="2800" w:type="dxa"/>
+            <w:shd w:val="clear" w:color="auto" w:fill="D9D9D9"/>
+            <w:vAlign w:val="center"/>
+          </w:tcPr>
+          <w:p>
+            <w:pPr>
+              <w:jc w:val="center"/>
+              <w:rPr>
+                <w:rFonts w:ascii="Times New Roman" w:eastAsia="標楷體" w:hAnsi="Times New Roman" w:hint="eastAsia"/>
+                <w:sz w:val="24"/>
+                <w:szCs w:val="24"/>
+              </w:rPr>
+            </w:pPr>
+            <w:r>
+              <w:rPr>
+                <w:rFonts w:ascii="Times New Roman" w:eastAsia="標楷體" w:hAnsi="Times New Roman" w:hint="eastAsia"/>
+                <w:b/>
+                <w:bCs/>
+                <w:sz w:val="24"/>
+                <w:szCs w:val="24"/>
+              </w:rPr>
+              <w:t xml:space="preserve">模型</w:t>
+            </w:r>
+          </w:p>
+        </w:tc>
+        <w:tc>
+          <w:tcPr>
+            <w:tcW w:w="4300" w:type="dxa"/>
+            <w:shd w:val="clear" w:color="auto" w:fill="D9D9D9"/>
+            <w:vAlign w:val="center"/>
+          </w:tcPr>
+          <w:p>
+            <w:pPr>
+              <w:jc w:val="center"/>
+              <w:rPr>
+                <w:rFonts w:ascii="Times New Roman" w:eastAsia="標楷體" w:hAnsi="Times New Roman" w:hint="eastAsia"/>
+                <w:sz w:val="24"/>
+                <w:szCs w:val="24"/>
+              </w:rPr>
+            </w:pPr>
+            <w:r>
+              <w:rPr>
+                <w:rFonts w:ascii="Times New Roman" w:eastAsia="標楷體" w:hAnsi="Times New Roman" w:hint="eastAsia"/>
+                <w:b/>
+                <w:bCs/>
+                <w:sz w:val="24"/>
+                <w:szCs w:val="24"/>
+              </w:rPr>
+              <w:t xml:space="preserve">架構／資料</w:t>
+            </w:r>
+          </w:p>
+        </w:tc>
+        <w:tc>
+          <w:tcPr>
+            <w:tcW w:w="3600" w:type="dxa"/>
+            <w:shd w:val="clear" w:color="auto" w:fill="D9D9D9"/>
+            <w:vAlign w:val="center"/>
+          </w:tcPr>
+          <w:p>
+            <w:pPr>
+              <w:jc w:val="center"/>
+              <w:rPr>
+                <w:rFonts w:ascii="Times New Roman" w:eastAsia="標楷體" w:hAnsi="Times New Roman" w:hint="eastAsia"/>
+                <w:sz w:val="24"/>
+                <w:szCs w:val="24"/>
+              </w:rPr>
+            </w:pPr>
+            <w:r>
+              <w:rPr>
+                <w:rFonts w:ascii="Times New Roman" w:eastAsia="標楷體" w:hAnsi="Times New Roman" w:hint="eastAsia"/>
+                <w:b/>
+                <w:bCs/>
+                <w:sz w:val="24"/>
+                <w:szCs w:val="24"/>
+              </w:rPr>
+              <w:t xml:space="preserve">最佳結果</w:t>
+            </w:r>
+          </w:p>
+        </w:tc>
+        <w:tc>
+          <w:tcPr>
+            <w:tcW w:w="3258" w:type="dxa"/>
+            <w:shd w:val="clear" w:color="auto" w:fill="D9D9D9"/>
+            <w:vAlign w:val="center"/>
+          </w:tcPr>
+          <w:p>
+            <w:pPr>
+              <w:jc w:val="center"/>
+              <w:rPr>
+                <w:rFonts w:ascii="Times New Roman" w:eastAsia="標楷體" w:hAnsi="Times New Roman" w:hint="eastAsia"/>
+                <w:sz w:val="24"/>
+                <w:szCs w:val="24"/>
+              </w:rPr>
+            </w:pPr>
+            <w:r>
+              <w:rPr>
+                <w:rFonts w:ascii="Times New Roman" w:eastAsia="標楷體" w:hAnsi="Times New Roman" w:hint="eastAsia"/>
+                <w:b/>
+                <w:bCs/>
+                <w:sz w:val="24"/>
+                <w:szCs w:val="24"/>
+              </w:rPr>
+              <w:t xml:space="preserve">判讀</w:t>
+            </w:r>
+          </w:p>
+        </w:tc>
+      </w:tr>
+      <w:tr>
+        <w:trPr>
+          <w:cantSplit/>
+          <w:jc w:val="center"/>
+        </w:trPr>
+        <w:tc>
+          <w:tcPr>
+            <w:tcW w:w="2800" w:type="dxa"/>
+            <w:vAlign w:val="center"/>
+          </w:tcPr>
+          <w:p>
+            <w:pPr>
+              <w:jc w:val="left"/>
+              <w:rPr>
+                <w:rFonts w:ascii="Times New Roman" w:eastAsia="標楷體" w:hAnsi="Times New Roman" w:hint="eastAsia"/>
+                <w:sz w:val="24"/>
+                <w:szCs w:val="24"/>
+              </w:rPr>
+            </w:pPr>
+            <w:r>
+              <w:rPr>
+                <w:rFonts w:ascii="Times New Roman" w:eastAsia="標楷體" w:hAnsi="Times New Roman" w:hint="eastAsia"/>
+                <w:sz w:val="24"/>
+                <w:szCs w:val="24"/>
+              </w:rPr>
+              <w:t xml:space="preserve">一般聊天 預訓練</w:t>
+            </w:r>
+          </w:p>
+        </w:tc>
+        <w:tc>
+          <w:tcPr>
+            <w:tcW w:w="4300" w:type="dxa"/>
+            <w:vAlign w:val="center"/>
+          </w:tcPr>
+          <w:p>
+            <w:pPr>
+              <w:jc w:val="left"/>
+              <w:rPr>
+                <w:rFonts w:ascii="Times New Roman" w:eastAsia="標楷體" w:hAnsi="Times New Roman" w:hint="eastAsia"/>
+                <w:sz w:val="24"/>
+                <w:szCs w:val="24"/>
+              </w:rPr>
+            </w:pPr>
+            <w:r>
+              <w:rPr>
+                <w:rFonts w:ascii="Times New Roman" w:eastAsia="標楷體" w:hAnsi="Times New Roman" w:hint="eastAsia"/>
+                <w:sz w:val="24"/>
+                <w:szCs w:val="24"/>
+              </w:rPr>
+              <w:t xml:space="preserve">Transformer 8層／384維；語料449萬字</w:t>
+            </w:r>
+          </w:p>
+        </w:tc>
+        <w:tc>
+          <w:tcPr>
+            <w:tcW w:w="3600" w:type="dxa"/>
+            <w:vAlign w:val="center"/>
+          </w:tcPr>
+          <w:p>
+            <w:pPr>
+              <w:jc w:val="left"/>
+              <w:rPr>
+                <w:rFonts w:ascii="Times New Roman" w:eastAsia="標楷體" w:hAnsi="Times New Roman" w:hint="eastAsia"/>
+                <w:sz w:val="24"/>
+                <w:szCs w:val="24"/>
+              </w:rPr>
+            </w:pPr>
+            <w:r>
+              <w:rPr>
+                <w:rFonts w:ascii="Times New Roman" w:eastAsia="標楷體" w:hAnsi="Times New Roman" w:hint="eastAsia"/>
+                <w:sz w:val="24"/>
+                <w:szCs w:val="24"/>
+              </w:rPr>
+              <w:t xml:space="preserve">驗證loss 4.42（第12輪）</w:t>
+            </w:r>
+          </w:p>
+        </w:tc>
+        <w:tc>
+          <w:tcPr>
+            <w:tcW w:w="3258" w:type="dxa"/>
+            <w:vAlign w:val="center"/>
+          </w:tcPr>
+          <w:p>
+            <w:pPr>
+              <w:jc w:val="left"/>
+              <w:rPr>
+                <w:rFonts w:ascii="Times New Roman" w:eastAsia="標楷體" w:hAnsi="Times New Roman" w:hint="eastAsia"/>
+                <w:sz w:val="24"/>
+                <w:szCs w:val="24"/>
+              </w:rPr>
+            </w:pPr>
+            <w:r>
+              <w:rPr>
+                <w:rFonts w:ascii="Times New Roman" w:eastAsia="標楷體" w:hAnsi="Times New Roman" w:hint="eastAsia"/>
+                <w:sz w:val="24"/>
+                <w:szCs w:val="24"/>
+              </w:rPr>
+              <w:t xml:space="preserve">第12輪後驗證loss回升；第17輪中途中止</w:t>
+            </w:r>
+          </w:p>
+        </w:tc>
+      </w:tr>
+      <w:tr>
+        <w:trPr>
+          <w:cantSplit/>
+          <w:jc w:val="center"/>
+        </w:trPr>
+        <w:tc>
+          <w:tcPr>
+            <w:tcW w:w="2800" w:type="dxa"/>
+            <w:vAlign w:val="center"/>
+          </w:tcPr>
+          <w:p>
+            <w:pPr>
+              <w:jc w:val="left"/>
+              <w:rPr>
+                <w:rFonts w:ascii="Times New Roman" w:eastAsia="標楷體" w:hAnsi="Times New Roman" w:hint="eastAsia"/>
+                <w:sz w:val="24"/>
+                <w:szCs w:val="24"/>
+              </w:rPr>
+            </w:pPr>
+            <w:r>
+              <w:rPr>
+                <w:rFonts w:ascii="Times New Roman" w:eastAsia="標楷體" w:hAnsi="Times New Roman" w:hint="eastAsia"/>
+                <w:sz w:val="24"/>
+                <w:szCs w:val="24"/>
+              </w:rPr>
+              <w:t xml:space="preserve">一般聊天 微調v2</w:t>
+            </w:r>
+          </w:p>
+        </w:tc>
+        <w:tc>
+          <w:tcPr>
+            <w:tcW w:w="4300" w:type="dxa"/>
+            <w:vAlign w:val="center"/>
+          </w:tcPr>
+          <w:p>
+            <w:pPr>
+              <w:jc w:val="left"/>
+              <w:rPr>
+                <w:rFonts w:ascii="Times New Roman" w:eastAsia="標楷體" w:hAnsi="Times New Roman" w:hint="eastAsia"/>
+                <w:sz w:val="24"/>
+                <w:szCs w:val="24"/>
+              </w:rPr>
+            </w:pPr>
+            <w:r>
+              <w:rPr>
+                <w:rFonts w:ascii="Times New Roman" w:eastAsia="標楷體" w:hAnsi="Times New Roman" w:hint="eastAsia"/>
+                <w:sz w:val="24"/>
+                <w:szCs w:val="24"/>
+              </w:rPr>
+              <w:t xml:space="preserve">對話651筆</w:t>
+            </w:r>
+          </w:p>
+        </w:tc>
+        <w:tc>
+          <w:tcPr>
+            <w:tcW w:w="3600" w:type="dxa"/>
+            <w:vAlign w:val="center"/>
+          </w:tcPr>
+          <w:p>
+            <w:pPr>
+              <w:jc w:val="left"/>
+              <w:rPr>
+                <w:rFonts w:ascii="Times New Roman" w:eastAsia="標楷體" w:hAnsi="Times New Roman" w:hint="eastAsia"/>
+                <w:sz w:val="24"/>
+                <w:szCs w:val="24"/>
+              </w:rPr>
+            </w:pPr>
+            <w:r>
+              <w:rPr>
+                <w:rFonts w:ascii="Times New Roman" w:eastAsia="標楷體" w:hAnsi="Times New Roman" w:hint="eastAsia"/>
+                <w:sz w:val="24"/>
+                <w:szCs w:val="24"/>
+              </w:rPr>
+              <w:t xml:space="preserve">驗證loss 3.85（第7輪）</w:t>
+            </w:r>
+          </w:p>
+        </w:tc>
+        <w:tc>
+          <w:tcPr>
+            <w:tcW w:w="3258" w:type="dxa"/>
+            <w:vAlign w:val="center"/>
+          </w:tcPr>
+          <w:p>
+            <w:pPr>
+              <w:jc w:val="left"/>
+              <w:rPr>
+                <w:rFonts w:ascii="Times New Roman" w:eastAsia="標楷體" w:hAnsi="Times New Roman" w:hint="eastAsia"/>
+                <w:sz w:val="24"/>
+                <w:szCs w:val="24"/>
+              </w:rPr>
+            </w:pPr>
+            <w:r>
+              <w:rPr>
+                <w:rFonts w:ascii="Times New Roman" w:eastAsia="標楷體" w:hAnsi="Times New Roman" w:hint="eastAsia"/>
+                <w:sz w:val="24"/>
+                <w:szCs w:val="24"/>
+              </w:rPr>
+              <w:t xml:space="preserve">過擬合：訓練loss降到1.11</w:t>
+            </w:r>
+          </w:p>
+        </w:tc>
+      </w:tr>
+      <w:tr>
+        <w:trPr>
+          <w:cantSplit/>
+          <w:jc w:val="center"/>
+        </w:trPr>
+        <w:tc>
+          <w:tcPr>
+            <w:tcW w:w="2800" w:type="dxa"/>
+            <w:vAlign w:val="center"/>
+          </w:tcPr>
+          <w:p>
+            <w:pPr>
+              <w:jc w:val="left"/>
+              <w:rPr>
+                <w:rFonts w:ascii="Times New Roman" w:eastAsia="標楷體" w:hAnsi="Times New Roman" w:hint="eastAsia"/>
+                <w:sz w:val="24"/>
+                <w:szCs w:val="24"/>
+              </w:rPr>
+            </w:pPr>
+            <w:r>
+              <w:rPr>
+                <w:rFonts w:ascii="Times New Roman" w:eastAsia="標楷體" w:hAnsi="Times New Roman" w:hint="eastAsia"/>
+                <w:sz w:val="24"/>
+                <w:szCs w:val="24"/>
+              </w:rPr>
+              <w:t xml:space="preserve">一般聊天 微調v3</w:t>
+            </w:r>
+          </w:p>
+        </w:tc>
+        <w:tc>
+          <w:tcPr>
+            <w:tcW w:w="4300" w:type="dxa"/>
+            <w:vAlign w:val="center"/>
+          </w:tcPr>
+          <w:p>
+            <w:pPr>
+              <w:jc w:val="left"/>
+              <w:rPr>
+                <w:rFonts w:ascii="Times New Roman" w:eastAsia="標楷體" w:hAnsi="Times New Roman" w:hint="eastAsia"/>
+                <w:sz w:val="24"/>
+                <w:szCs w:val="24"/>
+              </w:rPr>
+            </w:pPr>
+            <w:r>
+              <w:rPr>
+                <w:rFonts w:ascii="Times New Roman" w:eastAsia="標楷體" w:hAnsi="Times New Roman" w:hint="eastAsia"/>
+                <w:sz w:val="24"/>
+                <w:szCs w:val="24"/>
+              </w:rPr>
+              <w:t xml:space="preserve">接續預訓練，對話742筆</w:t>
+            </w:r>
+          </w:p>
+        </w:tc>
+        <w:tc>
+          <w:tcPr>
+            <w:tcW w:w="3600" w:type="dxa"/>
+            <w:vAlign w:val="center"/>
+          </w:tcPr>
+          <w:p>
+            <w:pPr>
+              <w:jc w:val="left"/>
+              <w:rPr>
+                <w:rFonts w:ascii="Times New Roman" w:eastAsia="標楷體" w:hAnsi="Times New Roman" w:hint="eastAsia"/>
+                <w:sz w:val="24"/>
+                <w:szCs w:val="24"/>
+              </w:rPr>
+            </w:pPr>
+            <w:r>
+              <w:rPr>
+                <w:rFonts w:ascii="Times New Roman" w:eastAsia="標楷體" w:hAnsi="Times New Roman" w:hint="eastAsia"/>
+                <w:sz w:val="24"/>
+                <w:szCs w:val="24"/>
+              </w:rPr>
+              <w:t xml:space="preserve">驗證loss 4.14（第4輪）</w:t>
+            </w:r>
+          </w:p>
+        </w:tc>
+        <w:tc>
+          <w:tcPr>
+            <w:tcW w:w="3258" w:type="dxa"/>
+            <w:vAlign w:val="center"/>
+          </w:tcPr>
+          <w:p>
+            <w:pPr>
+              <w:jc w:val="left"/>
+              <w:rPr>
+                <w:rFonts w:ascii="Times New Roman" w:eastAsia="標楷體" w:hAnsi="Times New Roman" w:hint="eastAsia"/>
+                <w:sz w:val="24"/>
+                <w:szCs w:val="24"/>
+              </w:rPr>
+            </w:pPr>
+            <w:r>
+              <w:rPr>
+                <w:rFonts w:ascii="Times New Roman" w:eastAsia="標楷體" w:hAnsi="Times New Roman" w:hint="eastAsia"/>
+                <w:sz w:val="24"/>
+                <w:szCs w:val="24"/>
+              </w:rPr>
+              <w:t xml:space="preserve">過擬合，且更早出現</w:t>
+            </w:r>
+          </w:p>
+        </w:tc>
+      </w:tr>
+      <w:tr>
+        <w:trPr>
+          <w:cantSplit/>
+          <w:jc w:val="center"/>
+        </w:trPr>
+        <w:tc>
+          <w:tcPr>
+            <w:tcW w:w="2800" w:type="dxa"/>
+            <w:vAlign w:val="center"/>
+          </w:tcPr>
+          <w:p>
+            <w:pPr>
+              <w:jc w:val="left"/>
+              <w:rPr>
+                <w:rFonts w:ascii="Times New Roman" w:eastAsia="標楷體" w:hAnsi="Times New Roman" w:hint="eastAsia"/>
+                <w:sz w:val="24"/>
+                <w:szCs w:val="24"/>
+              </w:rPr>
+            </w:pPr>
+            <w:r>
+              <w:rPr>
+                <w:rFonts w:ascii="Times New Roman" w:eastAsia="標楷體" w:hAnsi="Times New Roman" w:hint="eastAsia"/>
+                <w:sz w:val="24"/>
+                <w:szCs w:val="24"/>
+              </w:rPr>
+              <w:t xml:space="preserve">GRU聊天</w:t>
+            </w:r>
+          </w:p>
+        </w:tc>
+        <w:tc>
+          <w:tcPr>
+            <w:tcW w:w="4300" w:type="dxa"/>
+            <w:vAlign w:val="center"/>
+          </w:tcPr>
+          <w:p>
+            <w:pPr>
+              <w:jc w:val="left"/>
+              <w:rPr>
+                <w:rFonts w:ascii="Times New Roman" w:eastAsia="標楷體" w:hAnsi="Times New Roman" w:hint="eastAsia"/>
+                <w:sz w:val="24"/>
+                <w:szCs w:val="24"/>
+              </w:rPr>
+            </w:pPr>
+            <w:r>
+              <w:rPr>
+                <w:rFonts w:ascii="Times New Roman" w:eastAsia="標楷體" w:hAnsi="Times New Roman" w:hint="eastAsia"/>
+                <w:sz w:val="24"/>
+                <w:szCs w:val="24"/>
+              </w:rPr>
+              <w:t xml:space="preserve">字元級GRU＋注意力</w:t>
+            </w:r>
+          </w:p>
+        </w:tc>
+        <w:tc>
+          <w:tcPr>
+            <w:tcW w:w="3600" w:type="dxa"/>
+            <w:vAlign w:val="center"/>
+          </w:tcPr>
+          <w:p>
+            <w:pPr>
+              <w:jc w:val="left"/>
+              <w:rPr>
+                <w:rFonts w:ascii="Times New Roman" w:eastAsia="標楷體" w:hAnsi="Times New Roman" w:hint="eastAsia"/>
+                <w:sz w:val="24"/>
+                <w:szCs w:val="24"/>
+              </w:rPr>
+            </w:pPr>
+            <w:r>
+              <w:rPr>
+                <w:rFonts w:ascii="Times New Roman" w:eastAsia="標楷體" w:hAnsi="Times New Roman" w:hint="eastAsia"/>
+                <w:sz w:val="24"/>
+                <w:szCs w:val="24"/>
+              </w:rPr>
+              <w:t xml:space="preserve">loss 0.89（第1895輪）</w:t>
+            </w:r>
+          </w:p>
+        </w:tc>
+        <w:tc>
+          <w:tcPr>
+            <w:tcW w:w="3258" w:type="dxa"/>
+            <w:vAlign w:val="center"/>
+          </w:tcPr>
+          <w:p>
+            <w:pPr>
+              <w:jc w:val="left"/>
+              <w:rPr>
+                <w:rFonts w:ascii="Times New Roman" w:eastAsia="標楷體" w:hAnsi="Times New Roman" w:hint="eastAsia"/>
+                <w:sz w:val="24"/>
+                <w:szCs w:val="24"/>
+              </w:rPr>
+            </w:pPr>
+            <w:r>
+              <w:rPr>
+                <w:rFonts w:ascii="Times New Roman" w:eastAsia="標楷體" w:hAnsi="Times New Roman" w:hint="eastAsia"/>
+                <w:sz w:val="24"/>
+                <w:szCs w:val="24"/>
+              </w:rPr>
+              <w:t xml:space="preserve">沒有驗證集，已非預設模型</w:t>
+            </w:r>
+          </w:p>
+        </w:tc>
+      </w:tr>
+      <w:tr>
+        <w:trPr>
+          <w:cantSplit/>
+          <w:jc w:val="center"/>
+        </w:trPr>
+        <w:tc>
+          <w:tcPr>
+            <w:tcW w:w="2800" w:type="dxa"/>
+            <w:vAlign w:val="center"/>
+          </w:tcPr>
+          <w:p>
+            <w:pPr>
+              <w:jc w:val="left"/>
+              <w:rPr>
+                <w:rFonts w:ascii="Times New Roman" w:eastAsia="標楷體" w:hAnsi="Times New Roman" w:hint="eastAsia"/>
+                <w:sz w:val="24"/>
+                <w:szCs w:val="24"/>
+              </w:rPr>
+            </w:pPr>
+            <w:r>
+              <w:rPr>
+                <w:rFonts w:ascii="Times New Roman" w:eastAsia="標楷體" w:hAnsi="Times New Roman" w:hint="eastAsia"/>
+                <w:sz w:val="24"/>
+                <w:szCs w:val="24"/>
+              </w:rPr>
+              <w:t xml:space="preserve">程式碼模型</w:t>
+            </w:r>
+          </w:p>
+        </w:tc>
+        <w:tc>
+          <w:tcPr>
+            <w:tcW w:w="4300" w:type="dxa"/>
+            <w:vAlign w:val="center"/>
+          </w:tcPr>
+          <w:p>
+            <w:pPr>
+              <w:jc w:val="left"/>
+              <w:rPr>
+                <w:rFonts w:ascii="Times New Roman" w:eastAsia="標楷體" w:hAnsi="Times New Roman" w:hint="eastAsia"/>
+                <w:sz w:val="24"/>
+                <w:szCs w:val="24"/>
+              </w:rPr>
+            </w:pPr>
+            <w:r>
+              <w:rPr>
+                <w:rFonts w:ascii="Times New Roman" w:eastAsia="標楷體" w:hAnsi="Times New Roman" w:hint="eastAsia"/>
+                <w:sz w:val="24"/>
+                <w:szCs w:val="24"/>
+              </w:rPr>
+              <w:t xml:space="preserve">字元級GRU；118組</w:t>
+            </w:r>
+          </w:p>
+        </w:tc>
+        <w:tc>
+          <w:tcPr>
+            <w:tcW w:w="3600" w:type="dxa"/>
+            <w:vAlign w:val="center"/>
+          </w:tcPr>
+          <w:p>
+            <w:pPr>
+              <w:jc w:val="left"/>
+              <w:rPr>
+                <w:rFonts w:ascii="Times New Roman" w:eastAsia="標楷體" w:hAnsi="Times New Roman" w:hint="eastAsia"/>
+                <w:sz w:val="24"/>
+                <w:szCs w:val="24"/>
+              </w:rPr>
+            </w:pPr>
+            <w:r>
+              <w:rPr>
+                <w:rFonts w:ascii="Times New Roman" w:eastAsia="標楷體" w:hAnsi="Times New Roman" w:hint="eastAsia"/>
+                <w:sz w:val="24"/>
+                <w:szCs w:val="24"/>
+              </w:rPr>
+              <w:t xml:space="preserve">loss 0.053（第438輪）</w:t>
+            </w:r>
+          </w:p>
+        </w:tc>
+        <w:tc>
+          <w:tcPr>
+            <w:tcW w:w="3258" w:type="dxa"/>
+            <w:vAlign w:val="center"/>
+          </w:tcPr>
+          <w:p>
+            <w:pPr>
+              <w:jc w:val="left"/>
+              <w:rPr>
+                <w:rFonts w:ascii="Times New Roman" w:eastAsia="標楷體" w:hAnsi="Times New Roman" w:hint="eastAsia"/>
+                <w:sz w:val="24"/>
+                <w:szCs w:val="24"/>
+              </w:rPr>
+            </w:pPr>
+            <w:r>
+              <w:rPr>
+                <w:rFonts w:ascii="Times New Roman" w:eastAsia="標楷體" w:hAnsi="Times New Roman" w:hint="eastAsia"/>
+                <w:sz w:val="24"/>
+                <w:szCs w:val="24"/>
+              </w:rPr>
+              <w:t xml:space="preserve">之後發散，第3000輪升到3.22</w:t>
+            </w:r>
+          </w:p>
+        </w:tc>
+      </w:tr>
+      <w:tr>
+        <w:trPr>
+          <w:cantSplit/>
+          <w:jc w:val="center"/>
+        </w:trPr>
+        <w:tc>
+          <w:tcPr>
+            <w:tcW w:w="2800" w:type="dxa"/>
+            <w:vAlign w:val="center"/>
+          </w:tcPr>
+          <w:p>
+            <w:pPr>
+              <w:jc w:val="left"/>
+              <w:rPr>
+                <w:rFonts w:ascii="Times New Roman" w:eastAsia="標楷體" w:hAnsi="Times New Roman" w:hint="eastAsia"/>
+                <w:sz w:val="24"/>
+                <w:szCs w:val="24"/>
+              </w:rPr>
+            </w:pPr>
+            <w:r>
+              <w:rPr>
+                <w:rFonts w:ascii="Times New Roman" w:eastAsia="標楷體" w:hAnsi="Times New Roman" w:hint="eastAsia"/>
+                <w:sz w:val="24"/>
+                <w:szCs w:val="24"/>
+              </w:rPr>
+              <w:t xml:space="preserve">情緒分數模型</w:t>
+            </w:r>
+          </w:p>
+        </w:tc>
+        <w:tc>
+          <w:tcPr>
+            <w:tcW w:w="4300" w:type="dxa"/>
+            <w:vAlign w:val="center"/>
+          </w:tcPr>
+          <w:p>
+            <w:pPr>
+              <w:jc w:val="left"/>
+              <w:rPr>
+                <w:rFonts w:ascii="Times New Roman" w:eastAsia="標楷體" w:hAnsi="Times New Roman" w:hint="eastAsia"/>
+                <w:sz w:val="24"/>
+                <w:szCs w:val="24"/>
+              </w:rPr>
+            </w:pPr>
+            <w:r>
+              <w:rPr>
+                <w:rFonts w:ascii="Times New Roman" w:eastAsia="標楷體" w:hAnsi="Times New Roman" w:hint="eastAsia"/>
+                <w:sz w:val="24"/>
+                <w:szCs w:val="24"/>
+              </w:rPr>
+              <w:t xml:space="preserve">GRU迴歸0~5分</w:t>
+            </w:r>
+          </w:p>
+        </w:tc>
+        <w:tc>
+          <w:tcPr>
+            <w:tcW w:w="3600" w:type="dxa"/>
+            <w:vAlign w:val="center"/>
+          </w:tcPr>
+          <w:p>
+            <w:pPr>
+              <w:jc w:val="left"/>
+              <w:rPr>
+                <w:rFonts w:ascii="Times New Roman" w:eastAsia="標楷體" w:hAnsi="Times New Roman" w:hint="eastAsia"/>
+                <w:sz w:val="24"/>
+                <w:szCs w:val="24"/>
+              </w:rPr>
+            </w:pPr>
+            <w:r>
+              <w:rPr>
+                <w:rFonts w:ascii="Times New Roman" w:eastAsia="標楷體" w:hAnsi="Times New Roman" w:hint="eastAsia"/>
+                <w:sz w:val="24"/>
+                <w:szCs w:val="24"/>
+              </w:rPr>
+              <w:t xml:space="preserve">驗證準確率77%</w:t>
+            </w:r>
+          </w:p>
+        </w:tc>
+        <w:tc>
+          <w:tcPr>
+            <w:tcW w:w="3258" w:type="dxa"/>
+            <w:vAlign w:val="center"/>
+          </w:tcPr>
+          <w:p>
+            <w:pPr>
+              <w:jc w:val="left"/>
+              <w:rPr>
+                <w:rFonts w:ascii="Times New Roman" w:eastAsia="標楷體" w:hAnsi="Times New Roman" w:hint="eastAsia"/>
+                <w:sz w:val="24"/>
+                <w:szCs w:val="24"/>
+              </w:rPr>
+            </w:pPr>
+            <w:r>
+              <w:rPr>
+                <w:rFonts w:ascii="Times New Roman" w:eastAsia="標楷體" w:hAnsi="Times New Roman" w:hint="eastAsia"/>
+                <w:sz w:val="24"/>
+                <w:szCs w:val="24"/>
+              </w:rPr>
+              <w:t xml:space="preserve">過擬合：訓練準確率99%</w:t>
+            </w:r>
+          </w:p>
+        </w:tc>
+      </w:tr>
+      <w:tr>
+        <w:trPr>
+          <w:cantSplit/>
+          <w:jc w:val="center"/>
+        </w:trPr>
+        <w:tc>
+          <w:tcPr>
+            <w:tcW w:w="2800" w:type="dxa"/>
+            <w:vAlign w:val="center"/>
+          </w:tcPr>
+          <w:p>
+            <w:pPr>
+              <w:jc w:val="left"/>
+              <w:rPr>
+                <w:rFonts w:ascii="Times New Roman" w:eastAsia="標楷體" w:hAnsi="Times New Roman" w:hint="eastAsia"/>
+                <w:sz w:val="24"/>
+                <w:szCs w:val="24"/>
+              </w:rPr>
+            </w:pPr>
+            <w:r>
+              <w:rPr>
+                <w:rFonts w:ascii="Times New Roman" w:eastAsia="標楷體" w:hAnsi="Times New Roman" w:hint="eastAsia"/>
+                <w:sz w:val="24"/>
+                <w:szCs w:val="24"/>
+              </w:rPr>
+              <w:t xml:space="preserve">圖片分類</w:t>
+            </w:r>
+          </w:p>
+        </w:tc>
+        <w:tc>
+          <w:tcPr>
+            <w:tcW w:w="4300" w:type="dxa"/>
+            <w:vAlign w:val="center"/>
+          </w:tcPr>
+          <w:p>
+            <w:pPr>
+              <w:jc w:val="left"/>
+              <w:rPr>
+                <w:rFonts w:ascii="Times New Roman" w:eastAsia="標楷體" w:hAnsi="Times New Roman" w:hint="eastAsia"/>
+                <w:sz w:val="24"/>
+                <w:szCs w:val="24"/>
+              </w:rPr>
+            </w:pPr>
+            <w:r>
+              <w:rPr>
+                <w:rFonts w:ascii="Times New Roman" w:eastAsia="標楷體" w:hAnsi="Times New Roman" w:hint="eastAsia"/>
+                <w:sz w:val="24"/>
+                <w:szCs w:val="24"/>
+              </w:rPr>
+              <w:t xml:space="preserve">CNN＋MC Dropout；4類2,400張</w:t>
+            </w:r>
+          </w:p>
+        </w:tc>
+        <w:tc>
+          <w:tcPr>
+            <w:tcW w:w="3600" w:type="dxa"/>
+            <w:vAlign w:val="center"/>
+          </w:tcPr>
+          <w:p>
+            <w:pPr>
+              <w:jc w:val="left"/>
+              <w:rPr>
+                <w:rFonts w:ascii="Times New Roman" w:eastAsia="標楷體" w:hAnsi="Times New Roman" w:hint="eastAsia"/>
+                <w:sz w:val="24"/>
+                <w:szCs w:val="24"/>
+              </w:rPr>
+            </w:pPr>
+            <w:r>
+              <w:rPr>
+                <w:rFonts w:ascii="Times New Roman" w:eastAsia="標楷體" w:hAnsi="Times New Roman" w:hint="eastAsia"/>
+                <w:sz w:val="24"/>
+                <w:szCs w:val="24"/>
+              </w:rPr>
+              <w:t xml:space="preserve">驗證準確率100%</w:t>
+            </w:r>
+          </w:p>
+        </w:tc>
+        <w:tc>
+          <w:tcPr>
+            <w:tcW w:w="3258" w:type="dxa"/>
+            <w:vAlign w:val="center"/>
+          </w:tcPr>
+          <w:p>
+            <w:pPr>
+              <w:jc w:val="left"/>
+              <w:rPr>
+                <w:rFonts w:ascii="Times New Roman" w:eastAsia="標楷體" w:hAnsi="Times New Roman" w:hint="eastAsia"/>
+                <w:sz w:val="24"/>
+                <w:szCs w:val="24"/>
+              </w:rPr>
+            </w:pPr>
+            <w:r>
+              <w:rPr>
+                <w:rFonts w:ascii="Times New Roman" w:eastAsia="標楷體" w:hAnsi="Times New Roman" w:hint="eastAsia"/>
+                <w:sz w:val="24"/>
+                <w:szCs w:val="24"/>
+              </w:rPr>
+              <w:t xml:space="preserve">第1輪即100%，需檢查驗證集是否和訓練集重複</w:t>
+            </w:r>
+          </w:p>
+        </w:tc>
+      </w:tr>
+      <w:tr>
+        <w:trPr>
+          <w:cantSplit/>
+          <w:jc w:val="center"/>
+        </w:trPr>
+        <w:tc>
+          <w:tcPr>
+            <w:tcW w:w="2800" w:type="dxa"/>
+            <w:vAlign w:val="center"/>
+          </w:tcPr>
+          <w:p>
+            <w:pPr>
+              <w:jc w:val="left"/>
+              <w:rPr>
+                <w:rFonts w:ascii="Times New Roman" w:eastAsia="標楷體" w:hAnsi="Times New Roman" w:hint="eastAsia"/>
+                <w:sz w:val="24"/>
+                <w:szCs w:val="24"/>
+              </w:rPr>
+            </w:pPr>
+            <w:r>
+              <w:rPr>
+                <w:rFonts w:ascii="Times New Roman" w:eastAsia="標楷體" w:hAnsi="Times New Roman" w:hint="eastAsia"/>
+                <w:sz w:val="24"/>
+                <w:szCs w:val="24"/>
+              </w:rPr>
+              <w:t xml:space="preserve">YOLO形狀辨識</w:t>
+            </w:r>
+          </w:p>
+        </w:tc>
+        <w:tc>
+          <w:tcPr>
+            <w:tcW w:w="4300" w:type="dxa"/>
+            <w:vAlign w:val="center"/>
+          </w:tcPr>
+          <w:p>
+            <w:pPr>
+              <w:jc w:val="left"/>
+              <w:rPr>
+                <w:rFonts w:ascii="Times New Roman" w:eastAsia="標楷體" w:hAnsi="Times New Roman" w:hint="eastAsia"/>
+                <w:sz w:val="24"/>
+                <w:szCs w:val="24"/>
+              </w:rPr>
+            </w:pPr>
+            <w:r>
+              <w:rPr>
+                <w:rFonts w:ascii="Times New Roman" w:eastAsia="標楷體" w:hAnsi="Times New Roman" w:hint="eastAsia"/>
+                <w:sz w:val="24"/>
+                <w:szCs w:val="24"/>
+              </w:rPr>
+              <w:t xml:space="preserve">YOLO預訓練權重遷移學習；3類</w:t>
+            </w:r>
+          </w:p>
+        </w:tc>
+        <w:tc>
+          <w:tcPr>
+            <w:tcW w:w="3600" w:type="dxa"/>
+            <w:vAlign w:val="center"/>
+          </w:tcPr>
+          <w:p>
+            <w:pPr>
+              <w:jc w:val="left"/>
+              <w:rPr>
+                <w:rFonts w:ascii="Times New Roman" w:eastAsia="標楷體" w:hAnsi="Times New Roman" w:hint="eastAsia"/>
+                <w:sz w:val="24"/>
+                <w:szCs w:val="24"/>
+              </w:rPr>
+            </w:pPr>
+            <w:r>
+              <w:rPr>
+                <w:rFonts w:ascii="Times New Roman" w:eastAsia="標楷體" w:hAnsi="Times New Roman" w:hint="eastAsia"/>
+                <w:sz w:val="24"/>
+                <w:szCs w:val="24"/>
+              </w:rPr>
+              <w:t xml:space="preserve">mAP50 0.97、mAP50-95 0.93（第30輪）</w:t>
+            </w:r>
+          </w:p>
+        </w:tc>
+        <w:tc>
+          <w:tcPr>
+            <w:tcW w:w="3258" w:type="dxa"/>
+            <w:vAlign w:val="center"/>
+          </w:tcPr>
+          <w:p>
+            <w:pPr>
+              <w:jc w:val="left"/>
+              <w:rPr>
+                <w:rFonts w:ascii="Times New Roman" w:eastAsia="標楷體" w:hAnsi="Times New Roman" w:hint="eastAsia"/>
+                <w:sz w:val="24"/>
+                <w:szCs w:val="24"/>
+              </w:rPr>
+            </w:pPr>
+            <w:r>
+              <w:rPr>
+                <w:rFonts w:ascii="Times New Roman" w:eastAsia="標楷體" w:hAnsi="Times New Roman" w:hint="eastAsia"/>
+                <w:sz w:val="24"/>
+                <w:szCs w:val="24"/>
+              </w:rPr>
+              <w:t xml:space="preserve">正常，驗證圖片實測辨識正確</w:t>
+            </w:r>
+          </w:p>
+        </w:tc>
+      </w:tr>
+      <w:tr>
+        <w:trPr>
+          <w:cantSplit/>
+          <w:jc w:val="center"/>
+        </w:trPr>
+        <w:tc>
+          <w:tcPr>
+            <w:tcW w:w="2800" w:type="dxa"/>
+            <w:vAlign w:val="center"/>
+          </w:tcPr>
+          <w:p>
+            <w:pPr>
+              <w:jc w:val="left"/>
+              <w:rPr>
+                <w:rFonts w:ascii="Times New Roman" w:eastAsia="標楷體" w:hAnsi="Times New Roman" w:hint="eastAsia"/>
+                <w:sz w:val="24"/>
+                <w:szCs w:val="24"/>
+              </w:rPr>
+            </w:pPr>
+            <w:r>
+              <w:rPr>
+                <w:rFonts w:ascii="Times New Roman" w:eastAsia="標楷體" w:hAnsi="Times New Roman" w:hint="eastAsia"/>
+                <w:sz w:val="24"/>
+                <w:szCs w:val="24"/>
+              </w:rPr>
+              <w:t xml:space="preserve">生成圖片VAE</w:t>
+            </w:r>
+          </w:p>
+        </w:tc>
+        <w:tc>
+          <w:tcPr>
+            <w:tcW w:w="4300" w:type="dxa"/>
+            <w:vAlign w:val="center"/>
+          </w:tcPr>
+          <w:p>
+            <w:pPr>
+              <w:jc w:val="left"/>
+              <w:rPr>
+                <w:rFonts w:ascii="Times New Roman" w:eastAsia="標楷體" w:hAnsi="Times New Roman" w:hint="eastAsia"/>
+                <w:sz w:val="24"/>
+                <w:szCs w:val="24"/>
+              </w:rPr>
+            </w:pPr>
+            <w:r>
+              <w:rPr>
+                <w:rFonts w:ascii="Times New Roman" w:eastAsia="標楷體" w:hAnsi="Times New Roman" w:hint="eastAsia"/>
+                <w:sz w:val="24"/>
+                <w:szCs w:val="24"/>
+              </w:rPr>
+              <w:t xml:space="preserve">56張示範圖</w:t>
+            </w:r>
+          </w:p>
+        </w:tc>
+        <w:tc>
+          <w:tcPr>
+            <w:tcW w:w="3600" w:type="dxa"/>
+            <w:vAlign w:val="center"/>
+          </w:tcPr>
+          <w:p>
+            <w:pPr>
+              <w:jc w:val="left"/>
+              <w:rPr>
+                <w:rFonts w:ascii="Times New Roman" w:eastAsia="標楷體" w:hAnsi="Times New Roman" w:hint="eastAsia"/>
+                <w:sz w:val="24"/>
+                <w:szCs w:val="24"/>
+              </w:rPr>
+            </w:pPr>
+            <w:r>
+              <w:rPr>
+                <w:rFonts w:ascii="Times New Roman" w:eastAsia="標楷體" w:hAnsi="Times New Roman" w:hint="eastAsia"/>
+                <w:sz w:val="24"/>
+                <w:szCs w:val="24"/>
+              </w:rPr>
+              <w:t xml:space="preserve">驗證loss 5,111（第60輪）</w:t>
+            </w:r>
+          </w:p>
+        </w:tc>
+        <w:tc>
+          <w:tcPr>
+            <w:tcW w:w="3258" w:type="dxa"/>
+            <w:vAlign w:val="center"/>
+          </w:tcPr>
+          <w:p>
+            <w:pPr>
+              <w:jc w:val="left"/>
+              <w:rPr>
+                <w:rFonts w:ascii="Times New Roman" w:eastAsia="標楷體" w:hAnsi="Times New Roman" w:hint="eastAsia"/>
+                <w:sz w:val="24"/>
+                <w:szCs w:val="24"/>
+              </w:rPr>
+            </w:pPr>
+            <w:r>
+              <w:rPr>
+                <w:rFonts w:ascii="Times New Roman" w:eastAsia="標楷體" w:hAnsi="Times New Roman" w:hint="eastAsia"/>
+                <w:sz w:val="24"/>
+                <w:szCs w:val="24"/>
+              </w:rPr>
+              <w:t xml:space="preserve">欠擬合：loss仍在下降，尚未收斂</w:t>
+            </w:r>
+          </w:p>
+        </w:tc>
+      </w:tr>
+      <w:tr>
+        <w:trPr>
+          <w:cantSplit/>
+          <w:jc w:val="center"/>
+        </w:trPr>
+        <w:tc>
+          <w:tcPr>
+            <w:tcW w:w="2800" w:type="dxa"/>
+            <w:vAlign w:val="center"/>
+          </w:tcPr>
+          <w:p>
+            <w:pPr>
+              <w:jc w:val="left"/>
+              <w:rPr>
+                <w:rFonts w:ascii="Times New Roman" w:eastAsia="標楷體" w:hAnsi="Times New Roman" w:hint="eastAsia"/>
+                <w:sz w:val="24"/>
+                <w:szCs w:val="24"/>
+              </w:rPr>
+            </w:pPr>
+            <w:r>
+              <w:rPr>
+                <w:rFonts w:ascii="Times New Roman" w:eastAsia="標楷體" w:hAnsi="Times New Roman" w:hint="eastAsia"/>
+                <w:sz w:val="24"/>
+                <w:szCs w:val="24"/>
+              </w:rPr>
+              <w:t xml:space="preserve">施密特觸發器 微調</w:t>
+            </w:r>
+          </w:p>
+        </w:tc>
+        <w:tc>
+          <w:tcPr>
+            <w:tcW w:w="4300" w:type="dxa"/>
+            <w:vAlign w:val="center"/>
+          </w:tcPr>
+          <w:p>
+            <w:pPr>
+              <w:jc w:val="left"/>
+              <w:rPr>
+                <w:rFonts w:ascii="Times New Roman" w:eastAsia="標楷體" w:hAnsi="Times New Roman" w:hint="eastAsia"/>
+                <w:sz w:val="24"/>
+                <w:szCs w:val="24"/>
+              </w:rPr>
+            </w:pPr>
+            <w:r>
+              <w:rPr>
+                <w:rFonts w:ascii="Times New Roman" w:eastAsia="標楷體" w:hAnsi="Times New Roman" w:hint="eastAsia"/>
+                <w:sz w:val="24"/>
+                <w:szCs w:val="24"/>
+              </w:rPr>
+              <w:t xml:space="preserve">Transformer 6層／192維</w:t>
+            </w:r>
+          </w:p>
+        </w:tc>
+        <w:tc>
+          <w:tcPr>
+            <w:tcW w:w="3600" w:type="dxa"/>
+            <w:vAlign w:val="center"/>
+          </w:tcPr>
+          <w:p>
+            <w:pPr>
+              <w:jc w:val="left"/>
+              <w:rPr>
+                <w:rFonts w:ascii="Times New Roman" w:eastAsia="標楷體" w:hAnsi="Times New Roman" w:hint="eastAsia"/>
+                <w:sz w:val="24"/>
+                <w:szCs w:val="24"/>
+              </w:rPr>
+            </w:pPr>
+            <w:r>
+              <w:rPr>
+                <w:rFonts w:ascii="Times New Roman" w:eastAsia="標楷體" w:hAnsi="Times New Roman" w:hint="eastAsia"/>
+                <w:sz w:val="24"/>
+                <w:szCs w:val="24"/>
+              </w:rPr>
+              <w:t xml:space="preserve">驗證loss 0.0072</w:t>
+            </w:r>
+          </w:p>
+        </w:tc>
+        <w:tc>
+          <w:tcPr>
+            <w:tcW w:w="3258" w:type="dxa"/>
+            <w:vAlign w:val="center"/>
+          </w:tcPr>
+          <w:p>
+            <w:pPr>
+              <w:jc w:val="left"/>
+              <w:rPr>
+                <w:rFonts w:ascii="Times New Roman" w:eastAsia="標楷體" w:hAnsi="Times New Roman" w:hint="eastAsia"/>
+                <w:sz w:val="24"/>
+                <w:szCs w:val="24"/>
+              </w:rPr>
+            </w:pPr>
+            <w:r>
+              <w:rPr>
+                <w:rFonts w:ascii="Times New Roman" w:eastAsia="標楷體" w:hAnsi="Times New Roman" w:hint="eastAsia"/>
+                <w:sz w:val="24"/>
+                <w:szCs w:val="24"/>
+              </w:rPr>
+              <w:t xml:space="preserve">正常，訓練與驗證接近</w:t>
+            </w:r>
+          </w:p>
+        </w:tc>
+      </w:tr>
+    </w:tbl>
+    <w:p>
+      <w:pPr>
+        <w:rPr>
+          <w:rFonts w:ascii="Times New Roman" w:eastAsia="標楷體" w:hAnsi="Times New Roman" w:hint="eastAsia"/>
+          <w:sz w:val="24"/>
+          <w:szCs w:val="24"/>
+        </w:rPr>
+      </w:pPr>
+    </w:p>
+    <w:p>
+      <w:pPr>
+        <w:keepNext/>
+        <w:outlineLvl w:val="0"/>
+        <w:rPr>
+          <w:rFonts w:ascii="Times New Roman" w:eastAsia="標楷體" w:hAnsi="Times New Roman" w:hint="eastAsia"/>
+          <w:sz w:val="36"/>
+          <w:szCs w:val="36"/>
+        </w:rPr>
+      </w:pPr>
+      <w:bookmarkStart w:id="206" w:name="_TocSinco06"/>
+      <w:r>
+        <w:rPr>
+          <w:rFonts w:ascii="Times New Roman" w:eastAsia="標楷體" w:hAnsi="Times New Roman" w:hint="eastAsia"/>
+          <w:sz w:val="36"/>
+          <w:szCs w:val="36"/>
+        </w:rPr>
+        <w:t xml:space="preserve">六、問題分析與改進方向</w:t>
+      </w:r>
+      <w:bookmarkEnd w:id="206"/>
+    </w:p>
+    <w:tbl>
+      <w:tblPr>
+        <w:tblStyle w:val="TableGrid"/>
+        <w:tblW w:w="13958" w:type="dxa"/>
+        <w:jc w:val="center"/>
+        <w:tblLayout w:type="fixed"/>
+        <w:tblLook w:val="04A0" w:firstRow="1" w:lastRow="0" w:firstColumn="1" w:lastColumn="0" w:noHBand="0" w:noVBand="1"/>
+      </w:tblPr>
+      <w:tblGrid>
+        <w:gridCol w:w="1000"/>
+        <w:gridCol w:w="3000"/>
+        <w:gridCol w:w="4000"/>
+        <w:gridCol w:w="5958"/>
+      </w:tblGrid>
+      <w:tr>
+        <w:trPr>
+          <w:cantSplit/>
+          <w:tblHeader/>
+          <w:jc w:val="center"/>
+        </w:trPr>
+        <w:tc>
+          <w:tcPr>
+            <w:tcW w:w="1000" w:type="dxa"/>
+            <w:shd w:val="clear" w:color="auto" w:fill="D9D9D9"/>
+            <w:vAlign w:val="center"/>
+          </w:tcPr>
+          <w:p>
+            <w:pPr>
+              <w:jc w:val="center"/>
+              <w:rPr>
+                <w:rFonts w:ascii="Times New Roman" w:eastAsia="標楷體" w:hAnsi="Times New Roman" w:hint="eastAsia"/>
+                <w:sz w:val="24"/>
+                <w:szCs w:val="24"/>
+              </w:rPr>
+            </w:pPr>
+            <w:r>
+              <w:rPr>
+                <w:rFonts w:ascii="Times New Roman" w:eastAsia="標楷體" w:hAnsi="Times New Roman" w:hint="eastAsia"/>
+                <w:b/>
+                <w:bCs/>
+                <w:sz w:val="24"/>
+                <w:szCs w:val="24"/>
+              </w:rPr>
+              <w:t xml:space="preserve">優先</w:t>
+            </w:r>
+          </w:p>
+        </w:tc>
+        <w:tc>
+          <w:tcPr>
+            <w:tcW w:w="3000" w:type="dxa"/>
+            <w:shd w:val="clear" w:color="auto" w:fill="D9D9D9"/>
+            <w:vAlign w:val="center"/>
+          </w:tcPr>
+          <w:p>
+            <w:pPr>
+              <w:jc w:val="center"/>
+              <w:rPr>
+                <w:rFonts w:ascii="Times New Roman" w:eastAsia="標楷體" w:hAnsi="Times New Roman" w:hint="eastAsia"/>
+                <w:sz w:val="24"/>
+                <w:szCs w:val="24"/>
+              </w:rPr>
+            </w:pPr>
+            <w:r>
+              <w:rPr>
+                <w:rFonts w:ascii="Times New Roman" w:eastAsia="標楷體" w:hAnsi="Times New Roman" w:hint="eastAsia"/>
+                <w:b/>
+                <w:bCs/>
+                <w:sz w:val="24"/>
+                <w:szCs w:val="24"/>
+              </w:rPr>
+              <w:t xml:space="preserve">問題</w:t>
+            </w:r>
+          </w:p>
+        </w:tc>
+        <w:tc>
+          <w:tcPr>
+            <w:tcW w:w="4000" w:type="dxa"/>
+            <w:shd w:val="clear" w:color="auto" w:fill="D9D9D9"/>
+            <w:vAlign w:val="center"/>
+          </w:tcPr>
+          <w:p>
+            <w:pPr>
+              <w:jc w:val="center"/>
+              <w:rPr>
+                <w:rFonts w:ascii="Times New Roman" w:eastAsia="標楷體" w:hAnsi="Times New Roman" w:hint="eastAsia"/>
+                <w:sz w:val="24"/>
+                <w:szCs w:val="24"/>
+              </w:rPr>
+            </w:pPr>
+            <w:r>
+              <w:rPr>
+                <w:rFonts w:ascii="Times New Roman" w:eastAsia="標楷體" w:hAnsi="Times New Roman" w:hint="eastAsia"/>
+                <w:b/>
+                <w:bCs/>
+                <w:sz w:val="24"/>
+                <w:szCs w:val="24"/>
+              </w:rPr>
+              <w:t xml:space="preserve">原因</w:t>
+            </w:r>
+          </w:p>
+        </w:tc>
+        <w:tc>
+          <w:tcPr>
+            <w:tcW w:w="5958" w:type="dxa"/>
+            <w:shd w:val="clear" w:color="auto" w:fill="D9D9D9"/>
+            <w:vAlign w:val="center"/>
+          </w:tcPr>
+          <w:p>
+            <w:pPr>
+              <w:jc w:val="center"/>
+              <w:rPr>
+                <w:rFonts w:ascii="Times New Roman" w:eastAsia="標楷體" w:hAnsi="Times New Roman" w:hint="eastAsia"/>
+                <w:sz w:val="24"/>
+                <w:szCs w:val="24"/>
+              </w:rPr>
+            </w:pPr>
+            <w:r>
+              <w:rPr>
+                <w:rFonts w:ascii="Times New Roman" w:eastAsia="標楷體" w:hAnsi="Times New Roman" w:hint="eastAsia"/>
+                <w:b/>
+                <w:bCs/>
+                <w:sz w:val="24"/>
+                <w:szCs w:val="24"/>
+              </w:rPr>
+              <w:t xml:space="preserve">改進方法</w:t>
+            </w:r>
+          </w:p>
+        </w:tc>
+      </w:tr>
+      <w:tr>
+        <w:trPr>
+          <w:cantSplit/>
+          <w:jc w:val="center"/>
+        </w:trPr>
+        <w:tc>
+          <w:tcPr>
+            <w:tcW w:w="1000" w:type="dxa"/>
+            <w:vAlign w:val="center"/>
+          </w:tcPr>
+          <w:p>
+            <w:pPr>
+              <w:jc w:val="left"/>
+              <w:rPr>
+                <w:rFonts w:ascii="Times New Roman" w:eastAsia="標楷體" w:hAnsi="Times New Roman" w:hint="eastAsia"/>
+                <w:sz w:val="24"/>
+                <w:szCs w:val="24"/>
+              </w:rPr>
+            </w:pPr>
+            <w:r>
+              <w:rPr>
+                <w:rFonts w:ascii="Times New Roman" w:eastAsia="標楷體" w:hAnsi="Times New Roman" w:hint="eastAsia"/>
+                <w:sz w:val="24"/>
+                <w:szCs w:val="24"/>
+              </w:rPr>
+              <w:t xml:space="preserve">高</w:t>
+            </w:r>
+          </w:p>
+        </w:tc>
+        <w:tc>
+          <w:tcPr>
+            <w:tcW w:w="3000" w:type="dxa"/>
+            <w:vAlign w:val="center"/>
+          </w:tcPr>
+          <w:p>
+            <w:pPr>
+              <w:jc w:val="left"/>
+              <w:rPr>
+                <w:rFonts w:ascii="Times New Roman" w:eastAsia="標楷體" w:hAnsi="Times New Roman" w:hint="eastAsia"/>
+                <w:sz w:val="24"/>
+                <w:szCs w:val="24"/>
+              </w:rPr>
+            </w:pPr>
+            <w:r>
+              <w:rPr>
+                <w:rFonts w:ascii="Times New Roman" w:eastAsia="標楷體" w:hAnsi="Times New Roman" w:hint="eastAsia"/>
+                <w:sz w:val="24"/>
+                <w:szCs w:val="24"/>
+              </w:rPr>
+              <w:t xml:space="preserve">一般聊天過擬合</w:t>
+            </w:r>
+          </w:p>
+        </w:tc>
+        <w:tc>
+          <w:tcPr>
+            <w:tcW w:w="4000" w:type="dxa"/>
+            <w:vAlign w:val="center"/>
+          </w:tcPr>
+          <w:p>
+            <w:pPr>
+              <w:jc w:val="left"/>
+              <w:rPr>
+                <w:rFonts w:ascii="Times New Roman" w:eastAsia="標楷體" w:hAnsi="Times New Roman" w:hint="eastAsia"/>
+                <w:sz w:val="24"/>
+                <w:szCs w:val="24"/>
+              </w:rPr>
+            </w:pPr>
+            <w:r>
+              <w:rPr>
+                <w:rFonts w:ascii="Times New Roman" w:eastAsia="標楷體" w:hAnsi="Times New Roman" w:hint="eastAsia"/>
+                <w:sz w:val="24"/>
+                <w:szCs w:val="24"/>
+              </w:rPr>
+              <w:t xml:space="preserve">參數太多、對話太少</w:t>
+            </w:r>
+          </w:p>
+        </w:tc>
+        <w:tc>
+          <w:tcPr>
+            <w:tcW w:w="5958" w:type="dxa"/>
+            <w:vAlign w:val="center"/>
+          </w:tcPr>
+          <w:p>
+            <w:pPr>
+              <w:jc w:val="left"/>
+              <w:rPr>
+                <w:rFonts w:ascii="Times New Roman" w:eastAsia="標楷體" w:hAnsi="Times New Roman" w:hint="eastAsia"/>
+                <w:sz w:val="24"/>
+                <w:szCs w:val="24"/>
+              </w:rPr>
+            </w:pPr>
+            <w:r>
+              <w:rPr>
+                <w:rFonts w:ascii="Times New Roman" w:eastAsia="標楷體" w:hAnsi="Times New Roman" w:hint="eastAsia"/>
+                <w:sz w:val="24"/>
+                <w:szCs w:val="24"/>
+              </w:rPr>
+              <w:t xml:space="preserve">使用新的防過擬合選項與2.8萬筆新資料訓練v4，並以同一批測試句比較實際回答</w:t>
+            </w:r>
+          </w:p>
+        </w:tc>
+      </w:tr>
+      <w:tr>
+        <w:trPr>
+          <w:cantSplit/>
+          <w:jc w:val="center"/>
+        </w:trPr>
+        <w:tc>
+          <w:tcPr>
+            <w:tcW w:w="1000" w:type="dxa"/>
+            <w:vAlign w:val="center"/>
+          </w:tcPr>
+          <w:p>
+            <w:pPr>
+              <w:jc w:val="left"/>
+              <w:rPr>
+                <w:rFonts w:ascii="Times New Roman" w:eastAsia="標楷體" w:hAnsi="Times New Roman" w:hint="eastAsia"/>
+                <w:sz w:val="24"/>
+                <w:szCs w:val="24"/>
+              </w:rPr>
+            </w:pPr>
+            <w:r>
+              <w:rPr>
+                <w:rFonts w:ascii="Times New Roman" w:eastAsia="標楷體" w:hAnsi="Times New Roman" w:hint="eastAsia"/>
+                <w:sz w:val="24"/>
+                <w:szCs w:val="24"/>
+              </w:rPr>
+              <w:t xml:space="preserve">高</w:t>
+            </w:r>
+          </w:p>
+        </w:tc>
+        <w:tc>
+          <w:tcPr>
+            <w:tcW w:w="3000" w:type="dxa"/>
+            <w:vAlign w:val="center"/>
+          </w:tcPr>
+          <w:p>
+            <w:pPr>
+              <w:jc w:val="left"/>
+              <w:rPr>
+                <w:rFonts w:ascii="Times New Roman" w:eastAsia="標楷體" w:hAnsi="Times New Roman" w:hint="eastAsia"/>
+                <w:sz w:val="24"/>
+                <w:szCs w:val="24"/>
+              </w:rPr>
+            </w:pPr>
+            <w:r>
+              <w:rPr>
+                <w:rFonts w:ascii="Times New Roman" w:eastAsia="標楷體" w:hAnsi="Times New Roman" w:hint="eastAsia"/>
+                <w:sz w:val="24"/>
+                <w:szCs w:val="24"/>
+              </w:rPr>
+              <w:t xml:space="preserve">角色回答不像本人</w:t>
+            </w:r>
+          </w:p>
+        </w:tc>
+        <w:tc>
+          <w:tcPr>
+            <w:tcW w:w="4000" w:type="dxa"/>
+            <w:vAlign w:val="center"/>
+          </w:tcPr>
+          <w:p>
+            <w:pPr>
+              <w:jc w:val="left"/>
+              <w:rPr>
+                <w:rFonts w:ascii="Times New Roman" w:eastAsia="標楷體" w:hAnsi="Times New Roman" w:hint="eastAsia"/>
+                <w:sz w:val="24"/>
+                <w:szCs w:val="24"/>
+              </w:rPr>
+            </w:pPr>
+            <w:r>
+              <w:rPr>
+                <w:rFonts w:ascii="Times New Roman" w:eastAsia="標楷體" w:hAnsi="Times New Roman" w:hint="eastAsia"/>
+                <w:sz w:val="24"/>
+                <w:szCs w:val="24"/>
+              </w:rPr>
+              <w:t xml:space="preserve">角色範例只有22組</w:t>
+            </w:r>
+          </w:p>
+        </w:tc>
+        <w:tc>
+          <w:tcPr>
+            <w:tcW w:w="5958" w:type="dxa"/>
+            <w:vAlign w:val="center"/>
+          </w:tcPr>
+          <w:p>
+            <w:pPr>
+              <w:jc w:val="left"/>
+              <w:rPr>
+                <w:rFonts w:ascii="Times New Roman" w:eastAsia="標楷體" w:hAnsi="Times New Roman" w:hint="eastAsia"/>
+                <w:sz w:val="24"/>
+                <w:szCs w:val="24"/>
+              </w:rPr>
+            </w:pPr>
+            <w:r>
+              <w:rPr>
+                <w:rFonts w:ascii="Times New Roman" w:eastAsia="標楷體" w:hAnsi="Times New Roman" w:hint="eastAsia"/>
+                <w:sz w:val="24"/>
+                <w:szCs w:val="24"/>
+              </w:rPr>
+              <w:t xml:space="preserve">每個角色撰寫50組以上的情境範例（問候、日常、情緒、吵架和好等）</w:t>
+            </w:r>
+          </w:p>
+        </w:tc>
+      </w:tr>
+      <w:tr>
+        <w:trPr>
+          <w:cantSplit/>
+          <w:jc w:val="center"/>
+        </w:trPr>
+        <w:tc>
+          <w:tcPr>
+            <w:tcW w:w="1000" w:type="dxa"/>
+            <w:vAlign w:val="center"/>
+          </w:tcPr>
+          <w:p>
+            <w:pPr>
+              <w:jc w:val="left"/>
+              <w:rPr>
+                <w:rFonts w:ascii="Times New Roman" w:eastAsia="標楷體" w:hAnsi="Times New Roman" w:hint="eastAsia"/>
+                <w:sz w:val="24"/>
+                <w:szCs w:val="24"/>
+              </w:rPr>
+            </w:pPr>
+            <w:r>
+              <w:rPr>
+                <w:rFonts w:ascii="Times New Roman" w:eastAsia="標楷體" w:hAnsi="Times New Roman" w:hint="eastAsia"/>
+                <w:sz w:val="24"/>
+                <w:szCs w:val="24"/>
+              </w:rPr>
+              <w:t xml:space="preserve">中</w:t>
+            </w:r>
+          </w:p>
+        </w:tc>
+        <w:tc>
+          <w:tcPr>
+            <w:tcW w:w="3000" w:type="dxa"/>
+            <w:vAlign w:val="center"/>
+          </w:tcPr>
+          <w:p>
+            <w:pPr>
+              <w:jc w:val="left"/>
+              <w:rPr>
+                <w:rFonts w:ascii="Times New Roman" w:eastAsia="標楷體" w:hAnsi="Times New Roman" w:hint="eastAsia"/>
+                <w:sz w:val="24"/>
+                <w:szCs w:val="24"/>
+              </w:rPr>
+            </w:pPr>
+            <w:r>
+              <w:rPr>
+                <w:rFonts w:ascii="Times New Roman" w:eastAsia="標楷體" w:hAnsi="Times New Roman" w:hint="eastAsia"/>
+                <w:sz w:val="24"/>
+                <w:szCs w:val="24"/>
+              </w:rPr>
+              <w:t xml:space="preserve">程式碼模型發散</w:t>
+            </w:r>
+          </w:p>
+        </w:tc>
+        <w:tc>
+          <w:tcPr>
+            <w:tcW w:w="4000" w:type="dxa"/>
+            <w:vAlign w:val="center"/>
+          </w:tcPr>
+          <w:p>
+            <w:pPr>
+              <w:jc w:val="left"/>
+              <w:rPr>
+                <w:rFonts w:ascii="Times New Roman" w:eastAsia="標楷體" w:hAnsi="Times New Roman" w:hint="eastAsia"/>
+                <w:sz w:val="24"/>
+                <w:szCs w:val="24"/>
+              </w:rPr>
+            </w:pPr>
+            <w:r>
+              <w:rPr>
+                <w:rFonts w:ascii="Times New Roman" w:eastAsia="標楷體" w:hAnsi="Times New Roman" w:hint="eastAsia"/>
+                <w:sz w:val="24"/>
+                <w:szCs w:val="24"/>
+              </w:rPr>
+              <w:t xml:space="preserve">學習率固定，後期步伐太大</w:t>
+            </w:r>
+          </w:p>
+        </w:tc>
+        <w:tc>
+          <w:tcPr>
+            <w:tcW w:w="5958" w:type="dxa"/>
+            <w:vAlign w:val="center"/>
+          </w:tcPr>
+          <w:p>
+            <w:pPr>
+              <w:jc w:val="left"/>
+              <w:rPr>
+                <w:rFonts w:ascii="Times New Roman" w:eastAsia="標楷體" w:hAnsi="Times New Roman" w:hint="eastAsia"/>
+                <w:sz w:val="24"/>
+                <w:szCs w:val="24"/>
+              </w:rPr>
+            </w:pPr>
+            <w:r>
+              <w:rPr>
+                <w:rFonts w:ascii="Times New Roman" w:eastAsia="標楷體" w:hAnsi="Times New Roman" w:hint="eastAsia"/>
+                <w:sz w:val="24"/>
+                <w:szCs w:val="24"/>
+              </w:rPr>
+              <w:t xml:space="preserve">加入學習率衰減、切出驗證集做提早停止，或把訓練上限降到約500輪</w:t>
+            </w:r>
+          </w:p>
+        </w:tc>
+      </w:tr>
+      <w:tr>
+        <w:trPr>
+          <w:cantSplit/>
+          <w:jc w:val="center"/>
+        </w:trPr>
+        <w:tc>
+          <w:tcPr>
+            <w:tcW w:w="1000" w:type="dxa"/>
+            <w:vAlign w:val="center"/>
+          </w:tcPr>
+          <w:p>
+            <w:pPr>
+              <w:jc w:val="left"/>
+              <w:rPr>
+                <w:rFonts w:ascii="Times New Roman" w:eastAsia="標楷體" w:hAnsi="Times New Roman" w:hint="eastAsia"/>
+                <w:sz w:val="24"/>
+                <w:szCs w:val="24"/>
+              </w:rPr>
+            </w:pPr>
+            <w:r>
+              <w:rPr>
+                <w:rFonts w:ascii="Times New Roman" w:eastAsia="標楷體" w:hAnsi="Times New Roman" w:hint="eastAsia"/>
+                <w:sz w:val="24"/>
+                <w:szCs w:val="24"/>
+              </w:rPr>
+              <w:t xml:space="preserve">中</w:t>
+            </w:r>
+          </w:p>
+        </w:tc>
+        <w:tc>
+          <w:tcPr>
+            <w:tcW w:w="3000" w:type="dxa"/>
+            <w:vAlign w:val="center"/>
+          </w:tcPr>
+          <w:p>
+            <w:pPr>
+              <w:jc w:val="left"/>
+              <w:rPr>
+                <w:rFonts w:ascii="Times New Roman" w:eastAsia="標楷體" w:hAnsi="Times New Roman" w:hint="eastAsia"/>
+                <w:sz w:val="24"/>
+                <w:szCs w:val="24"/>
+              </w:rPr>
+            </w:pPr>
+            <w:r>
+              <w:rPr>
+                <w:rFonts w:ascii="Times New Roman" w:eastAsia="標楷體" w:hAnsi="Times New Roman" w:hint="eastAsia"/>
+                <w:sz w:val="24"/>
+                <w:szCs w:val="24"/>
+              </w:rPr>
+              <w:t xml:space="preserve">情緒模型過擬合</w:t>
+            </w:r>
+          </w:p>
+        </w:tc>
+        <w:tc>
+          <w:tcPr>
+            <w:tcW w:w="4000" w:type="dxa"/>
+            <w:vAlign w:val="center"/>
+          </w:tcPr>
+          <w:p>
+            <w:pPr>
+              <w:jc w:val="left"/>
+              <w:rPr>
+                <w:rFonts w:ascii="Times New Roman" w:eastAsia="標楷體" w:hAnsi="Times New Roman" w:hint="eastAsia"/>
+                <w:sz w:val="24"/>
+                <w:szCs w:val="24"/>
+              </w:rPr>
+            </w:pPr>
+            <w:r>
+              <w:rPr>
+                <w:rFonts w:ascii="Times New Roman" w:eastAsia="標楷體" w:hAnsi="Times New Roman" w:hint="eastAsia"/>
+                <w:sz w:val="24"/>
+                <w:szCs w:val="24"/>
+              </w:rPr>
+              <w:t xml:space="preserve">資料少、模型相對太大</w:t>
+            </w:r>
+          </w:p>
+        </w:tc>
+        <w:tc>
+          <w:tcPr>
+            <w:tcW w:w="5958" w:type="dxa"/>
+            <w:vAlign w:val="center"/>
+          </w:tcPr>
+          <w:p>
+            <w:pPr>
+              <w:jc w:val="left"/>
+              <w:rPr>
+                <w:rFonts w:ascii="Times New Roman" w:eastAsia="標楷體" w:hAnsi="Times New Roman" w:hint="eastAsia"/>
+                <w:sz w:val="24"/>
+                <w:szCs w:val="24"/>
+              </w:rPr>
+            </w:pPr>
+            <w:r>
+              <w:rPr>
+                <w:rFonts w:ascii="Times New Roman" w:eastAsia="標楷體" w:hAnsi="Times New Roman" w:hint="eastAsia"/>
+                <w:sz w:val="24"/>
+                <w:szCs w:val="24"/>
+              </w:rPr>
+              <w:t xml:space="preserve">改用新匯入的情緒分類資料、提高Dropout或縮小模型</w:t>
+            </w:r>
+          </w:p>
+        </w:tc>
+      </w:tr>
+      <w:tr>
+        <w:trPr>
+          <w:cantSplit/>
+          <w:jc w:val="center"/>
+        </w:trPr>
+        <w:tc>
+          <w:tcPr>
+            <w:tcW w:w="1000" w:type="dxa"/>
+            <w:vAlign w:val="center"/>
+          </w:tcPr>
+          <w:p>
+            <w:pPr>
+              <w:jc w:val="left"/>
+              <w:rPr>
+                <w:rFonts w:ascii="Times New Roman" w:eastAsia="標楷體" w:hAnsi="Times New Roman" w:hint="eastAsia"/>
+                <w:sz w:val="24"/>
+                <w:szCs w:val="24"/>
+              </w:rPr>
+            </w:pPr>
+            <w:r>
+              <w:rPr>
+                <w:rFonts w:ascii="Times New Roman" w:eastAsia="標楷體" w:hAnsi="Times New Roman" w:hint="eastAsia"/>
+                <w:sz w:val="24"/>
+                <w:szCs w:val="24"/>
+              </w:rPr>
+              <w:t xml:space="preserve">中</w:t>
+            </w:r>
+          </w:p>
+        </w:tc>
+        <w:tc>
+          <w:tcPr>
+            <w:tcW w:w="3000" w:type="dxa"/>
+            <w:vAlign w:val="center"/>
+          </w:tcPr>
+          <w:p>
+            <w:pPr>
+              <w:jc w:val="left"/>
+              <w:rPr>
+                <w:rFonts w:ascii="Times New Roman" w:eastAsia="標楷體" w:hAnsi="Times New Roman" w:hint="eastAsia"/>
+                <w:sz w:val="24"/>
+                <w:szCs w:val="24"/>
+              </w:rPr>
+            </w:pPr>
+            <w:r>
+              <w:rPr>
+                <w:rFonts w:ascii="Times New Roman" w:eastAsia="標楷體" w:hAnsi="Times New Roman" w:hint="eastAsia"/>
+                <w:sz w:val="24"/>
+                <w:szCs w:val="24"/>
+              </w:rPr>
+              <w:t xml:space="preserve">圖片分類驗證100%</w:t>
+            </w:r>
+          </w:p>
+        </w:tc>
+        <w:tc>
+          <w:tcPr>
+            <w:tcW w:w="4000" w:type="dxa"/>
+            <w:vAlign w:val="center"/>
+          </w:tcPr>
+          <w:p>
+            <w:pPr>
+              <w:jc w:val="left"/>
+              <w:rPr>
+                <w:rFonts w:ascii="Times New Roman" w:eastAsia="標楷體" w:hAnsi="Times New Roman" w:hint="eastAsia"/>
+                <w:sz w:val="24"/>
+                <w:szCs w:val="24"/>
+              </w:rPr>
+            </w:pPr>
+            <w:r>
+              <w:rPr>
+                <w:rFonts w:ascii="Times New Roman" w:eastAsia="標楷體" w:hAnsi="Times New Roman" w:hint="eastAsia"/>
+                <w:sz w:val="24"/>
+                <w:szCs w:val="24"/>
+              </w:rPr>
+              <w:t xml:space="preserve">驗證集可能太簡單或和訓練集重複</w:t>
+            </w:r>
+          </w:p>
+        </w:tc>
+        <w:tc>
+          <w:tcPr>
+            <w:tcW w:w="5958" w:type="dxa"/>
+            <w:vAlign w:val="center"/>
+          </w:tcPr>
+          <w:p>
+            <w:pPr>
+              <w:jc w:val="left"/>
+              <w:rPr>
+                <w:rFonts w:ascii="Times New Roman" w:eastAsia="標楷體" w:hAnsi="Times New Roman" w:hint="eastAsia"/>
+                <w:sz w:val="24"/>
+                <w:szCs w:val="24"/>
+              </w:rPr>
+            </w:pPr>
+            <w:r>
+              <w:rPr>
+                <w:rFonts w:ascii="Times New Roman" w:eastAsia="標楷體" w:hAnsi="Times New Roman" w:hint="eastAsia"/>
+                <w:sz w:val="24"/>
+                <w:szCs w:val="24"/>
+              </w:rPr>
+              <w:t xml:space="preserve">檢查訓練與驗證集是否有相同或相似的圖片</w:t>
+            </w:r>
+          </w:p>
+        </w:tc>
+      </w:tr>
+      <w:tr>
+        <w:trPr>
+          <w:cantSplit/>
+          <w:jc w:val="center"/>
+        </w:trPr>
+        <w:tc>
+          <w:tcPr>
+            <w:tcW w:w="1000" w:type="dxa"/>
+            <w:vAlign w:val="center"/>
+          </w:tcPr>
+          <w:p>
+            <w:pPr>
+              <w:jc w:val="left"/>
+              <w:rPr>
+                <w:rFonts w:ascii="Times New Roman" w:eastAsia="標楷體" w:hAnsi="Times New Roman" w:hint="eastAsia"/>
+                <w:sz w:val="24"/>
+                <w:szCs w:val="24"/>
+              </w:rPr>
+            </w:pPr>
+            <w:r>
+              <w:rPr>
+                <w:rFonts w:ascii="Times New Roman" w:eastAsia="標楷體" w:hAnsi="Times New Roman" w:hint="eastAsia"/>
+                <w:sz w:val="24"/>
+                <w:szCs w:val="24"/>
+              </w:rPr>
+              <w:t xml:space="preserve">低</w:t>
+            </w:r>
+          </w:p>
+        </w:tc>
+        <w:tc>
+          <w:tcPr>
+            <w:tcW w:w="3000" w:type="dxa"/>
+            <w:vAlign w:val="center"/>
+          </w:tcPr>
+          <w:p>
+            <w:pPr>
+              <w:jc w:val="left"/>
+              <w:rPr>
+                <w:rFonts w:ascii="Times New Roman" w:eastAsia="標楷體" w:hAnsi="Times New Roman" w:hint="eastAsia"/>
+                <w:sz w:val="24"/>
+                <w:szCs w:val="24"/>
+              </w:rPr>
+            </w:pPr>
+            <w:r>
+              <w:rPr>
+                <w:rFonts w:ascii="Times New Roman" w:eastAsia="標楷體" w:hAnsi="Times New Roman" w:hint="eastAsia"/>
+                <w:sz w:val="24"/>
+                <w:szCs w:val="24"/>
+              </w:rPr>
+              <w:t xml:space="preserve">生成圖片未收斂</w:t>
+            </w:r>
+          </w:p>
+        </w:tc>
+        <w:tc>
+          <w:tcPr>
+            <w:tcW w:w="4000" w:type="dxa"/>
+            <w:vAlign w:val="center"/>
+          </w:tcPr>
+          <w:p>
+            <w:pPr>
+              <w:jc w:val="left"/>
+              <w:rPr>
+                <w:rFonts w:ascii="Times New Roman" w:eastAsia="標楷體" w:hAnsi="Times New Roman" w:hint="eastAsia"/>
+                <w:sz w:val="24"/>
+                <w:szCs w:val="24"/>
+              </w:rPr>
+            </w:pPr>
+            <w:r>
+              <w:rPr>
+                <w:rFonts w:ascii="Times New Roman" w:eastAsia="標楷體" w:hAnsi="Times New Roman" w:hint="eastAsia"/>
+                <w:sz w:val="24"/>
+                <w:szCs w:val="24"/>
+              </w:rPr>
+              <w:t xml:space="preserve">只有56張示範圖</w:t>
+            </w:r>
+          </w:p>
+        </w:tc>
+        <w:tc>
+          <w:tcPr>
+            <w:tcW w:w="5958" w:type="dxa"/>
+            <w:vAlign w:val="center"/>
+          </w:tcPr>
+          <w:p>
+            <w:pPr>
+              <w:jc w:val="left"/>
+              <w:rPr>
+                <w:rFonts w:ascii="Times New Roman" w:eastAsia="標楷體" w:hAnsi="Times New Roman" w:hint="eastAsia"/>
+                <w:sz w:val="24"/>
+                <w:szCs w:val="24"/>
+              </w:rPr>
+            </w:pPr>
+            <w:r>
+              <w:rPr>
+                <w:rFonts w:ascii="Times New Roman" w:eastAsia="標楷體" w:hAnsi="Times New Roman" w:hint="eastAsia"/>
+                <w:sz w:val="24"/>
+                <w:szCs w:val="24"/>
+              </w:rPr>
+              <w:t xml:space="preserve">取得真實圖片資料集後加長訓練</w:t>
+            </w:r>
+          </w:p>
+        </w:tc>
+      </w:tr>
+    </w:tbl>
+    <w:p>
+      <w:pPr>
+        <w:rPr>
+          <w:rFonts w:ascii="Times New Roman" w:eastAsia="標楷體" w:hAnsi="Times New Roman" w:hint="eastAsia"/>
+          <w:sz w:val="24"/>
+          <w:szCs w:val="24"/>
+        </w:rPr>
+      </w:pPr>
+    </w:p>
+    <w:p>
+      <w:pPr>
+        <w:keepNext/>
+        <w:outlineLvl w:val="0"/>
+        <w:rPr>
+          <w:rFonts w:ascii="Times New Roman" w:eastAsia="標楷體" w:hAnsi="Times New Roman" w:hint="eastAsia"/>
+          <w:sz w:val="36"/>
+          <w:szCs w:val="36"/>
+        </w:rPr>
+      </w:pPr>
+      <w:bookmarkStart w:id="207" w:name="_TocSinco07"/>
+      <w:r>
+        <w:rPr>
+          <w:rFonts w:ascii="Times New Roman" w:eastAsia="標楷體" w:hAnsi="Times New Roman" w:hint="eastAsia"/>
+          <w:sz w:val="36"/>
+          <w:szCs w:val="36"/>
+        </w:rPr>
+        <w:t xml:space="preserve">七、結論與未來展望</w:t>
+      </w:r>
+      <w:bookmarkEnd w:id="207"/>
+    </w:p>
+    <w:p>
+      <w:pPr>
+        <w:ind w:firstLineChars="200" w:firstLine="720"/>
+        <w:rPr>
+          <w:rFonts w:ascii="Times New Roman" w:eastAsia="標楷體" w:hAnsi="Times New Roman" w:hint="eastAsia"/>
+          <w:sz w:val="36"/>
+          <w:szCs w:val="36"/>
+        </w:rPr>
+      </w:pPr>
+      <w:r>
+        <w:rPr>
+          <w:rFonts w:ascii="Times New Roman" w:eastAsia="標楷體" w:hAnsi="Times New Roman" w:hint="eastAsia"/>
+          <w:sz w:val="36"/>
+          <w:szCs w:val="36"/>
+        </w:rPr>
+        <w:t xml:space="preserve">本研究從零開始完成了Sinco的資料整理、模型設計、訓練與三種使用介面，所有模型都能在一張RTX 4060（8GB）上訓練，不依賴任何雲端AI服務。實作過程中最大的收穫是：模型表現好不好，資料的數量與品質往往比模型的大小更重要。目前的聊天模型參數充足但資料不足，因此出現明顯的過擬合；相反地，資料單純、數量足夠的YOLO形狀辨識，只訓練30輪就達到mAP50 0.97。</w:t>
+      </w:r>
+    </w:p>
+    <w:p>
+      <w:pPr>
+        <w:ind w:firstLineChars="200" w:firstLine="720"/>
+        <w:rPr>
+          <w:rFonts w:ascii="Times New Roman" w:eastAsia="標楷體" w:hAnsi="Times New Roman" w:hint="eastAsia"/>
+          <w:sz w:val="36"/>
+          <w:szCs w:val="36"/>
+        </w:rPr>
+      </w:pPr>
+      <w:r>
+        <w:rPr>
+          <w:rFonts w:ascii="Times New Roman" w:eastAsia="標楷體" w:hAnsi="Times New Roman" w:hint="eastAsia"/>
+          <w:sz w:val="36"/>
+          <w:szCs w:val="36"/>
+        </w:rPr>
+        <w:t xml:space="preserve">未來的工作方向：</w:t>
+      </w:r>
+    </w:p>
+    <w:p>
+      <w:pPr>
+        <w:ind w:firstLineChars="200" w:firstLine="720"/>
+        <w:rPr>
+          <w:rFonts w:ascii="Times New Roman" w:eastAsia="標楷體" w:hAnsi="Times New Roman" w:hint="eastAsia"/>
+          <w:sz w:val="36"/>
+          <w:szCs w:val="36"/>
+        </w:rPr>
+      </w:pPr>
+      <w:r>
+        <w:rPr>
+          <w:rFonts w:ascii="Times New Roman" w:eastAsia="標楷體" w:hAnsi="Times New Roman" w:hint="eastAsia"/>
+          <w:sz w:val="36"/>
+          <w:szCs w:val="36"/>
+        </w:rPr>
+        <w:t xml:space="preserve">1. 使用新匯入的2.8萬筆對話資料與防過擬合方法訓練聊天模型v4，並比較驗證loss與實際回答品質。</w:t>
+      </w:r>
+    </w:p>
+    <w:p>
+      <w:pPr>
+        <w:ind w:firstLineChars="200" w:firstLine="720"/>
+        <w:rPr>
+          <w:rFonts w:ascii="Times New Roman" w:eastAsia="標楷體" w:hAnsi="Times New Roman" w:hint="eastAsia"/>
+          <w:sz w:val="36"/>
+          <w:szCs w:val="36"/>
+        </w:rPr>
+      </w:pPr>
+      <w:r>
+        <w:rPr>
+          <w:rFonts w:ascii="Times New Roman" w:eastAsia="標楷體" w:hAnsi="Times New Roman" w:hint="eastAsia"/>
+          <w:sz w:val="36"/>
+          <w:szCs w:val="36"/>
+        </w:rPr>
+        <w:t xml:space="preserve">2. 為角色扮演與程式碼模型補充更多範例資料。</w:t>
+      </w:r>
+    </w:p>
+    <w:p>
+      <w:pPr>
+        <w:ind w:firstLineChars="200" w:firstLine="720"/>
+        <w:rPr>
+          <w:rFonts w:ascii="Times New Roman" w:eastAsia="標楷體" w:hAnsi="Times New Roman" w:hint="eastAsia"/>
+          <w:sz w:val="36"/>
+          <w:szCs w:val="36"/>
+        </w:rPr>
+      </w:pPr>
+      <w:r>
+        <w:rPr>
+          <w:rFonts w:ascii="Times New Roman" w:eastAsia="標楷體" w:hAnsi="Times New Roman" w:hint="eastAsia"/>
+          <w:sz w:val="36"/>
+          <w:szCs w:val="36"/>
+        </w:rPr>
+        <w:t xml:space="preserve">3. 加入學習率衰減與驗證集，解決程式碼模型發散的問題。</w:t>
+      </w:r>
+    </w:p>
+    <w:p>
+      <w:pPr>
+        <w:ind w:firstLineChars="200" w:firstLine="720"/>
+        <w:rPr>
+          <w:rFonts w:ascii="Times New Roman" w:eastAsia="標楷體" w:hAnsi="Times New Roman" w:hint="eastAsia"/>
+          <w:sz w:val="36"/>
+          <w:szCs w:val="36"/>
+        </w:rPr>
+      </w:pPr>
+      <w:r>
+        <w:rPr>
+          <w:rFonts w:ascii="Times New Roman" w:eastAsia="標楷體" w:hAnsi="Times New Roman" w:hint="eastAsia"/>
+          <w:sz w:val="36"/>
+          <w:szCs w:val="36"/>
+        </w:rPr>
+        <w:t xml:space="preserve">4. 結合影像辨識與對話功能，讓使用者可以針對圖片提問，例如「這張圖裡有幾個三角形」。</w:t>
+      </w:r>
     </w:p>
     <w:sectPr>
       <w:pgSz w:w="16838" w:h="11906" w:orient="landscape"/>
